--- a/docassemble/AKA2JBranding/data/templates/truefiling_serve_content.docx
+++ b/docassemble/AKA2JBranding/data/templates/truefiling_serve_content.docx
@@ -1,67 +1,25 @@
 
 <file path=word/document.xml><?xml version="1.0" encoding="utf-8"?>
-<w:document xmlns:wpc="http://schemas.microsoft.com/office/word/2010/wordprocessingCanvas" xmlns:mc="http://schemas.openxmlformats.org/markup-compatibility/2006" xmlns:o="urn:schemas-microsoft-com:office:office" xmlns:r="http://schemas.openxmlformats.org/officeDocument/2006/relationships" xmlns:m="http://schemas.openxmlformats.org/officeDocument/2006/math" xmlns:v="urn:schemas-microsoft-com:vml" xmlns:wp14="http://schemas.microsoft.com/office/word/2010/wordprocessingDrawing" xmlns:wp="http://schemas.openxmlformats.org/drawingml/2006/wordprocessingDrawing" xmlns:w10="urn:schemas-microsoft-com:office:word" xmlns:w="http://schemas.openxmlformats.org/wordprocessingml/2006/main" xmlns:w14="http://schemas.microsoft.com/office/word/2010/wordml" xmlns:wpg="http://schemas.microsoft.com/office/word/2010/wordprocessingGroup" xmlns:wpi="http://schemas.microsoft.com/office/word/2010/wordprocessingInk" xmlns:wne="http://schemas.microsoft.com/office/word/2006/wordml" xmlns:wps="http://schemas.microsoft.com/office/word/2010/wordprocessingShape" mc:Ignorable="w14 wp14">
+<w:document xmlns:wpc="http://schemas.microsoft.com/office/word/2010/wordprocessingCanvas" xmlns:cx="http://schemas.microsoft.com/office/drawing/2014/chartex" xmlns:cx1="http://schemas.microsoft.com/office/drawing/2015/9/8/chartex" xmlns:cx2="http://schemas.microsoft.com/office/drawing/2015/10/21/chartex" xmlns:cx3="http://schemas.microsoft.com/office/drawing/2016/5/9/chartex" xmlns:cx4="http://schemas.microsoft.com/office/drawing/2016/5/10/chartex" xmlns:cx5="http://schemas.microsoft.com/office/drawing/2016/5/11/chartex" xmlns:cx6="http://schemas.microsoft.com/office/drawing/2016/5/12/chartex" xmlns:cx7="http://schemas.microsoft.com/office/drawing/2016/5/13/chartex" xmlns:cx8="http://schemas.microsoft.com/office/drawing/2016/5/14/chartex" xmlns:mc="http://schemas.openxmlformats.org/markup-compatibility/2006" xmlns:aink="http://schemas.microsoft.com/office/drawing/2016/ink" xmlns:am3d="http://schemas.microsoft.com/office/drawing/2017/model3d" xmlns:o="urn:schemas-microsoft-com:office:office" xmlns:r="http://schemas.openxmlformats.org/officeDocument/2006/relationships" xmlns:m="http://schemas.openxmlformats.org/officeDocument/2006/math" xmlns:v="urn:schemas-microsoft-com:vml" xmlns:wp14="http://schemas.microsoft.com/office/word/2010/wordprocessingDrawing" xmlns:wp="http://schemas.openxmlformats.org/drawingml/2006/wordprocessingDrawing" xmlns:w10="urn:schemas-microsoft-com:office:word" xmlns:w="http://schemas.openxmlformats.org/wordprocessingml/2006/main" xmlns:w14="http://schemas.microsoft.com/office/word/2010/wordml" xmlns:w15="http://schemas.microsoft.com/office/word/2012/wordml" xmlns:w16cex="http://schemas.microsoft.com/office/word/2018/wordml/cex" xmlns:w16cid="http://schemas.microsoft.com/office/word/2016/wordml/cid" xmlns:w16="http://schemas.microsoft.com/office/word/2018/wordml" xmlns:w16sdtdh="http://schemas.microsoft.com/office/word/2020/wordml/sdtdatahash" xmlns:w16se="http://schemas.microsoft.com/office/word/2015/wordml/symex" xmlns:wpg="http://schemas.microsoft.com/office/word/2010/wordprocessingGroup" xmlns:wpi="http://schemas.microsoft.com/office/word/2010/wordprocessingInk" xmlns:wne="http://schemas.microsoft.com/office/word/2006/wordml" xmlns:wps="http://schemas.microsoft.com/office/word/2010/wordprocessingShape" mc:Ignorable="w14 w15 w16se w16cid w16 w16cex w16sdtdh wp14">
   <w:body>
     <w:p>
       <w:pPr>
         <w:pStyle w:val="Body"/>
+      </w:pPr>
+      <w:r>
         <w:rPr>
           <w:color w:val="FF0000"/>
         </w:rPr>
-      </w:pPr>
-      <w:r>
-        <w:rPr>
-          <w:color w:val="FF0000"/>
-        </w:rPr>
-        <w:t>{%</w:t>
-      </w:r>
-      <w:r>
-        <w:rPr>
-          <w:color w:val="FF0000"/>
-        </w:rPr>
-        <w:t>p</w:t>
-      </w:r>
-      <w:r>
-        <w:rPr>
-          <w:color w:val="FF0000"/>
-        </w:rPr>
-        <w:t xml:space="preserve"> if user_need in ('custody', 'divorce') %}</w:t>
-      </w:r>
-    </w:p>
-    <w:p>
-      <w:pPr>
-        <w:pStyle w:val="Body"/>
-      </w:pPr>
+        <w:t>{% if user_need in ('custody', 'divorce') %}</w:t>
+      </w:r>
       <w:r>
         <w:rPr>
           <w:color w:val="FFC000"/>
         </w:rPr>
-        <w:t xml:space="preserve">{% if </w:t>
-      </w:r>
-      <w:proofErr w:type="spellStart"/>
-      <w:r>
-        <w:rPr>
-          <w:color w:val="FFC000"/>
-        </w:rPr>
-        <w:t>legal_separation_or_divorce</w:t>
-      </w:r>
-      <w:proofErr w:type="spellEnd"/>
-      <w:r>
-        <w:rPr>
-          <w:color w:val="FFC000"/>
-        </w:rPr>
-        <w:t xml:space="preserve"> == 'divorce' and ((minor_children and agree_or_settle_kids == 'do not know') or (not minor_children and agree_or_settle == 'do not know')) %}</w:t>
-      </w:r>
-      <w:r>
-        <w:t>If you file an uncontested case and both of you sign the forms and each of you have a copy, you do not have to "serve" {</w:t>
-      </w:r>
-      <w:proofErr w:type="gramStart"/>
-      <w:r>
-        <w:t>{ other</w:t>
-      </w:r>
-      <w:proofErr w:type="gramEnd"/>
-      <w:r>
-        <w:t>_party_in_case }}.</w:t>
+        <w:t>{% if legal_separation_or_divorce == 'divorce' and ((minor_children and agree_or_settle_kids == 'do not know') or (not minor_children and agree_or_settle == 'do not know')) %}</w:t>
+      </w:r>
+      <w:r>
+        <w:t>If you file an uncontested case and both of you sign the forms and each of you have a copy, you do not have to "serve" {{ other_party_in_case }}.</w:t>
       </w:r>
     </w:p>
     <w:p>
@@ -143,218 +101,81 @@
     <w:p>
       <w:pPr>
         <w:pStyle w:val="Body"/>
-        <w:rPr>
-          <w:rStyle w:val="Hyperlink"/>
-          <w:spacing w:val="0"/>
-        </w:rPr>
       </w:pPr>
       <w:r>
         <w:t xml:space="preserve">See </w:t>
       </w:r>
-      <w:hyperlink r:id="rId6" w:history="1">
-        <w:proofErr w:type="gramStart"/>
+      <w:hyperlink r:id="rId5" w:history="1">
         <w:r>
           <w:rPr>
             <w:rStyle w:val="Hyperlink"/>
             <w:spacing w:val="0"/>
           </w:rPr>
-          <w:t>How</w:t>
-        </w:r>
-        <w:proofErr w:type="gramEnd"/>
-        <w:r>
-          <w:rPr>
-            <w:rStyle w:val="Hyperlink"/>
-            <w:spacing w:val="0"/>
-          </w:rPr>
-          <w:t xml:space="preserve"> do I serve the summons and complaint?</w:t>
+          <w:t>How do I serve the summons and complaint?</w:t>
         </w:r>
       </w:hyperlink>
-    </w:p>
-    <w:p>
-      <w:pPr>
-        <w:pStyle w:val="Body"/>
-      </w:pPr>
       <w:r>
         <w:rPr>
           <w:color w:val="FF0000"/>
         </w:rPr>
-        <w:t>{%</w:t>
-      </w:r>
+        <w:t>{% endif %}</w:t>
+      </w:r>
+    </w:p>
+    <w:p>
+      <w:pPr>
+        <w:pStyle w:val="Body"/>
+      </w:pPr>
       <w:r>
         <w:rPr>
           <w:color w:val="FF0000"/>
         </w:rPr>
-        <w:t>p</w:t>
-      </w:r>
+        <w:t>{% if user_need not in ('custody', 'divorce', 'want po', 'have po', 'register po', 'po respondent') %}</w:t>
+      </w:r>
+      <w:r>
+        <w:t>You need to give {{ other_party_in_case }} a copy of everything you file with the court. This is called “service.”</w:t>
+      </w:r>
+    </w:p>
+    <w:p>
+      <w:pPr>
+        <w:pStyle w:val="Body"/>
+      </w:pPr>
+      <w:r>
+        <w:t>Keep a copy for your records.</w:t>
+      </w:r>
+    </w:p>
+    <w:p>
+      <w:pPr>
+        <w:pStyle w:val="Body"/>
+      </w:pPr>
       <w:r>
         <w:rPr>
           <w:color w:val="FF0000"/>
         </w:rPr>
-        <w:t xml:space="preserve"> </w:t>
-      </w:r>
-      <w:proofErr w:type="spellStart"/>
+        <w:t>{% endif %}</w:t>
+      </w:r>
+    </w:p>
+    <w:p>
+      <w:pPr>
+        <w:pStyle w:val="Body"/>
+      </w:pPr>
       <w:r>
         <w:rPr>
           <w:color w:val="FF0000"/>
         </w:rPr>
-        <w:t>endif</w:t>
-      </w:r>
-      <w:proofErr w:type="spellEnd"/>
-      <w:r>
-        <w:rPr>
-          <w:color w:val="FF0000"/>
-        </w:rPr>
-        <w:t xml:space="preserve"> %}</w:t>
+        <w:t>{% if user_need in ('answer custody', 'answer divorce') %}</w:t>
+      </w:r>
+      <w:r>
+        <w:t>If you are using TrueFiling, read the information below about how to serve {{ other_party_in_case }}.</w:t>
       </w:r>
     </w:p>
     <w:p>
       <w:pPr>
         <w:pStyle w:val="Body"/>
-        <w:rPr>
-          <w:color w:val="FF0000"/>
-        </w:rPr>
-      </w:pPr>
-      <w:r>
-        <w:rPr>
-          <w:color w:val="FF0000"/>
-        </w:rPr>
-        <w:t>{%</w:t>
-      </w:r>
-      <w:r>
-        <w:rPr>
-          <w:color w:val="FF0000"/>
-        </w:rPr>
-        <w:t>p</w:t>
-      </w:r>
-      <w:r>
-        <w:rPr>
-          <w:color w:val="FF0000"/>
-        </w:rPr>
-        <w:t xml:space="preserve"> if </w:t>
-      </w:r>
-      <w:proofErr w:type="spellStart"/>
-      <w:r>
-        <w:rPr>
-          <w:color w:val="FF0000"/>
-        </w:rPr>
-        <w:t>user_need</w:t>
-      </w:r>
-      <w:proofErr w:type="spellEnd"/>
-      <w:r>
-        <w:rPr>
-          <w:color w:val="FF0000"/>
-        </w:rPr>
-        <w:t xml:space="preserve"> not in ('custody', 'divorce', 'want po', 'have po', 'register po', 'po respondent') %}</w:t>
-      </w:r>
-    </w:p>
-    <w:p>
-      <w:pPr>
-        <w:pStyle w:val="Body"/>
-      </w:pPr>
-      <w:r>
-        <w:t>You need to give {</w:t>
-      </w:r>
-      <w:proofErr w:type="gramStart"/>
-      <w:r>
-        <w:t>{ other</w:t>
-      </w:r>
-      <w:proofErr w:type="gramEnd"/>
-      <w:r>
-        <w:t>_party_in_case }} a copy of everything you file with the court. This is called “service.”</w:t>
-      </w:r>
-    </w:p>
-    <w:p>
-      <w:pPr>
-        <w:pStyle w:val="Body"/>
-      </w:pPr>
-      <w:r>
-        <w:t>Keep a copy for your records.</w:t>
-      </w:r>
-    </w:p>
-    <w:p>
-      <w:pPr>
-        <w:pStyle w:val="Body"/>
-      </w:pPr>
-      <w:r>
-        <w:rPr>
-          <w:color w:val="FF0000"/>
-        </w:rPr>
-        <w:t>{%</w:t>
-      </w:r>
-      <w:r>
-        <w:rPr>
-          <w:color w:val="FF0000"/>
-        </w:rPr>
-        <w:t>p</w:t>
-      </w:r>
-      <w:r>
-        <w:rPr>
-          <w:color w:val="FF0000"/>
-        </w:rPr>
-        <w:t xml:space="preserve"> </w:t>
-      </w:r>
-      <w:proofErr w:type="spellStart"/>
-      <w:r>
-        <w:rPr>
-          <w:color w:val="FF0000"/>
-        </w:rPr>
-        <w:t>endif</w:t>
-      </w:r>
-      <w:proofErr w:type="spellEnd"/>
-      <w:r>
-        <w:rPr>
-          <w:color w:val="FF0000"/>
-        </w:rPr>
-        <w:t xml:space="preserve"> %}</w:t>
-      </w:r>
-    </w:p>
-    <w:p>
-      <w:pPr>
-        <w:pStyle w:val="Body"/>
-      </w:pPr>
-      <w:r>
-        <w:rPr>
-          <w:color w:val="FF0000"/>
-        </w:rPr>
-        <w:t>{%</w:t>
-      </w:r>
-      <w:r>
-        <w:rPr>
-          <w:color w:val="FF0000"/>
-        </w:rPr>
-        <w:t>p</w:t>
-      </w:r>
-      <w:r>
-        <w:rPr>
-          <w:color w:val="FF0000"/>
-        </w:rPr>
-        <w:t xml:space="preserve"> if user_need in ('answer custody', 'answer divorce') %}</w:t>
-      </w:r>
-    </w:p>
-    <w:p>
-      <w:pPr>
-        <w:pStyle w:val="Body"/>
-      </w:pPr>
-      <w:r>
-        <w:t>If you are using TrueFiling, read the information below about how to serve {</w:t>
-      </w:r>
-      <w:proofErr w:type="gramStart"/>
-      <w:r>
-        <w:t>{ other</w:t>
-      </w:r>
-      <w:proofErr w:type="gramEnd"/>
-      <w:r>
-        <w:t>_party_in_case }}.</w:t>
-      </w:r>
-    </w:p>
-    <w:p>
-      <w:pPr>
-        <w:pStyle w:val="Body"/>
       </w:pPr>
       <w:r>
         <w:t xml:space="preserve">If you are exempt and choose not to use TrueFiling, read </w:t>
       </w:r>
-      <w:hyperlink r:id="rId7" w:history="1">
+      <w:hyperlink r:id="rId6" w:history="1">
         <w:r>
           <w:rPr>
             <w:rStyle w:val="Hyperlink"/>
@@ -372,169 +193,386 @@
         <w:rPr>
           <w:color w:val="FFC000"/>
         </w:rPr>
-        <w:t>{%</w:t>
+        <w:t>{% if type_of_response.any_true('improper service', 'default') and not proper_service and not have_complaint %}</w:t>
+      </w:r>
+      <w:r>
+        <w:t>If you do not have a copy of the complaint, you may not know if the other person is using TrueFiling.</w:t>
       </w:r>
       <w:r>
         <w:rPr>
           <w:color w:val="FFC000"/>
         </w:rPr>
-        <w:t>p</w:t>
+        <w:t>{% endif %}</w:t>
+      </w:r>
+      <w:r>
+        <w:rPr>
+          <w:color w:val="FF0000"/>
+        </w:rPr>
+        <w:t>{% endif %}</w:t>
+      </w:r>
+    </w:p>
+    <w:p>
+      <w:pPr>
+        <w:pStyle w:val="Body"/>
+      </w:pPr>
+      <w:r>
+        <w:rPr>
+          <w:color w:val="FF0000"/>
+        </w:rPr>
+        <w:t>{% if user_need not in ('custody', 'divorce', 'want po', 'have po', 'register po', 'po respondent') %}</w:t>
+      </w:r>
+      <w:r>
+        <w:t xml:space="preserve">If you and {{ other_party_in_case }} are both using TrueFiling, you can serve them through TrueFiling. Read </w:t>
+      </w:r>
+      <w:hyperlink r:id="rId7" w:history="1">
+        <w:r>
+          <w:rPr>
+            <w:rStyle w:val="Hyperlink"/>
+            <w:spacing w:val="0"/>
+          </w:rPr>
+          <w:t>If I am using TrueFiling, how do I serve the other side?</w:t>
+        </w:r>
+      </w:hyperlink>
+      <w:r>
+        <w:rPr>
+          <w:color w:val="FF0000"/>
+        </w:rPr>
+        <w:t>{% endif %}</w:t>
+      </w:r>
+    </w:p>
+    <w:p>
+      <w:pPr>
+        <w:pStyle w:val="Body"/>
+      </w:pPr>
+      <w:r>
+        <w:rPr>
+          <w:color w:val="FF0000"/>
+        </w:rPr>
+        <w:t xml:space="preserve">{% if user_need in ('answer custody', 'answer divorce') </w:t>
       </w:r>
       <w:r>
         <w:rPr>
           <w:color w:val="FFC000"/>
         </w:rPr>
-        <w:t xml:space="preserve"> if type_of_response.any_</w:t>
-      </w:r>
-      <w:proofErr w:type="gramStart"/>
+        <w:t xml:space="preserve">%}{% if (type_of_response.any_true('improper service', 'default') and ((not proper_service and have_complaint) or proper_service)) or (type_of_response.all_false('improper service', 'default') and type_of_response.any_true('ak custody case', 'ak divorce case', 'wrong </w:t>
+      </w:r>
       <w:r>
         <w:rPr>
           <w:color w:val="FFC000"/>
         </w:rPr>
-        <w:t>true(</w:t>
-      </w:r>
-      <w:proofErr w:type="gramEnd"/>
+        <w:lastRenderedPageBreak/>
+        <w:t>state', 'case in 2 states')) %}</w:t>
+      </w:r>
+      <w:r>
+        <w:rPr>
+          <w:color w:val="92D050"/>
+        </w:rPr>
+        <w:t>{% if other_party_exempt == 'none' or (other_party_exempt == 'yes' and other_party_enter_email is none) %}</w:t>
+      </w:r>
+      <w:r>
+        <w:t>Look at their complaint to see if they checked they were exempt. If not, they are using TrueFiling. Even if they checked they are exempt, look to see if they put their email anywhere on the complaint. If they put an email, you can serve them through TrueFiling. Read Serving the Other Side.</w:t>
+      </w:r>
+      <w:r>
+        <w:rPr>
+          <w:color w:val="92D050"/>
+        </w:rPr>
+        <w:t>{% elif other_party_exempt == 'no' %}</w:t>
+      </w:r>
+      <w:r>
+        <w:t>Use TrueFiling to serve {{ other_party_in_case }}. Read If I am using TrueFiling, how do I serve the other side?</w:t>
+      </w:r>
+      <w:r>
+        <w:rPr>
+          <w:color w:val="92D050"/>
+        </w:rPr>
+        <w:t>{% elif other_party_exempt == 'yes' and other_party_enter_email is false %}</w:t>
+      </w:r>
+      <w:r>
+        <w:t>Because the other person is not using TrueFiling and did not give an email address, you cannot serve them through TrueFiling.</w:t>
+      </w:r>
+      <w:r>
+        <w:rPr>
+          <w:color w:val="92D050"/>
+        </w:rPr>
+        <w:t>{% elif other_party_exempt == 'yes' and other_party_enter_email %}</w:t>
+      </w:r>
+      <w:r>
+        <w:t>Use TrueFiling to serve {{ other_party_in_case }}. Follow the TrueFiling instructions to serve them at their email address. Read If I am not using TrueFiling, how do I serve the other side?</w:t>
+      </w:r>
+      <w:r>
+        <w:rPr>
+          <w:color w:val="92D050"/>
+        </w:rPr>
+        <w:t>{% endif %}</w:t>
+      </w:r>
       <w:r>
         <w:rPr>
           <w:color w:val="FFC000"/>
         </w:rPr>
-        <w:t>'improper service', 'default') and not proper_service and not have_complaint %}</w:t>
-      </w:r>
-    </w:p>
-    <w:p>
-      <w:pPr>
-        <w:pStyle w:val="Body"/>
-      </w:pPr>
-      <w:r>
-        <w:t xml:space="preserve">If you do not have a copy of the complaint, you may not know if the other person is using </w:t>
-      </w:r>
-      <w:proofErr w:type="spellStart"/>
-      <w:r>
-        <w:t>TrueFiling</w:t>
-      </w:r>
-      <w:proofErr w:type="spellEnd"/>
-      <w:r>
-        <w:t>.</w:t>
-      </w:r>
-    </w:p>
-    <w:p>
-      <w:pPr>
-        <w:pStyle w:val="Body"/>
-      </w:pPr>
+        <w:t>{% elif type_of_response.any_true('improper service', 'default') and not proper_service and not have_complaint %}</w:t>
+      </w:r>
+      <w:r>
+        <w:t>If they are not using TrueFiling:</w:t>
+      </w:r>
       <w:r>
         <w:rPr>
           <w:color w:val="FFC000"/>
         </w:rPr>
-        <w:t>{%</w:t>
+        <w:t>{% endif %}</w:t>
+      </w:r>
+      <w:r>
+        <w:rPr>
+          <w:color w:val="FF0000"/>
+        </w:rPr>
+        <w:t>{% endif %}{% if user_need in ('child support', 'change AK order', 'change foreign order', 'change divorce order', 'change custody order', 'change foreign custody order', 'respond to motion in custody', 'respond to motion in divorce') %}</w:t>
+      </w:r>
+      <w:r>
+        <w:t>If you are not using TrueFiling, read If I am not using TrueFiling, how do I serve the other side?</w:t>
+      </w:r>
+    </w:p>
+    <w:p>
+      <w:pPr>
+        <w:pStyle w:val="Body"/>
+      </w:pPr>
+      <w:r>
+        <w:t>If the {{ other_party_in_case }} is not using TrueFiling and did not give an email, you cannot serve them through TrueFiling.</w:t>
+      </w:r>
+      <w:r>
+        <w:rPr>
+          <w:color w:val="FF0000"/>
+        </w:rPr>
+        <w:t>{% endif %}{% if user_need in ('answer custody', 'answer divorce', 'child support', 'change AK order', 'change foreign order', 'change divorce order', 'change custody order', 'change foreign custody order', 'respond to motion in custody', 'respond to motion in divorce') and ((type_of_response.any_true('improper service', 'default') and not proper_service and not have_complaint) or (((type_of_response.any_true('improper service', 'default') and ((not proper_service and have_complaint) or proper_service)) or type_of_response.all_false('improper service', 'default')) and other_party_exempt == 'yes' and other_party_enter_email in (false, none))) %}</w:t>
+      </w:r>
+    </w:p>
+    <w:p>
+      <w:pPr>
+        <w:pStyle w:val="Body"/>
+      </w:pPr>
+      <w:r>
+        <w:t>1. Wait to file your document with the court until after you fill out the certificate of service and serve {{ other_party_in_case }}.</w:t>
+      </w:r>
+    </w:p>
+    <w:p>
+      <w:pPr>
+        <w:pStyle w:val="Body"/>
+      </w:pPr>
+      <w:r>
+        <w:t>2. To serve {{ other_party_in_case }}, send them a copy of all your documents by regular, 1st class mail, or hand-deliver it.</w:t>
+      </w:r>
+    </w:p>
+    <w:p>
+      <w:pPr>
+        <w:pStyle w:val="Body"/>
+      </w:pPr>
+      <w:r>
+        <w:t>3. Decide the date you will serve {{ other_party_in_case }}. Try to serve {{ other_party_in_case }} the same day you file your documents with the court.</w:t>
+      </w:r>
+    </w:p>
+    <w:p>
+      <w:pPr>
+        <w:pStyle w:val="Body"/>
+      </w:pPr>
+      <w:r>
+        <w:t xml:space="preserve">4. Fill out the Certificate of Service at the end of your court forms. The "certificate" tells the court how you are giving a copy of all the documents you file with the court to {{ other_party_in_case }}. If the form does not have a Certificate of Service, use </w:t>
+      </w:r>
+      <w:r>
+        <w:rPr>
+          <w:b/>
+          <w:bCs/>
+        </w:rPr>
+        <w:t>Certificate of Service, TF-700</w:t>
+      </w:r>
+      <w:r>
+        <w:t xml:space="preserve"> [</w:t>
+      </w:r>
+      <w:hyperlink r:id="rId8" w:history="1">
+        <w:r>
+          <w:rPr>
+            <w:rStyle w:val="Hyperlink"/>
+            <w:spacing w:val="0"/>
+          </w:rPr>
+          <w:t>Fill-In PDF</w:t>
+        </w:r>
+      </w:hyperlink>
+      <w:r>
+        <w:t>]</w:t>
+      </w:r>
+      <w:r>
+        <w:t>.</w:t>
+      </w:r>
+    </w:p>
+    <w:p>
+      <w:pPr>
+        <w:pStyle w:val="Body"/>
+      </w:pPr>
+      <w:r>
+        <w:lastRenderedPageBreak/>
+        <w:t>5. File your documents with the court. Include a copy of the Certificate of Service.</w:t>
+      </w:r>
+    </w:p>
+    <w:p>
+      <w:pPr>
+        <w:pStyle w:val="Body"/>
+      </w:pPr>
+      <w:r>
+        <w:t>If you do not fill out the Certificate of Service</w:t>
       </w:r>
       <w:r>
         <w:rPr>
           <w:color w:val="FFC000"/>
         </w:rPr>
-        <w:t>p</w:t>
+        <w:t>{% if user_need in ('answer custody', 'answer divorce', 'respond to motion in custody', 'respond to motion in divorce') %}</w:t>
+      </w:r>
+    </w:p>
+    <w:p>
+      <w:pPr>
+        <w:pStyle w:val="Body"/>
+        <w:numPr>
+          <w:ilvl w:val="0"/>
+          <w:numId w:val="42"/>
+        </w:numPr>
+        <w:ind w:left="540"/>
+      </w:pPr>
+      <w:r>
+        <w:t xml:space="preserve">The court will send you a </w:t>
+      </w:r>
+      <w:r>
+        <w:rPr>
+          <w:b/>
+          <w:bCs/>
+        </w:rPr>
+        <w:t>Deficiency Notice</w:t>
+      </w:r>
+      <w:r>
+        <w:t>, and</w:t>
+      </w:r>
+    </w:p>
+    <w:p>
+      <w:pPr>
+        <w:pStyle w:val="Body"/>
+        <w:numPr>
+          <w:ilvl w:val="0"/>
+          <w:numId w:val="42"/>
+        </w:numPr>
+        <w:ind w:left="540"/>
+      </w:pPr>
+      <w:r>
+        <w:t>The judge may not get your paperwork.</w:t>
       </w:r>
       <w:r>
         <w:rPr>
           <w:color w:val="FFC000"/>
         </w:rPr>
-        <w:t xml:space="preserve"> </w:t>
-      </w:r>
-      <w:proofErr w:type="spellStart"/>
+        <w:t>{% else %}</w:t>
+      </w:r>
+    </w:p>
+    <w:p>
+      <w:pPr>
+        <w:pStyle w:val="Body"/>
+        <w:numPr>
+          <w:ilvl w:val="0"/>
+          <w:numId w:val="42"/>
+        </w:numPr>
+        <w:ind w:left="540"/>
+      </w:pPr>
+      <w:r>
+        <w:t xml:space="preserve">The court may not accept your motion or may send you a </w:t>
+      </w:r>
+      <w:r>
+        <w:rPr>
+          <w:b/>
+          <w:bCs/>
+        </w:rPr>
+        <w:t>Deficiency Notice</w:t>
+      </w:r>
+      <w:r>
+        <w:t>, and</w:t>
+      </w:r>
+    </w:p>
+    <w:p>
+      <w:pPr>
+        <w:pStyle w:val="Body"/>
+        <w:numPr>
+          <w:ilvl w:val="0"/>
+          <w:numId w:val="42"/>
+        </w:numPr>
+        <w:ind w:left="540"/>
+      </w:pPr>
+      <w:r>
+        <w:t>The judge may not see your motion or make a decision.</w:t>
+      </w:r>
       <w:r>
         <w:rPr>
           <w:color w:val="FFC000"/>
         </w:rPr>
-        <w:t>endif</w:t>
-      </w:r>
-      <w:proofErr w:type="spellEnd"/>
-      <w:r>
-        <w:rPr>
-          <w:color w:val="FFC000"/>
-        </w:rPr>
-        <w:t xml:space="preserve"> %}</w:t>
-      </w:r>
-    </w:p>
-    <w:p>
-      <w:pPr>
-        <w:pStyle w:val="Body"/>
-      </w:pPr>
+        <w:t>{% endif %}</w:t>
+      </w:r>
       <w:r>
         <w:rPr>
           <w:color w:val="FF0000"/>
         </w:rPr>
-        <w:t>{%</w:t>
-      </w:r>
+        <w:t>{% endif %}</w:t>
+      </w:r>
+    </w:p>
+    <w:p>
+      <w:pPr>
+        <w:pStyle w:val="Heading3"/>
+      </w:pPr>
+      <w:r>
+        <w:t>Links in this step</w:t>
+      </w:r>
+    </w:p>
+    <w:p>
+      <w:pPr>
+        <w:pStyle w:val="Body"/>
+      </w:pPr>
       <w:r>
         <w:rPr>
           <w:color w:val="FF0000"/>
         </w:rPr>
-        <w:t>p</w:t>
-      </w:r>
+        <w:t>{% if user_need in ('custody', 'divorce') %}</w:t>
+      </w:r>
+      <w:hyperlink r:id="rId9" w:history="1">
+        <w:r>
+          <w:rPr>
+            <w:rStyle w:val="Hyperlink"/>
+            <w:spacing w:val="0"/>
+          </w:rPr>
+          <w:t>How do I serve the summons and complaint?</w:t>
+        </w:r>
+      </w:hyperlink>
+    </w:p>
+    <w:p>
+      <w:pPr>
+        <w:pStyle w:val="Body"/>
+      </w:pPr>
       <w:r>
         <w:rPr>
           <w:color w:val="FF0000"/>
         </w:rPr>
-        <w:t xml:space="preserve"> </w:t>
-      </w:r>
-      <w:proofErr w:type="spellStart"/>
+        <w:t>{% endif %}{% if user_need in ('answer custody', 'answer divorce') %}</w:t>
+      </w:r>
+      <w:hyperlink r:id="rId10" w:history="1">
+        <w:r>
+          <w:rPr>
+            <w:rStyle w:val="Hyperlink"/>
+            <w:spacing w:val="0"/>
+          </w:rPr>
+          <w:t>If I am not using TrueFiling, how do I serve the other side?</w:t>
+        </w:r>
+      </w:hyperlink>
+    </w:p>
+    <w:p>
+      <w:pPr>
+        <w:pStyle w:val="Body"/>
+      </w:pPr>
       <w:r>
         <w:rPr>
           <w:color w:val="FF0000"/>
         </w:rPr>
-        <w:t>endif</w:t>
-      </w:r>
-      <w:proofErr w:type="spellEnd"/>
-      <w:r>
-        <w:rPr>
-          <w:color w:val="FF0000"/>
-        </w:rPr>
-        <w:t xml:space="preserve"> %}</w:t>
-      </w:r>
-    </w:p>
-    <w:p>
-      <w:pPr>
-        <w:pStyle w:val="Body"/>
-      </w:pPr>
-      <w:r>
-        <w:rPr>
-          <w:color w:val="FF0000"/>
-        </w:rPr>
-        <w:lastRenderedPageBreak/>
-        <w:t>{%</w:t>
-      </w:r>
-      <w:r>
-        <w:rPr>
-          <w:color w:val="FF0000"/>
-        </w:rPr>
-        <w:t>p</w:t>
-      </w:r>
-      <w:r>
-        <w:rPr>
-          <w:color w:val="FF0000"/>
-        </w:rPr>
-        <w:t xml:space="preserve"> if user_need not in ('custody', 'divorce', 'want po', 'have po', 'register po', 'po respondent') %}</w:t>
-      </w:r>
-    </w:p>
-    <w:p>
-      <w:pPr>
-        <w:pStyle w:val="Body"/>
-        <w:rPr>
-          <w:rStyle w:val="Hyperlink"/>
-          <w:spacing w:val="0"/>
-        </w:rPr>
-      </w:pPr>
-      <w:r>
-        <w:t>If you and {</w:t>
-      </w:r>
-      <w:proofErr w:type="gramStart"/>
-      <w:r>
-        <w:t>{ other</w:t>
-      </w:r>
-      <w:proofErr w:type="gramEnd"/>
-      <w:r>
-        <w:t xml:space="preserve">_party_in_case }} are both using TrueFiling, you can serve them through TrueFiling. Read </w:t>
-      </w:r>
-      <w:hyperlink r:id="rId8" w:history="1">
+        <w:t>{% endif %}{% if user_need not in ('custody', 'divorce', 'want po', 'have po', 'register po', 'po respondent') %}</w:t>
+      </w:r>
+      <w:hyperlink r:id="rId11" w:history="1">
         <w:r>
           <w:rPr>
             <w:rStyle w:val="Hyperlink"/>
@@ -552,522 +590,13 @@
         <w:rPr>
           <w:color w:val="FF0000"/>
         </w:rPr>
-        <w:t>{%</w:t>
+        <w:t>{% endif %}</w:t>
       </w:r>
       <w:r>
         <w:rPr>
           <w:color w:val="FF0000"/>
         </w:rPr>
-        <w:t>p</w:t>
-      </w:r>
-      <w:r>
-        <w:rPr>
-          <w:color w:val="FF0000"/>
-        </w:rPr>
-        <w:t xml:space="preserve"> </w:t>
-      </w:r>
-      <w:proofErr w:type="spellStart"/>
-      <w:r>
-        <w:rPr>
-          <w:color w:val="FF0000"/>
-        </w:rPr>
-        <w:t>endif</w:t>
-      </w:r>
-      <w:proofErr w:type="spellEnd"/>
-      <w:r>
-        <w:rPr>
-          <w:color w:val="FF0000"/>
-        </w:rPr>
-        <w:t xml:space="preserve"> %}</w:t>
-      </w:r>
-    </w:p>
-    <w:p>
-      <w:pPr>
-        <w:pStyle w:val="Body"/>
-      </w:pPr>
-      <w:r>
-        <w:rPr>
-          <w:color w:val="FF0000"/>
-        </w:rPr>
-        <w:t>{%</w:t>
-      </w:r>
-      <w:r>
-        <w:rPr>
-          <w:color w:val="FF0000"/>
-        </w:rPr>
-        <w:t>p</w:t>
-      </w:r>
-      <w:r>
-        <w:rPr>
-          <w:color w:val="FF0000"/>
-        </w:rPr>
-        <w:t xml:space="preserve"> if </w:t>
-      </w:r>
-      <w:proofErr w:type="spellStart"/>
-      <w:r>
-        <w:rPr>
-          <w:color w:val="FF0000"/>
-        </w:rPr>
-        <w:t>user_need</w:t>
-      </w:r>
-      <w:proofErr w:type="spellEnd"/>
-      <w:r>
-        <w:rPr>
-          <w:color w:val="FF0000"/>
-        </w:rPr>
-        <w:t xml:space="preserve"> in ('answer custody', 'answer divorce')</w:t>
-      </w:r>
-      <w:r>
-        <w:rPr>
-          <w:color w:val="FF0000"/>
-        </w:rPr>
-        <w:t xml:space="preserve"> %}</w:t>
-      </w:r>
-    </w:p>
-    <w:p>
-      <w:pPr>
-        <w:pStyle w:val="Body"/>
-      </w:pPr>
-      <w:r>
-        <w:rPr>
-          <w:color w:val="FFC000"/>
-        </w:rPr>
-        <w:t>{%</w:t>
-      </w:r>
-      <w:r>
-        <w:rPr>
-          <w:color w:val="FFC000"/>
-        </w:rPr>
-        <w:t>p</w:t>
-      </w:r>
-      <w:r>
-        <w:rPr>
-          <w:color w:val="FFC000"/>
-        </w:rPr>
-        <w:t xml:space="preserve"> if (</w:t>
-      </w:r>
-      <w:proofErr w:type="spellStart"/>
-      <w:r>
-        <w:rPr>
-          <w:color w:val="FFC000"/>
-        </w:rPr>
-        <w:t>type_of_response.any_</w:t>
-      </w:r>
-      <w:proofErr w:type="gramStart"/>
-      <w:r>
-        <w:rPr>
-          <w:color w:val="FFC000"/>
-        </w:rPr>
-        <w:t>true</w:t>
-      </w:r>
-      <w:proofErr w:type="spellEnd"/>
-      <w:r>
-        <w:rPr>
-          <w:color w:val="FFC000"/>
-        </w:rPr>
-        <w:t>(</w:t>
-      </w:r>
-      <w:proofErr w:type="gramEnd"/>
-      <w:r>
-        <w:rPr>
-          <w:color w:val="FFC000"/>
-        </w:rPr>
-        <w:t>'improper service', 'default') and ((not proper_service and have_complaint) or proper_service)) or (type_of_response.all_false('improper service', 'default') and type_of_response.any_true('ak custody case', 'ak divorce case', 'wrong state', 'case in 2 states')) %}</w:t>
-      </w:r>
-    </w:p>
-    <w:p>
-      <w:pPr>
-        <w:pStyle w:val="Body"/>
-        <w:rPr>
-          <w:color w:val="92D050"/>
-        </w:rPr>
-      </w:pPr>
-      <w:r>
-        <w:rPr>
-          <w:color w:val="92D050"/>
-        </w:rPr>
-        <w:t xml:space="preserve">{% if </w:t>
-      </w:r>
-      <w:proofErr w:type="spellStart"/>
-      <w:r>
-        <w:rPr>
-          <w:color w:val="92D050"/>
-        </w:rPr>
-        <w:t>other_party_exempt</w:t>
-      </w:r>
-      <w:proofErr w:type="spellEnd"/>
-      <w:r>
-        <w:rPr>
-          <w:color w:val="92D050"/>
-        </w:rPr>
-        <w:t xml:space="preserve"> == 'none' or (other_party_exempt == 'yes' and other_party_enter_email is none) %}</w:t>
-      </w:r>
-      <w:r>
-        <w:t>Look at their complaint to see if they checked they were exempt. If not, they are using TrueFiling. Even if they checked they are exempt, look to see if they put their email anywhere on the complaint. If they put an email, you can serve them through TrueFiling. Read Serving the Other Side.</w:t>
-      </w:r>
-      <w:r>
-        <w:rPr>
-          <w:color w:val="92D050"/>
-        </w:rPr>
-        <w:t>{% elif other_party_exempt == 'no' %}</w:t>
-      </w:r>
-      <w:r>
-        <w:t>Use TrueFiling to serve {{ other_party_in_case }}. Read If I am using TrueFiling, how do I serve the other side?</w:t>
-      </w:r>
-      <w:r>
-        <w:rPr>
-          <w:color w:val="92D050"/>
-        </w:rPr>
-        <w:t>{% elif other_party_exempt == 'yes' and other_party_enter_email is false %}</w:t>
-      </w:r>
-      <w:r>
-        <w:t>Because the other person is not using TrueFiling and did not give an email address, you cannot serve them through TrueFiling.</w:t>
-      </w:r>
-      <w:r>
-        <w:rPr>
-          <w:color w:val="92D050"/>
-        </w:rPr>
-        <w:t>{% elif other_party_exempt == 'yes' and other_party_enter_email %}</w:t>
-      </w:r>
-      <w:r>
-        <w:t xml:space="preserve">Use TrueFiling to serve {{ other_party_in_case }}. Follow the TrueFiling instructions to serve them at their email address. Read </w:t>
-      </w:r>
-      <w:hyperlink r:id="rId9" w:history="1">
-        <w:r>
-          <w:rPr>
-            <w:rStyle w:val="Hyperlink"/>
-            <w:spacing w:val="0"/>
-          </w:rPr>
-          <w:t xml:space="preserve">If I am not using </w:t>
-        </w:r>
-        <w:proofErr w:type="spellStart"/>
-        <w:r>
-          <w:rPr>
-            <w:rStyle w:val="Hyperlink"/>
-            <w:spacing w:val="0"/>
-          </w:rPr>
-          <w:t>TrueFiling</w:t>
-        </w:r>
-        <w:proofErr w:type="spellEnd"/>
-        <w:r>
-          <w:rPr>
-            <w:rStyle w:val="Hyperlink"/>
-            <w:spacing w:val="0"/>
-          </w:rPr>
-          <w:t>, how do I serve the other side?</w:t>
-        </w:r>
-      </w:hyperlink>
-      <w:r>
-        <w:rPr>
-          <w:color w:val="92D050"/>
-        </w:rPr>
-        <w:t xml:space="preserve">{% </w:t>
-      </w:r>
-      <w:proofErr w:type="spellStart"/>
-      <w:r>
-        <w:rPr>
-          <w:color w:val="92D050"/>
-        </w:rPr>
-        <w:t>endif</w:t>
-      </w:r>
-      <w:proofErr w:type="spellEnd"/>
-      <w:r>
-        <w:rPr>
-          <w:color w:val="92D050"/>
-        </w:rPr>
-        <w:t xml:space="preserve"> %}</w:t>
-      </w:r>
-    </w:p>
-    <w:p>
-      <w:pPr>
-        <w:pStyle w:val="Body"/>
-      </w:pPr>
-      <w:r>
-        <w:rPr>
-          <w:color w:val="FFC000"/>
-        </w:rPr>
-        <w:t>{%</w:t>
-      </w:r>
-      <w:r>
-        <w:rPr>
-          <w:color w:val="FFC000"/>
-        </w:rPr>
-        <w:t>p</w:t>
-      </w:r>
-      <w:r>
-        <w:rPr>
-          <w:color w:val="FFC000"/>
-        </w:rPr>
-        <w:t xml:space="preserve"> elif type_of_response.any_</w:t>
-      </w:r>
-      <w:proofErr w:type="gramStart"/>
-      <w:r>
-        <w:rPr>
-          <w:color w:val="FFC000"/>
-        </w:rPr>
-        <w:t>true(</w:t>
-      </w:r>
-      <w:proofErr w:type="gramEnd"/>
-      <w:r>
-        <w:rPr>
-          <w:color w:val="FFC000"/>
-        </w:rPr>
-        <w:t>'improper service', 'default') and not proper_service and not have_complaint %}</w:t>
-      </w:r>
-    </w:p>
-    <w:p>
-      <w:pPr>
-        <w:pStyle w:val="Body"/>
-      </w:pPr>
-      <w:r>
-        <w:t xml:space="preserve">If they are not using </w:t>
-      </w:r>
-      <w:proofErr w:type="spellStart"/>
-      <w:r>
-        <w:t>TrueFiling</w:t>
-      </w:r>
-      <w:proofErr w:type="spellEnd"/>
-      <w:r>
-        <w:t>:</w:t>
-      </w:r>
-    </w:p>
-    <w:p>
-      <w:pPr>
-        <w:pStyle w:val="Body"/>
-      </w:pPr>
-      <w:r>
-        <w:rPr>
-          <w:color w:val="FFC000"/>
-        </w:rPr>
-        <w:t>{%</w:t>
-      </w:r>
-      <w:r>
-        <w:rPr>
-          <w:color w:val="FFC000"/>
-        </w:rPr>
-        <w:t>p</w:t>
-      </w:r>
-      <w:r>
-        <w:rPr>
-          <w:color w:val="FFC000"/>
-        </w:rPr>
-        <w:t xml:space="preserve"> </w:t>
-      </w:r>
-      <w:proofErr w:type="spellStart"/>
-      <w:r>
-        <w:rPr>
-          <w:color w:val="FFC000"/>
-        </w:rPr>
-        <w:t>endif</w:t>
-      </w:r>
-      <w:proofErr w:type="spellEnd"/>
-      <w:r>
-        <w:rPr>
-          <w:color w:val="FFC000"/>
-        </w:rPr>
-        <w:t xml:space="preserve"> %}</w:t>
-      </w:r>
-    </w:p>
-    <w:p>
-      <w:pPr>
-        <w:pStyle w:val="Body"/>
-      </w:pPr>
-      <w:r>
-        <w:rPr>
-          <w:color w:val="FF0000"/>
-        </w:rPr>
-        <w:t>{%</w:t>
-      </w:r>
-      <w:r>
-        <w:rPr>
-          <w:color w:val="FF0000"/>
-        </w:rPr>
-        <w:t>p</w:t>
-      </w:r>
-      <w:r>
-        <w:rPr>
-          <w:color w:val="FF0000"/>
-        </w:rPr>
-        <w:t xml:space="preserve"> </w:t>
-      </w:r>
-      <w:proofErr w:type="spellStart"/>
-      <w:r>
-        <w:rPr>
-          <w:color w:val="FF0000"/>
-        </w:rPr>
-        <w:t>endif</w:t>
-      </w:r>
-      <w:proofErr w:type="spellEnd"/>
-      <w:r>
-        <w:rPr>
-          <w:color w:val="FF0000"/>
-        </w:rPr>
-        <w:t xml:space="preserve"> %}</w:t>
-      </w:r>
-    </w:p>
-    <w:p>
-      <w:pPr>
-        <w:pStyle w:val="Body"/>
-      </w:pPr>
-      <w:r>
-        <w:rPr>
-          <w:color w:val="FF0000"/>
-        </w:rPr>
-        <w:t>{%</w:t>
-      </w:r>
-      <w:r>
-        <w:rPr>
-          <w:color w:val="FF0000"/>
-        </w:rPr>
-        <w:t>p</w:t>
-      </w:r>
-      <w:r>
-        <w:rPr>
-          <w:color w:val="FF0000"/>
-        </w:rPr>
-        <w:t xml:space="preserve"> if </w:t>
-      </w:r>
-      <w:proofErr w:type="spellStart"/>
-      <w:r>
-        <w:rPr>
-          <w:color w:val="FF0000"/>
-        </w:rPr>
-        <w:t>user_need</w:t>
-      </w:r>
-      <w:proofErr w:type="spellEnd"/>
-      <w:r>
-        <w:rPr>
-          <w:color w:val="FF0000"/>
-        </w:rPr>
-        <w:t xml:space="preserve"> in ('child support', 'change AK order', 'change foreign order', 'change divorce order', 'change custody order', 'change foreign custody order', 'respond to motion in custody', 'respond to motion in divorce') %}</w:t>
-      </w:r>
-      <w:r>
-        <w:t xml:space="preserve">If you are not using TrueFiling, read </w:t>
-      </w:r>
-      <w:proofErr w:type="gramStart"/>
-      <w:r>
-        <w:t>If</w:t>
-      </w:r>
-      <w:proofErr w:type="gramEnd"/>
-      <w:r>
-        <w:t xml:space="preserve"> I am not using TrueFiling, how do I serve the other side?</w:t>
-      </w:r>
-    </w:p>
-    <w:p>
-      <w:pPr>
-        <w:pStyle w:val="Body"/>
-      </w:pPr>
-      <w:r>
-        <w:t>If the {</w:t>
-      </w:r>
-      <w:proofErr w:type="gramStart"/>
-      <w:r>
-        <w:t>{ other</w:t>
-      </w:r>
-      <w:proofErr w:type="gramEnd"/>
-      <w:r>
-        <w:t xml:space="preserve">_party_in_case }} is not using TrueFiling and did not give an email, you cannot serve them through </w:t>
-      </w:r>
-      <w:proofErr w:type="spellStart"/>
-      <w:r>
-        <w:t>TrueFiling</w:t>
-      </w:r>
-      <w:proofErr w:type="spellEnd"/>
-      <w:r>
-        <w:t>.</w:t>
-      </w:r>
-    </w:p>
-    <w:p>
-      <w:pPr>
-        <w:pStyle w:val="Body"/>
-      </w:pPr>
-      <w:r>
-        <w:rPr>
-          <w:color w:val="FF0000"/>
-        </w:rPr>
-        <w:t>{%</w:t>
-      </w:r>
-      <w:r>
-        <w:rPr>
-          <w:color w:val="FF0000"/>
-        </w:rPr>
-        <w:t>p</w:t>
-      </w:r>
-      <w:r>
-        <w:rPr>
-          <w:color w:val="FF0000"/>
-        </w:rPr>
-        <w:t xml:space="preserve"> endif %}</w:t>
-      </w:r>
-    </w:p>
-    <w:p>
-      <w:pPr>
-        <w:pStyle w:val="Body"/>
-      </w:pPr>
-      <w:r>
-        <w:rPr>
-          <w:color w:val="FF0000"/>
-        </w:rPr>
-        <w:lastRenderedPageBreak/>
-        <w:t>{%</w:t>
-      </w:r>
-      <w:r>
-        <w:rPr>
-          <w:color w:val="FF0000"/>
-        </w:rPr>
-        <w:t>p</w:t>
-      </w:r>
-      <w:r>
-        <w:rPr>
-          <w:color w:val="FF0000"/>
-        </w:rPr>
-        <w:t xml:space="preserve"> if </w:t>
-      </w:r>
-      <w:proofErr w:type="spellStart"/>
-      <w:r>
-        <w:rPr>
-          <w:color w:val="FF0000"/>
-        </w:rPr>
-        <w:t>user_need</w:t>
-      </w:r>
-      <w:proofErr w:type="spellEnd"/>
-      <w:r>
-        <w:rPr>
-          <w:color w:val="FF0000"/>
-        </w:rPr>
-        <w:t xml:space="preserve"> in ('answer custody', 'answer divorce', 'child support', 'change AK order', 'change foreign order', 'change divorce order', 'change custody order', 'change foreign custody order', 'respond to motion in custody', 'respond to motion in divorce') and ((type_of_response.any_true('improper service', 'default') and not proper_service and not have_complaint) or (((type_of_response.any_true('improper service', 'default') and ((not proper_service and have_complaint) or proper_service)) or type_of_response.all_false('improper service', 'default')) and other_party_exempt == 'yes' and other_party_enter_email in (false, none))) %}</w:t>
-      </w:r>
-    </w:p>
-    <w:p>
-      <w:pPr>
-        <w:pStyle w:val="Body"/>
-      </w:pPr>
-      <w:r>
-        <w:t>1. Wait to file your document with the court until after you fill out the certificate of service and serve {{ other_party_in_case }}.</w:t>
-      </w:r>
-    </w:p>
-    <w:p>
-      <w:pPr>
-        <w:pStyle w:val="Body"/>
-      </w:pPr>
-      <w:r>
-        <w:t>2. To serve {{ other_party_in_case }}, send them a copy of all your documents by regular, 1st class mail, or hand-deliver it.</w:t>
-      </w:r>
-    </w:p>
-    <w:p>
-      <w:pPr>
-        <w:pStyle w:val="Body"/>
-      </w:pPr>
-      <w:r>
-        <w:t>3. Decide the date you will serve {{ other_party_in_case }}. Try to serve {{ other_party_in_case }} the same day you file your documents with the court.</w:t>
-      </w:r>
-    </w:p>
-    <w:p>
-      <w:pPr>
-        <w:pStyle w:val="Body"/>
-      </w:pPr>
-      <w:r>
-        <w:t xml:space="preserve">4. Fill out the Certificate of Service at the end of your court forms. The "certificate" tells the court how you are giving a copy of all the documents you file with the court to {{ other_party_in_case }}. If the form does not have a Certificate of Service, use </w:t>
+        <w:t>{% if user_need in ('answer custody', 'answer divorce', 'child support', 'change AK order', 'change foreign order', 'change divorce order', 'change custody order', 'change foreign custody order', 'respond to motion in custody', 'respond to motion in divorce') and ((type_of_response.any_true('improper service', 'default') and not proper_service and not have_complaint) or (((type_of_response.any_true('improper service', 'default') and ((not proper_service and have_complaint) or proper_service)) or type_of_response.all_false('improper service', 'default')) and other_party_exempt == 'yes' and other_party_enter_email in (false, none))) %}</w:t>
       </w:r>
       <w:r>
         <w:rPr>
@@ -1079,7 +608,7 @@
       <w:r>
         <w:t xml:space="preserve"> [</w:t>
       </w:r>
-      <w:hyperlink r:id="rId10" w:history="1">
+      <w:hyperlink r:id="rId12" w:history="1">
         <w:r>
           <w:rPr>
             <w:rStyle w:val="Hyperlink"/>
@@ -1092,593 +621,29 @@
         <w:t>]</w:t>
       </w:r>
       <w:r>
-        <w:t>.</w:t>
-      </w:r>
-    </w:p>
-    <w:p>
-      <w:pPr>
-        <w:pStyle w:val="Body"/>
-      </w:pPr>
-      <w:r>
-        <w:t>5. File your documents with the court. Include a copy of the Certificate of Service.</w:t>
-      </w:r>
-    </w:p>
-    <w:p>
-      <w:pPr>
-        <w:pStyle w:val="Body"/>
-      </w:pPr>
-      <w:r>
-        <w:t>If you do not fill out the Certificate of Service</w:t>
-      </w:r>
-      <w:r>
-        <w:rPr>
-          <w:color w:val="FFC000"/>
-        </w:rPr>
-        <w:t>{% if user_need in ('answer custody', 'answer divorce', 'respond to motion in custody', 'respond to motion in divorce') %}</w:t>
-      </w:r>
-    </w:p>
-    <w:p>
-      <w:pPr>
-        <w:pStyle w:val="Body"/>
-        <w:numPr>
-          <w:ilvl w:val="0"/>
-          <w:numId w:val="42"/>
-        </w:numPr>
-        <w:ind w:left="540"/>
-      </w:pPr>
-      <w:r>
-        <w:t xml:space="preserve">The court will send you a </w:t>
-      </w:r>
-      <w:r>
-        <w:rPr>
-          <w:b/>
-          <w:bCs/>
-        </w:rPr>
-        <w:t>Deficiency Notice</w:t>
-      </w:r>
-      <w:r>
-        <w:t>, and</w:t>
-      </w:r>
-    </w:p>
-    <w:p>
-      <w:pPr>
-        <w:pStyle w:val="Body"/>
-        <w:numPr>
-          <w:ilvl w:val="0"/>
-          <w:numId w:val="42"/>
-        </w:numPr>
-        <w:ind w:left="540"/>
-      </w:pPr>
-      <w:r>
-        <w:t>The judge may not get your paperwork.</w:t>
-      </w:r>
-      <w:r>
-        <w:rPr>
-          <w:color w:val="FFC000"/>
-        </w:rPr>
-        <w:t>{% else %}</w:t>
-      </w:r>
-    </w:p>
-    <w:p>
-      <w:pPr>
-        <w:pStyle w:val="Body"/>
-        <w:numPr>
-          <w:ilvl w:val="0"/>
-          <w:numId w:val="42"/>
-        </w:numPr>
-        <w:ind w:left="540"/>
-      </w:pPr>
-      <w:r>
-        <w:t xml:space="preserve">The court may not accept your motion or may send you a </w:t>
-      </w:r>
-      <w:r>
-        <w:rPr>
-          <w:b/>
-          <w:bCs/>
-        </w:rPr>
-        <w:t>Deficiency Notice</w:t>
-      </w:r>
-      <w:r>
-        <w:t>, and</w:t>
-      </w:r>
-    </w:p>
-    <w:p>
-      <w:pPr>
-        <w:pStyle w:val="Body"/>
-        <w:numPr>
-          <w:ilvl w:val="0"/>
-          <w:numId w:val="42"/>
-        </w:numPr>
-        <w:ind w:left="540"/>
-      </w:pPr>
-      <w:r>
-        <w:t>The judge may not see your motion or make a decision.</w:t>
-      </w:r>
-      <w:r>
-        <w:rPr>
-          <w:color w:val="FFC000"/>
-        </w:rPr>
-        <w:t>{% endif %}</w:t>
-      </w:r>
-    </w:p>
-    <w:p>
-      <w:pPr>
-        <w:pStyle w:val="Body"/>
-        <w:ind w:left="180"/>
-      </w:pPr>
-      <w:r>
         <w:rPr>
           <w:color w:val="FF0000"/>
         </w:rPr>
-        <w:t>{%</w:t>
-      </w:r>
-      <w:r>
+        <w:t>{% endif %}</w:t>
+      </w:r>
+    </w:p>
+    <w:p>
+      <w:pPr>
+        <w:pStyle w:val="Body"/>
+      </w:pPr>
+    </w:p>
+    <w:p>
+      <w:pPr>
+        <w:pStyle w:val="Body"/>
         <w:rPr>
           <w:color w:val="FF0000"/>
         </w:rPr>
-        <w:t>p</w:t>
-      </w:r>
-      <w:r>
-        <w:rPr>
-          <w:color w:val="FF0000"/>
-        </w:rPr>
-        <w:t xml:space="preserve"> </w:t>
-      </w:r>
-      <w:proofErr w:type="spellStart"/>
-      <w:r>
-        <w:rPr>
-          <w:color w:val="FF0000"/>
-        </w:rPr>
-        <w:t>endif</w:t>
-      </w:r>
-      <w:proofErr w:type="spellEnd"/>
-      <w:r>
-        <w:rPr>
-          <w:color w:val="FF0000"/>
-        </w:rPr>
-        <w:t xml:space="preserve"> %}</w:t>
-      </w:r>
+      </w:pPr>
     </w:p>
     <w:p>
       <w:pPr>
-        <w:pStyle w:val="Heading3"/>
-      </w:pPr>
-      <w:r>
-        <w:t>Links in this step</w:t>
-      </w:r>
-    </w:p>
-    <w:p>
-      <w:pPr>
         <w:pStyle w:val="Body"/>
       </w:pPr>
-      <w:r>
-        <w:rPr>
-          <w:color w:val="FF0000"/>
-        </w:rPr>
-        <w:t>{%</w:t>
-      </w:r>
-      <w:r>
-        <w:rPr>
-          <w:color w:val="FF0000"/>
-        </w:rPr>
-        <w:t>p</w:t>
-      </w:r>
-      <w:r>
-        <w:rPr>
-          <w:color w:val="FF0000"/>
-        </w:rPr>
-        <w:t xml:space="preserve"> if </w:t>
-      </w:r>
-      <w:proofErr w:type="spellStart"/>
-      <w:r>
-        <w:rPr>
-          <w:color w:val="FF0000"/>
-        </w:rPr>
-        <w:t>user_need</w:t>
-      </w:r>
-      <w:proofErr w:type="spellEnd"/>
-      <w:r>
-        <w:rPr>
-          <w:color w:val="FF0000"/>
-        </w:rPr>
-        <w:t xml:space="preserve"> in ('custody', 'divorce') %}</w:t>
-      </w:r>
-    </w:p>
-    <w:p>
-      <w:pPr>
-        <w:pStyle w:val="Body"/>
-      </w:pPr>
-      <w:hyperlink r:id="rId11" w:history="1">
-        <w:r>
-          <w:rPr>
-            <w:rStyle w:val="Hyperlink"/>
-            <w:spacing w:val="0"/>
-          </w:rPr>
-          <w:t>How do I serve the summons and complaint?</w:t>
-        </w:r>
-      </w:hyperlink>
-      <w:r>
-        <w:rPr>
-          <w:rStyle w:val="Hyperlink"/>
-          <w:spacing w:val="0"/>
-        </w:rPr>
-        <w:br/>
-      </w:r>
-      <w:hyperlink r:id="rId12" w:history="1">
-        <w:proofErr w:type="gramStart"/>
-        <w:r>
-          <w:rPr>
-            <w:rStyle w:val="Hyperlink"/>
-            <w:spacing w:val="0"/>
-          </w:rPr>
-          <w:t>ak-courts.info/</w:t>
-        </w:r>
-        <w:proofErr w:type="spellStart"/>
-        <w:r>
-          <w:rPr>
-            <w:rStyle w:val="Hyperlink"/>
-            <w:spacing w:val="0"/>
-          </w:rPr>
-          <w:t>servecomplaint</w:t>
-        </w:r>
-        <w:proofErr w:type="spellEnd"/>
-        <w:proofErr w:type="gramEnd"/>
-      </w:hyperlink>
-    </w:p>
-    <w:p>
-      <w:pPr>
-        <w:pStyle w:val="Body"/>
-      </w:pPr>
-      <w:r>
-        <w:rPr>
-          <w:color w:val="FF0000"/>
-        </w:rPr>
-        <w:t>{%</w:t>
-      </w:r>
-      <w:r>
-        <w:rPr>
-          <w:color w:val="FF0000"/>
-        </w:rPr>
-        <w:t>p</w:t>
-      </w:r>
-      <w:r>
-        <w:rPr>
-          <w:color w:val="FF0000"/>
-        </w:rPr>
-        <w:t xml:space="preserve"> endif %}</w:t>
-      </w:r>
-    </w:p>
-    <w:p>
-      <w:pPr>
-        <w:pStyle w:val="Body"/>
-      </w:pPr>
-      <w:r>
-        <w:rPr>
-          <w:color w:val="FF0000"/>
-        </w:rPr>
-        <w:t>{%</w:t>
-      </w:r>
-      <w:r>
-        <w:rPr>
-          <w:color w:val="FF0000"/>
-        </w:rPr>
-        <w:t>p</w:t>
-      </w:r>
-      <w:r>
-        <w:rPr>
-          <w:color w:val="FF0000"/>
-        </w:rPr>
-        <w:t xml:space="preserve"> if user_need in ('answer custody', 'answer divorce') %}</w:t>
-      </w:r>
-    </w:p>
-    <w:p>
-      <w:pPr>
-        <w:pStyle w:val="Body"/>
-      </w:pPr>
-      <w:hyperlink r:id="rId13" w:anchor="not-truefiling-serve" w:history="1">
-        <w:r>
-          <w:rPr>
-            <w:rStyle w:val="Hyperlink"/>
-            <w:spacing w:val="0"/>
-          </w:rPr>
-          <w:t>If I am not using TrueFiling, how do I serve the other side?</w:t>
-        </w:r>
-      </w:hyperlink>
-      <w:r>
-        <w:rPr>
-          <w:rStyle w:val="Hyperlink"/>
-          <w:spacing w:val="0"/>
-        </w:rPr>
-        <w:br/>
-      </w:r>
-      <w:hyperlink r:id="rId14" w:anchor="not-truefiling-serve" w:history="1">
-        <w:r>
-          <w:rPr>
-            <w:rStyle w:val="Hyperlink"/>
-            <w:spacing w:val="0"/>
-          </w:rPr>
-          <w:t>courts.alaska.gov/</w:t>
-        </w:r>
-        <w:proofErr w:type="spellStart"/>
-        <w:r>
-          <w:rPr>
-            <w:rStyle w:val="Hyperlink"/>
-            <w:spacing w:val="0"/>
-          </w:rPr>
-          <w:t>shc</w:t>
-        </w:r>
-        <w:proofErr w:type="spellEnd"/>
-        <w:r>
-          <w:rPr>
-            <w:rStyle w:val="Hyperlink"/>
-            <w:spacing w:val="0"/>
-          </w:rPr>
-          <w:t>/family/</w:t>
-        </w:r>
-        <w:proofErr w:type="spellStart"/>
-        <w:r>
-          <w:rPr>
-            <w:rStyle w:val="Hyperlink"/>
-            <w:spacing w:val="0"/>
-          </w:rPr>
-          <w:t>serve.htm#not-truefiling-serve</w:t>
-        </w:r>
-        <w:proofErr w:type="spellEnd"/>
-      </w:hyperlink>
-    </w:p>
-    <w:p>
-      <w:pPr>
-        <w:pStyle w:val="Body"/>
-      </w:pPr>
-      <w:r>
-        <w:rPr>
-          <w:color w:val="FF0000"/>
-        </w:rPr>
-        <w:lastRenderedPageBreak/>
-        <w:t>{%</w:t>
-      </w:r>
-      <w:r>
-        <w:rPr>
-          <w:color w:val="FF0000"/>
-        </w:rPr>
-        <w:t>p</w:t>
-      </w:r>
-      <w:r>
-        <w:rPr>
-          <w:color w:val="FF0000"/>
-        </w:rPr>
-        <w:t xml:space="preserve"> endif %}</w:t>
-      </w:r>
-    </w:p>
-    <w:p>
-      <w:pPr>
-        <w:pStyle w:val="Body"/>
-      </w:pPr>
-      <w:r>
-        <w:rPr>
-          <w:color w:val="FF0000"/>
-        </w:rPr>
-        <w:t>{%</w:t>
-      </w:r>
-      <w:r>
-        <w:rPr>
-          <w:color w:val="FF0000"/>
-        </w:rPr>
-        <w:t>p</w:t>
-      </w:r>
-      <w:r>
-        <w:rPr>
-          <w:color w:val="FF0000"/>
-        </w:rPr>
-        <w:t xml:space="preserve"> if user_need not in ('custody', 'divorce', 'want po', 'have po', 'register po', 'po respondent') %}</w:t>
-      </w:r>
-    </w:p>
-    <w:p>
-      <w:pPr>
-        <w:pStyle w:val="Body"/>
-      </w:pPr>
-      <w:hyperlink r:id="rId15" w:anchor="truefiling-serve" w:history="1">
-        <w:r>
-          <w:rPr>
-            <w:rStyle w:val="Hyperlink"/>
-            <w:spacing w:val="0"/>
-          </w:rPr>
-          <w:t xml:space="preserve">If I am using </w:t>
-        </w:r>
-        <w:proofErr w:type="spellStart"/>
-        <w:r>
-          <w:rPr>
-            <w:rStyle w:val="Hyperlink"/>
-            <w:spacing w:val="0"/>
-          </w:rPr>
-          <w:t>TrueFiling</w:t>
-        </w:r>
-        <w:proofErr w:type="spellEnd"/>
-        <w:r>
-          <w:rPr>
-            <w:rStyle w:val="Hyperlink"/>
-            <w:spacing w:val="0"/>
-          </w:rPr>
-          <w:t>, how do I serve the other side?</w:t>
-        </w:r>
-      </w:hyperlink>
-      <w:bookmarkStart w:id="0" w:name="_GoBack"/>
-      <w:bookmarkEnd w:id="0"/>
-      <w:r>
-        <w:br/>
-      </w:r>
-      <w:hyperlink r:id="rId16" w:anchor="truefiling-serve" w:history="1">
-        <w:r>
-          <w:rPr>
-            <w:rStyle w:val="Hyperlink"/>
-            <w:spacing w:val="0"/>
-          </w:rPr>
-          <w:t>courts.alaska.gov/</w:t>
-        </w:r>
-        <w:proofErr w:type="spellStart"/>
-        <w:r>
-          <w:rPr>
-            <w:rStyle w:val="Hyperlink"/>
-            <w:spacing w:val="0"/>
-          </w:rPr>
-          <w:t>shc</w:t>
-        </w:r>
-        <w:proofErr w:type="spellEnd"/>
-        <w:r>
-          <w:rPr>
-            <w:rStyle w:val="Hyperlink"/>
-            <w:spacing w:val="0"/>
-          </w:rPr>
-          <w:t>/family/</w:t>
-        </w:r>
-        <w:proofErr w:type="spellStart"/>
-        <w:r>
-          <w:rPr>
-            <w:rStyle w:val="Hyperlink"/>
-            <w:spacing w:val="0"/>
-          </w:rPr>
-          <w:t>serve.htm#truefiling-serve</w:t>
-        </w:r>
-        <w:proofErr w:type="spellEnd"/>
-      </w:hyperlink>
-    </w:p>
-    <w:p>
-      <w:pPr>
-        <w:pStyle w:val="Body"/>
-      </w:pPr>
-      <w:r>
-        <w:rPr>
-          <w:color w:val="FF0000"/>
-        </w:rPr>
-        <w:t>{%</w:t>
-      </w:r>
-      <w:r>
-        <w:rPr>
-          <w:color w:val="FF0000"/>
-        </w:rPr>
-        <w:t>p</w:t>
-      </w:r>
-      <w:r>
-        <w:rPr>
-          <w:color w:val="FF0000"/>
-        </w:rPr>
-        <w:t xml:space="preserve"> </w:t>
-      </w:r>
-      <w:proofErr w:type="spellStart"/>
-      <w:r>
-        <w:rPr>
-          <w:color w:val="FF0000"/>
-        </w:rPr>
-        <w:t>endif</w:t>
-      </w:r>
-      <w:proofErr w:type="spellEnd"/>
-      <w:r>
-        <w:rPr>
-          <w:color w:val="FF0000"/>
-        </w:rPr>
-        <w:t xml:space="preserve"> %}</w:t>
-      </w:r>
-    </w:p>
-    <w:p>
-      <w:pPr>
-        <w:pStyle w:val="Body"/>
-      </w:pPr>
-      <w:r>
-        <w:rPr>
-          <w:color w:val="FF0000"/>
-        </w:rPr>
-        <w:t>{%</w:t>
-      </w:r>
-      <w:r>
-        <w:rPr>
-          <w:color w:val="FF0000"/>
-        </w:rPr>
-        <w:t>p</w:t>
-      </w:r>
-      <w:r>
-        <w:rPr>
-          <w:color w:val="FF0000"/>
-        </w:rPr>
-        <w:t xml:space="preserve"> if </w:t>
-      </w:r>
-      <w:proofErr w:type="spellStart"/>
-      <w:r>
-        <w:rPr>
-          <w:color w:val="FF0000"/>
-        </w:rPr>
-        <w:t>user_need</w:t>
-      </w:r>
-      <w:proofErr w:type="spellEnd"/>
-      <w:r>
-        <w:rPr>
-          <w:color w:val="FF0000"/>
-        </w:rPr>
-        <w:t xml:space="preserve"> in ('answer custody', 'answer divorce', 'child support', 'change AK order', 'change foreign order', 'change divorce order', 'change custody order', 'change foreign custody order', 'respond to motion in custody', 'respond to motion in divorce') and ((type_of_response.any_true('improper service', 'default') and not proper_service and not have_complaint) or (((type_of_response.any_true('improper service', 'default') and ((not proper_service and have_complaint) or proper_service)) or type_of_response.all_false('improper service', 'default')) and other_party_exempt == 'yes' and other_party_enter_email in (false, none))) %}</w:t>
-      </w:r>
-    </w:p>
-    <w:p>
-      <w:pPr>
-        <w:pStyle w:val="Body"/>
-      </w:pPr>
-      <w:r>
-        <w:rPr>
-          <w:b/>
-          <w:bCs/>
-        </w:rPr>
-        <w:t>Certificate of Service, TF-700</w:t>
-      </w:r>
-      <w:r>
-        <w:t xml:space="preserve"> [</w:t>
-      </w:r>
-      <w:hyperlink r:id="rId17" w:history="1">
-        <w:r>
-          <w:rPr>
-            <w:rStyle w:val="Hyperlink"/>
-            <w:spacing w:val="0"/>
-          </w:rPr>
-          <w:t>Fill-In PDF</w:t>
-        </w:r>
-      </w:hyperlink>
-      <w:r>
-        <w:t>]</w:t>
-      </w:r>
-    </w:p>
-    <w:p>
-      <w:pPr>
-        <w:pStyle w:val="Body"/>
-      </w:pPr>
-      <w:r>
-        <w:rPr>
-          <w:color w:val="FF0000"/>
-        </w:rPr>
-        <w:t>{%</w:t>
-      </w:r>
-      <w:r>
-        <w:rPr>
-          <w:color w:val="FF0000"/>
-        </w:rPr>
-        <w:t>p</w:t>
-      </w:r>
-      <w:r>
-        <w:rPr>
-          <w:color w:val="FF0000"/>
-        </w:rPr>
-        <w:t xml:space="preserve"> </w:t>
-      </w:r>
-      <w:proofErr w:type="spellStart"/>
-      <w:r>
-        <w:rPr>
-          <w:color w:val="FF0000"/>
-        </w:rPr>
-        <w:t>endif</w:t>
-      </w:r>
-      <w:proofErr w:type="spellEnd"/>
-      <w:r>
-        <w:rPr>
-          <w:color w:val="FF0000"/>
-        </w:rPr>
-        <w:t xml:space="preserve"> %}</w:t>
-      </w:r>
     </w:p>
     <w:sectPr>
       <w:pgSz w:w="12240" w:h="15840"/>
@@ -1691,8 +656,8 @@
 </file>
 
 <file path=word/numbering.xml><?xml version="1.0" encoding="utf-8"?>
-<w:numbering xmlns:wpc="http://schemas.microsoft.com/office/word/2010/wordprocessingCanvas" xmlns:mc="http://schemas.openxmlformats.org/markup-compatibility/2006" xmlns:o="urn:schemas-microsoft-com:office:office" xmlns:r="http://schemas.openxmlformats.org/officeDocument/2006/relationships" xmlns:m="http://schemas.openxmlformats.org/officeDocument/2006/math" xmlns:v="urn:schemas-microsoft-com:vml" xmlns:wp14="http://schemas.microsoft.com/office/word/2010/wordprocessingDrawing" xmlns:wp="http://schemas.openxmlformats.org/drawingml/2006/wordprocessingDrawing" xmlns:w10="urn:schemas-microsoft-com:office:word" xmlns:w="http://schemas.openxmlformats.org/wordprocessingml/2006/main" xmlns:w14="http://schemas.microsoft.com/office/word/2010/wordml" xmlns:wpg="http://schemas.microsoft.com/office/word/2010/wordprocessingGroup" xmlns:wpi="http://schemas.microsoft.com/office/word/2010/wordprocessingInk" xmlns:wne="http://schemas.microsoft.com/office/word/2006/wordml" xmlns:wps="http://schemas.microsoft.com/office/word/2010/wordprocessingShape" mc:Ignorable="w14 wp14">
-  <w:abstractNum w:abstractNumId="0">
+<w:numbering xmlns:wpc="http://schemas.microsoft.com/office/word/2010/wordprocessingCanvas" xmlns:cx="http://schemas.microsoft.com/office/drawing/2014/chartex" xmlns:cx1="http://schemas.microsoft.com/office/drawing/2015/9/8/chartex" xmlns:cx2="http://schemas.microsoft.com/office/drawing/2015/10/21/chartex" xmlns:cx3="http://schemas.microsoft.com/office/drawing/2016/5/9/chartex" xmlns:cx4="http://schemas.microsoft.com/office/drawing/2016/5/10/chartex" xmlns:cx5="http://schemas.microsoft.com/office/drawing/2016/5/11/chartex" xmlns:cx6="http://schemas.microsoft.com/office/drawing/2016/5/12/chartex" xmlns:cx7="http://schemas.microsoft.com/office/drawing/2016/5/13/chartex" xmlns:cx8="http://schemas.microsoft.com/office/drawing/2016/5/14/chartex" xmlns:mc="http://schemas.openxmlformats.org/markup-compatibility/2006" xmlns:aink="http://schemas.microsoft.com/office/drawing/2016/ink" xmlns:am3d="http://schemas.microsoft.com/office/drawing/2017/model3d" xmlns:o="urn:schemas-microsoft-com:office:office" xmlns:r="http://schemas.openxmlformats.org/officeDocument/2006/relationships" xmlns:m="http://schemas.openxmlformats.org/officeDocument/2006/math" xmlns:v="urn:schemas-microsoft-com:vml" xmlns:wp14="http://schemas.microsoft.com/office/word/2010/wordprocessingDrawing" xmlns:wp="http://schemas.openxmlformats.org/drawingml/2006/wordprocessingDrawing" xmlns:w10="urn:schemas-microsoft-com:office:word" xmlns:w="http://schemas.openxmlformats.org/wordprocessingml/2006/main" xmlns:w14="http://schemas.microsoft.com/office/word/2010/wordml" xmlns:w15="http://schemas.microsoft.com/office/word/2012/wordml" xmlns:w16cex="http://schemas.microsoft.com/office/word/2018/wordml/cex" xmlns:w16cid="http://schemas.microsoft.com/office/word/2016/wordml/cid" xmlns:w16="http://schemas.microsoft.com/office/word/2018/wordml" xmlns:w16sdtdh="http://schemas.microsoft.com/office/word/2020/wordml/sdtdatahash" xmlns:w16se="http://schemas.microsoft.com/office/word/2015/wordml/symex" xmlns:wpg="http://schemas.microsoft.com/office/word/2010/wordprocessingGroup" xmlns:wpi="http://schemas.microsoft.com/office/word/2010/wordprocessingInk" xmlns:wne="http://schemas.microsoft.com/office/word/2006/wordml" xmlns:wps="http://schemas.microsoft.com/office/word/2010/wordprocessingShape" mc:Ignorable="w14 w15 w16se w16cid w16 w16cex w16sdtdh wp14">
+  <w:abstractNum w:abstractNumId="0" w15:restartNumberingAfterBreak="0">
     <w:nsid w:val="08C6366F"/>
     <w:multiLevelType w:val="hybridMultilevel"/>
     <w:tmpl w:val="D3561CAA"/>
@@ -1779,7 +744,7 @@
       </w:pPr>
     </w:lvl>
   </w:abstractNum>
-  <w:abstractNum w:abstractNumId="1">
+  <w:abstractNum w:abstractNumId="1" w15:restartNumberingAfterBreak="0">
     <w:nsid w:val="0C357DD6"/>
     <w:multiLevelType w:val="hybridMultilevel"/>
     <w:tmpl w:val="D83AD7E4"/>
@@ -1870,7 +835,7 @@
       </w:pPr>
     </w:lvl>
   </w:abstractNum>
-  <w:abstractNum w:abstractNumId="2">
+  <w:abstractNum w:abstractNumId="2" w15:restartNumberingAfterBreak="0">
     <w:nsid w:val="0DEA069D"/>
     <w:multiLevelType w:val="multilevel"/>
     <w:tmpl w:val="450C4EF6"/>
@@ -2011,7 +976,7 @@
       </w:rPr>
     </w:lvl>
   </w:abstractNum>
-  <w:abstractNum w:abstractNumId="3">
+  <w:abstractNum w:abstractNumId="3" w15:restartNumberingAfterBreak="0">
     <w:nsid w:val="0EF336F1"/>
     <w:multiLevelType w:val="hybridMultilevel"/>
     <w:tmpl w:val="F80A238A"/>
@@ -2124,7 +1089,7 @@
       </w:rPr>
     </w:lvl>
   </w:abstractNum>
-  <w:abstractNum w:abstractNumId="4">
+  <w:abstractNum w:abstractNumId="4" w15:restartNumberingAfterBreak="0">
     <w:nsid w:val="11F921E4"/>
     <w:multiLevelType w:val="hybridMultilevel"/>
     <w:tmpl w:val="ADFC1EC2"/>
@@ -2236,7 +1201,7 @@
       </w:rPr>
     </w:lvl>
   </w:abstractNum>
-  <w:abstractNum w:abstractNumId="5">
+  <w:abstractNum w:abstractNumId="5" w15:restartNumberingAfterBreak="0">
     <w:nsid w:val="1323523E"/>
     <w:multiLevelType w:val="multilevel"/>
     <w:tmpl w:val="873C83DA"/>
@@ -2393,7 +1358,7 @@
       </w:rPr>
     </w:lvl>
   </w:abstractNum>
-  <w:abstractNum w:abstractNumId="6">
+  <w:abstractNum w:abstractNumId="6" w15:restartNumberingAfterBreak="0">
     <w:nsid w:val="15510218"/>
     <w:multiLevelType w:val="hybridMultilevel"/>
     <w:tmpl w:val="8EF49D20"/>
@@ -2483,7 +1448,7 @@
       </w:pPr>
     </w:lvl>
   </w:abstractNum>
-  <w:abstractNum w:abstractNumId="7">
+  <w:abstractNum w:abstractNumId="7" w15:restartNumberingAfterBreak="0">
     <w:nsid w:val="1D4A52C2"/>
     <w:multiLevelType w:val="hybridMultilevel"/>
     <w:tmpl w:val="60122282"/>
@@ -2595,7 +1560,7 @@
       </w:rPr>
     </w:lvl>
   </w:abstractNum>
-  <w:abstractNum w:abstractNumId="8">
+  <w:abstractNum w:abstractNumId="8" w15:restartNumberingAfterBreak="0">
     <w:nsid w:val="253D4794"/>
     <w:multiLevelType w:val="multilevel"/>
     <w:tmpl w:val="8C80AB36"/>
@@ -2708,7 +1673,7 @@
       </w:rPr>
     </w:lvl>
   </w:abstractNum>
-  <w:abstractNum w:abstractNumId="9">
+  <w:abstractNum w:abstractNumId="9" w15:restartNumberingAfterBreak="0">
     <w:nsid w:val="27FF20A5"/>
     <w:multiLevelType w:val="hybridMultilevel"/>
     <w:tmpl w:val="9036D3D8"/>
@@ -2823,7 +1788,7 @@
       </w:rPr>
     </w:lvl>
   </w:abstractNum>
-  <w:abstractNum w:abstractNumId="10">
+  <w:abstractNum w:abstractNumId="10" w15:restartNumberingAfterBreak="0">
     <w:nsid w:val="296F3872"/>
     <w:multiLevelType w:val="hybridMultilevel"/>
     <w:tmpl w:val="5E9E6A2E"/>
@@ -2937,7 +1902,7 @@
       </w:rPr>
     </w:lvl>
   </w:abstractNum>
-  <w:abstractNum w:abstractNumId="11">
+  <w:abstractNum w:abstractNumId="11" w15:restartNumberingAfterBreak="0">
     <w:nsid w:val="416740F3"/>
     <w:multiLevelType w:val="hybridMultilevel"/>
     <w:tmpl w:val="F012AB78"/>
@@ -3050,7 +2015,7 @@
       </w:rPr>
     </w:lvl>
   </w:abstractNum>
-  <w:abstractNum w:abstractNumId="12">
+  <w:abstractNum w:abstractNumId="12" w15:restartNumberingAfterBreak="0">
     <w:nsid w:val="4803540D"/>
     <w:multiLevelType w:val="hybridMultilevel"/>
     <w:tmpl w:val="CC58063A"/>
@@ -3164,7 +2129,7 @@
       </w:rPr>
     </w:lvl>
   </w:abstractNum>
-  <w:abstractNum w:abstractNumId="13">
+  <w:abstractNum w:abstractNumId="13" w15:restartNumberingAfterBreak="0">
     <w:nsid w:val="492F4D8F"/>
     <w:multiLevelType w:val="hybridMultilevel"/>
     <w:tmpl w:val="F62C94DE"/>
@@ -3278,7 +2243,7 @@
       </w:rPr>
     </w:lvl>
   </w:abstractNum>
-  <w:abstractNum w:abstractNumId="14">
+  <w:abstractNum w:abstractNumId="14" w15:restartNumberingAfterBreak="0">
     <w:nsid w:val="5A0B13C4"/>
     <w:multiLevelType w:val="hybridMultilevel"/>
     <w:tmpl w:val="E84E7C10"/>
@@ -3391,7 +2356,7 @@
       </w:rPr>
     </w:lvl>
   </w:abstractNum>
-  <w:abstractNum w:abstractNumId="15">
+  <w:abstractNum w:abstractNumId="15" w15:restartNumberingAfterBreak="0">
     <w:nsid w:val="636B498A"/>
     <w:multiLevelType w:val="hybridMultilevel"/>
     <w:tmpl w:val="1032CF60"/>
@@ -3504,7 +2469,7 @@
       </w:rPr>
     </w:lvl>
   </w:abstractNum>
-  <w:abstractNum w:abstractNumId="16">
+  <w:abstractNum w:abstractNumId="16" w15:restartNumberingAfterBreak="0">
     <w:nsid w:val="657F013F"/>
     <w:multiLevelType w:val="hybridMultilevel"/>
     <w:tmpl w:val="E61C807C"/>
@@ -3617,7 +2582,7 @@
       </w:rPr>
     </w:lvl>
   </w:abstractNum>
-  <w:abstractNum w:abstractNumId="17">
+  <w:abstractNum w:abstractNumId="17" w15:restartNumberingAfterBreak="0">
     <w:nsid w:val="6B961852"/>
     <w:multiLevelType w:val="hybridMultilevel"/>
     <w:tmpl w:val="DAAECE10"/>
@@ -3846,7 +2811,7 @@
 </file>
 
 <file path=word/styles.xml><?xml version="1.0" encoding="utf-8"?>
-<w:styles xmlns:mc="http://schemas.openxmlformats.org/markup-compatibility/2006" xmlns:r="http://schemas.openxmlformats.org/officeDocument/2006/relationships" xmlns:w="http://schemas.openxmlformats.org/wordprocessingml/2006/main" xmlns:w14="http://schemas.microsoft.com/office/word/2010/wordml" mc:Ignorable="w14">
+<w:styles xmlns:mc="http://schemas.openxmlformats.org/markup-compatibility/2006" xmlns:r="http://schemas.openxmlformats.org/officeDocument/2006/relationships" xmlns:w="http://schemas.openxmlformats.org/wordprocessingml/2006/main" xmlns:w14="http://schemas.microsoft.com/office/word/2010/wordml" xmlns:w15="http://schemas.microsoft.com/office/word/2012/wordml" xmlns:w16cex="http://schemas.microsoft.com/office/word/2018/wordml/cex" xmlns:w16cid="http://schemas.microsoft.com/office/word/2016/wordml/cid" xmlns:w16="http://schemas.microsoft.com/office/word/2018/wordml" xmlns:w16sdtdh="http://schemas.microsoft.com/office/word/2020/wordml/sdtdatahash" xmlns:w16se="http://schemas.microsoft.com/office/word/2015/wordml/symex" mc:Ignorable="w14 w15 w16se w16cid w16 w16cex w16sdtdh">
   <w:docDefaults>
     <w:rPrDefault>
       <w:rPr>
@@ -3862,147 +2827,383 @@
       </w:pPr>
     </w:pPrDefault>
   </w:docDefaults>
-  <w:latentStyles w:defLockedState="0" w:defUIPriority="99" w:defSemiHidden="1" w:defUnhideWhenUsed="1" w:defQFormat="0" w:count="267">
-    <w:lsdException w:name="Normal" w:semiHidden="0" w:uiPriority="0" w:unhideWhenUsed="0" w:qFormat="1"/>
-    <w:lsdException w:name="heading 1" w:semiHidden="0" w:uiPriority="9" w:unhideWhenUsed="0" w:qFormat="1"/>
-    <w:lsdException w:name="heading 2" w:uiPriority="9" w:qFormat="1"/>
-    <w:lsdException w:name="heading 3" w:uiPriority="9" w:qFormat="1"/>
-    <w:lsdException w:name="heading 4" w:uiPriority="9" w:qFormat="1"/>
-    <w:lsdException w:name="heading 5" w:uiPriority="9" w:qFormat="1"/>
-    <w:lsdException w:name="heading 6" w:uiPriority="9" w:qFormat="1"/>
-    <w:lsdException w:name="heading 7" w:uiPriority="9" w:qFormat="1"/>
-    <w:lsdException w:name="heading 8" w:uiPriority="9" w:qFormat="1"/>
-    <w:lsdException w:name="heading 9" w:uiPriority="9" w:qFormat="1"/>
-    <w:lsdException w:name="toc 1" w:uiPriority="39"/>
-    <w:lsdException w:name="toc 2" w:uiPriority="39"/>
-    <w:lsdException w:name="toc 3" w:uiPriority="39"/>
-    <w:lsdException w:name="toc 4" w:uiPriority="39"/>
-    <w:lsdException w:name="toc 5" w:uiPriority="39"/>
-    <w:lsdException w:name="toc 6" w:uiPriority="39"/>
-    <w:lsdException w:name="toc 7" w:uiPriority="39"/>
-    <w:lsdException w:name="toc 8" w:uiPriority="39"/>
-    <w:lsdException w:name="toc 9" w:uiPriority="39"/>
-    <w:lsdException w:name="annotation text" w:qFormat="1"/>
-    <w:lsdException w:name="caption" w:uiPriority="35" w:qFormat="1"/>
-    <w:lsdException w:name="annotation reference" w:qFormat="1"/>
-    <w:lsdException w:name="Title" w:semiHidden="0" w:uiPriority="10" w:unhideWhenUsed="0" w:qFormat="1"/>
-    <w:lsdException w:name="Default Paragraph Font" w:uiPriority="1"/>
-    <w:lsdException w:name="Body Text" w:uiPriority="1" w:qFormat="1"/>
-    <w:lsdException w:name="Subtitle" w:semiHidden="0" w:uiPriority="11" w:unhideWhenUsed="0" w:qFormat="1"/>
-    <w:lsdException w:name="Strong" w:semiHidden="0" w:uiPriority="22" w:unhideWhenUsed="0" w:qFormat="1"/>
-    <w:lsdException w:name="Emphasis" w:semiHidden="0" w:uiPriority="20" w:unhideWhenUsed="0" w:qFormat="1"/>
-    <w:lsdException w:name="Table Grid" w:semiHidden="0" w:uiPriority="39" w:unhideWhenUsed="0"/>
-    <w:lsdException w:name="Placeholder Text" w:unhideWhenUsed="0"/>
-    <w:lsdException w:name="No Spacing" w:semiHidden="0" w:uiPriority="1" w:unhideWhenUsed="0" w:qFormat="1"/>
-    <w:lsdException w:name="Light Shading" w:semiHidden="0" w:uiPriority="60" w:unhideWhenUsed="0"/>
-    <w:lsdException w:name="Light List" w:semiHidden="0" w:uiPriority="61" w:unhideWhenUsed="0"/>
-    <w:lsdException w:name="Light Grid" w:semiHidden="0" w:uiPriority="62" w:unhideWhenUsed="0"/>
-    <w:lsdException w:name="Medium Shading 1" w:semiHidden="0" w:uiPriority="63" w:unhideWhenUsed="0"/>
-    <w:lsdException w:name="Medium Shading 2" w:semiHidden="0" w:uiPriority="64" w:unhideWhenUsed="0"/>
-    <w:lsdException w:name="Medium List 1" w:semiHidden="0" w:uiPriority="65" w:unhideWhenUsed="0"/>
-    <w:lsdException w:name="Medium List 2" w:semiHidden="0" w:uiPriority="66" w:unhideWhenUsed="0"/>
-    <w:lsdException w:name="Medium Grid 1" w:semiHidden="0" w:uiPriority="67" w:unhideWhenUsed="0"/>
-    <w:lsdException w:name="Medium Grid 2" w:semiHidden="0" w:uiPriority="68" w:unhideWhenUsed="0"/>
-    <w:lsdException w:name="Medium Grid 3" w:semiHidden="0" w:uiPriority="69" w:unhideWhenUsed="0"/>
-    <w:lsdException w:name="Dark List" w:semiHidden="0" w:uiPriority="70" w:unhideWhenUsed="0"/>
-    <w:lsdException w:name="Colorful Shading" w:semiHidden="0" w:uiPriority="71" w:unhideWhenUsed="0"/>
-    <w:lsdException w:name="Colorful List" w:semiHidden="0" w:uiPriority="72" w:unhideWhenUsed="0"/>
-    <w:lsdException w:name="Colorful Grid" w:semiHidden="0" w:uiPriority="73" w:unhideWhenUsed="0"/>
-    <w:lsdException w:name="Light Shading Accent 1" w:semiHidden="0" w:uiPriority="60" w:unhideWhenUsed="0"/>
-    <w:lsdException w:name="Light List Accent 1" w:semiHidden="0" w:uiPriority="61" w:unhideWhenUsed="0"/>
-    <w:lsdException w:name="Light Grid Accent 1" w:semiHidden="0" w:uiPriority="62" w:unhideWhenUsed="0"/>
-    <w:lsdException w:name="Medium Shading 1 Accent 1" w:semiHidden="0" w:uiPriority="63" w:unhideWhenUsed="0"/>
-    <w:lsdException w:name="Medium Shading 2 Accent 1" w:semiHidden="0" w:uiPriority="64" w:unhideWhenUsed="0"/>
-    <w:lsdException w:name="Medium List 1 Accent 1" w:semiHidden="0" w:uiPriority="65" w:unhideWhenUsed="0"/>
-    <w:lsdException w:name="Revision" w:unhideWhenUsed="0"/>
-    <w:lsdException w:name="List Paragraph" w:semiHidden="0" w:uiPriority="34" w:unhideWhenUsed="0" w:qFormat="1"/>
-    <w:lsdException w:name="Quote" w:semiHidden="0" w:uiPriority="29" w:unhideWhenUsed="0" w:qFormat="1"/>
-    <w:lsdException w:name="Intense Quote" w:semiHidden="0" w:uiPriority="30" w:unhideWhenUsed="0" w:qFormat="1"/>
-    <w:lsdException w:name="Medium List 2 Accent 1" w:semiHidden="0" w:uiPriority="66" w:unhideWhenUsed="0"/>
-    <w:lsdException w:name="Medium Grid 1 Accent 1" w:semiHidden="0" w:uiPriority="67" w:unhideWhenUsed="0"/>
-    <w:lsdException w:name="Medium Grid 2 Accent 1" w:semiHidden="0" w:uiPriority="68" w:unhideWhenUsed="0"/>
-    <w:lsdException w:name="Medium Grid 3 Accent 1" w:semiHidden="0" w:uiPriority="69" w:unhideWhenUsed="0"/>
-    <w:lsdException w:name="Dark List Accent 1" w:semiHidden="0" w:uiPriority="70" w:unhideWhenUsed="0"/>
-    <w:lsdException w:name="Colorful Shading Accent 1" w:semiHidden="0" w:uiPriority="71" w:unhideWhenUsed="0"/>
-    <w:lsdException w:name="Colorful List Accent 1" w:semiHidden="0" w:uiPriority="72" w:unhideWhenUsed="0"/>
-    <w:lsdException w:name="Colorful Grid Accent 1" w:semiHidden="0" w:uiPriority="73" w:unhideWhenUsed="0"/>
-    <w:lsdException w:name="Light Shading Accent 2" w:semiHidden="0" w:uiPriority="60" w:unhideWhenUsed="0"/>
-    <w:lsdException w:name="Light List Accent 2" w:semiHidden="0" w:uiPriority="61" w:unhideWhenUsed="0"/>
-    <w:lsdException w:name="Light Grid Accent 2" w:semiHidden="0" w:uiPriority="62" w:unhideWhenUsed="0"/>
-    <w:lsdException w:name="Medium Shading 1 Accent 2" w:semiHidden="0" w:uiPriority="63" w:unhideWhenUsed="0"/>
-    <w:lsdException w:name="Medium Shading 2 Accent 2" w:semiHidden="0" w:uiPriority="64" w:unhideWhenUsed="0"/>
-    <w:lsdException w:name="Medium List 1 Accent 2" w:semiHidden="0" w:uiPriority="65" w:unhideWhenUsed="0"/>
-    <w:lsdException w:name="Medium List 2 Accent 2" w:semiHidden="0" w:uiPriority="66" w:unhideWhenUsed="0"/>
-    <w:lsdException w:name="Medium Grid 1 Accent 2" w:semiHidden="0" w:uiPriority="67" w:unhideWhenUsed="0"/>
-    <w:lsdException w:name="Medium Grid 2 Accent 2" w:semiHidden="0" w:uiPriority="68" w:unhideWhenUsed="0"/>
-    <w:lsdException w:name="Medium Grid 3 Accent 2" w:semiHidden="0" w:uiPriority="69" w:unhideWhenUsed="0"/>
-    <w:lsdException w:name="Dark List Accent 2" w:semiHidden="0" w:uiPriority="70" w:unhideWhenUsed="0"/>
-    <w:lsdException w:name="Colorful Shading Accent 2" w:semiHidden="0" w:uiPriority="71" w:unhideWhenUsed="0"/>
-    <w:lsdException w:name="Colorful List Accent 2" w:semiHidden="0" w:uiPriority="72" w:unhideWhenUsed="0"/>
-    <w:lsdException w:name="Colorful Grid Accent 2" w:semiHidden="0" w:uiPriority="73" w:unhideWhenUsed="0"/>
-    <w:lsdException w:name="Light Shading Accent 3" w:semiHidden="0" w:uiPriority="60" w:unhideWhenUsed="0"/>
-    <w:lsdException w:name="Light List Accent 3" w:semiHidden="0" w:uiPriority="61" w:unhideWhenUsed="0"/>
-    <w:lsdException w:name="Light Grid Accent 3" w:semiHidden="0" w:uiPriority="62" w:unhideWhenUsed="0"/>
-    <w:lsdException w:name="Medium Shading 1 Accent 3" w:semiHidden="0" w:uiPriority="63" w:unhideWhenUsed="0"/>
-    <w:lsdException w:name="Medium Shading 2 Accent 3" w:semiHidden="0" w:uiPriority="64" w:unhideWhenUsed="0"/>
-    <w:lsdException w:name="Medium List 1 Accent 3" w:semiHidden="0" w:uiPriority="65" w:unhideWhenUsed="0"/>
-    <w:lsdException w:name="Medium List 2 Accent 3" w:semiHidden="0" w:uiPriority="66" w:unhideWhenUsed="0"/>
-    <w:lsdException w:name="Medium Grid 1 Accent 3" w:semiHidden="0" w:uiPriority="67" w:unhideWhenUsed="0"/>
-    <w:lsdException w:name="Medium Grid 2 Accent 3" w:semiHidden="0" w:uiPriority="68" w:unhideWhenUsed="0"/>
-    <w:lsdException w:name="Medium Grid 3 Accent 3" w:semiHidden="0" w:uiPriority="69" w:unhideWhenUsed="0"/>
-    <w:lsdException w:name="Dark List Accent 3" w:semiHidden="0" w:uiPriority="70" w:unhideWhenUsed="0"/>
-    <w:lsdException w:name="Colorful Shading Accent 3" w:semiHidden="0" w:uiPriority="71" w:unhideWhenUsed="0"/>
-    <w:lsdException w:name="Colorful List Accent 3" w:semiHidden="0" w:uiPriority="72" w:unhideWhenUsed="0"/>
-    <w:lsdException w:name="Colorful Grid Accent 3" w:semiHidden="0" w:uiPriority="73" w:unhideWhenUsed="0"/>
-    <w:lsdException w:name="Light Shading Accent 4" w:semiHidden="0" w:uiPriority="60" w:unhideWhenUsed="0"/>
-    <w:lsdException w:name="Light List Accent 4" w:semiHidden="0" w:uiPriority="61" w:unhideWhenUsed="0"/>
-    <w:lsdException w:name="Light Grid Accent 4" w:semiHidden="0" w:uiPriority="62" w:unhideWhenUsed="0"/>
-    <w:lsdException w:name="Medium Shading 1 Accent 4" w:semiHidden="0" w:uiPriority="63" w:unhideWhenUsed="0"/>
-    <w:lsdException w:name="Medium Shading 2 Accent 4" w:semiHidden="0" w:uiPriority="64" w:unhideWhenUsed="0"/>
-    <w:lsdException w:name="Medium List 1 Accent 4" w:semiHidden="0" w:uiPriority="65" w:unhideWhenUsed="0"/>
-    <w:lsdException w:name="Medium List 2 Accent 4" w:semiHidden="0" w:uiPriority="66" w:unhideWhenUsed="0"/>
-    <w:lsdException w:name="Medium Grid 1 Accent 4" w:semiHidden="0" w:uiPriority="67" w:unhideWhenUsed="0"/>
-    <w:lsdException w:name="Medium Grid 2 Accent 4" w:semiHidden="0" w:uiPriority="68" w:unhideWhenUsed="0"/>
-    <w:lsdException w:name="Medium Grid 3 Accent 4" w:semiHidden="0" w:uiPriority="69" w:unhideWhenUsed="0"/>
-    <w:lsdException w:name="Dark List Accent 4" w:semiHidden="0" w:uiPriority="70" w:unhideWhenUsed="0"/>
-    <w:lsdException w:name="Colorful Shading Accent 4" w:semiHidden="0" w:uiPriority="71" w:unhideWhenUsed="0"/>
-    <w:lsdException w:name="Colorful List Accent 4" w:semiHidden="0" w:uiPriority="72" w:unhideWhenUsed="0"/>
-    <w:lsdException w:name="Colorful Grid Accent 4" w:semiHidden="0" w:uiPriority="73" w:unhideWhenUsed="0"/>
-    <w:lsdException w:name="Light Shading Accent 5" w:semiHidden="0" w:uiPriority="60" w:unhideWhenUsed="0"/>
-    <w:lsdException w:name="Light List Accent 5" w:semiHidden="0" w:uiPriority="61" w:unhideWhenUsed="0"/>
-    <w:lsdException w:name="Light Grid Accent 5" w:semiHidden="0" w:uiPriority="62" w:unhideWhenUsed="0"/>
-    <w:lsdException w:name="Medium Shading 1 Accent 5" w:semiHidden="0" w:uiPriority="63" w:unhideWhenUsed="0"/>
-    <w:lsdException w:name="Medium Shading 2 Accent 5" w:semiHidden="0" w:uiPriority="64" w:unhideWhenUsed="0"/>
-    <w:lsdException w:name="Medium List 1 Accent 5" w:semiHidden="0" w:uiPriority="65" w:unhideWhenUsed="0"/>
-    <w:lsdException w:name="Medium List 2 Accent 5" w:semiHidden="0" w:uiPriority="66" w:unhideWhenUsed="0"/>
-    <w:lsdException w:name="Medium Grid 1 Accent 5" w:semiHidden="0" w:uiPriority="67" w:unhideWhenUsed="0"/>
-    <w:lsdException w:name="Medium Grid 2 Accent 5" w:semiHidden="0" w:uiPriority="68" w:unhideWhenUsed="0"/>
-    <w:lsdException w:name="Medium Grid 3 Accent 5" w:semiHidden="0" w:uiPriority="69" w:unhideWhenUsed="0"/>
-    <w:lsdException w:name="Dark List Accent 5" w:semiHidden="0" w:uiPriority="70" w:unhideWhenUsed="0"/>
-    <w:lsdException w:name="Colorful Shading Accent 5" w:semiHidden="0" w:uiPriority="71" w:unhideWhenUsed="0"/>
-    <w:lsdException w:name="Colorful List Accent 5" w:semiHidden="0" w:uiPriority="72" w:unhideWhenUsed="0"/>
-    <w:lsdException w:name="Colorful Grid Accent 5" w:semiHidden="0" w:uiPriority="73" w:unhideWhenUsed="0"/>
-    <w:lsdException w:name="Light Shading Accent 6" w:semiHidden="0" w:uiPriority="60" w:unhideWhenUsed="0"/>
-    <w:lsdException w:name="Light List Accent 6" w:semiHidden="0" w:uiPriority="61" w:unhideWhenUsed="0"/>
-    <w:lsdException w:name="Light Grid Accent 6" w:semiHidden="0" w:uiPriority="62" w:unhideWhenUsed="0"/>
-    <w:lsdException w:name="Medium Shading 1 Accent 6" w:semiHidden="0" w:uiPriority="63" w:unhideWhenUsed="0"/>
-    <w:lsdException w:name="Medium Shading 2 Accent 6" w:semiHidden="0" w:uiPriority="64" w:unhideWhenUsed="0"/>
-    <w:lsdException w:name="Medium List 1 Accent 6" w:semiHidden="0" w:uiPriority="65" w:unhideWhenUsed="0"/>
-    <w:lsdException w:name="Medium List 2 Accent 6" w:semiHidden="0" w:uiPriority="66" w:unhideWhenUsed="0"/>
-    <w:lsdException w:name="Medium Grid 1 Accent 6" w:semiHidden="0" w:uiPriority="67" w:unhideWhenUsed="0"/>
-    <w:lsdException w:name="Medium Grid 2 Accent 6" w:semiHidden="0" w:uiPriority="68" w:unhideWhenUsed="0"/>
-    <w:lsdException w:name="Medium Grid 3 Accent 6" w:semiHidden="0" w:uiPriority="69" w:unhideWhenUsed="0"/>
-    <w:lsdException w:name="Dark List Accent 6" w:semiHidden="0" w:uiPriority="70" w:unhideWhenUsed="0"/>
-    <w:lsdException w:name="Colorful Shading Accent 6" w:semiHidden="0" w:uiPriority="71" w:unhideWhenUsed="0"/>
-    <w:lsdException w:name="Colorful List Accent 6" w:semiHidden="0" w:uiPriority="72" w:unhideWhenUsed="0"/>
-    <w:lsdException w:name="Colorful Grid Accent 6" w:semiHidden="0" w:uiPriority="73" w:unhideWhenUsed="0"/>
-    <w:lsdException w:name="Subtle Emphasis" w:semiHidden="0" w:uiPriority="19" w:unhideWhenUsed="0" w:qFormat="1"/>
-    <w:lsdException w:name="Intense Emphasis" w:semiHidden="0" w:uiPriority="21" w:unhideWhenUsed="0" w:qFormat="1"/>
-    <w:lsdException w:name="Subtle Reference" w:semiHidden="0" w:uiPriority="31" w:unhideWhenUsed="0" w:qFormat="1"/>
-    <w:lsdException w:name="Intense Reference" w:semiHidden="0" w:uiPriority="32" w:unhideWhenUsed="0" w:qFormat="1"/>
-    <w:lsdException w:name="Book Title" w:semiHidden="0" w:uiPriority="33" w:unhideWhenUsed="0" w:qFormat="1"/>
-    <w:lsdException w:name="Bibliography" w:uiPriority="37"/>
-    <w:lsdException w:name="TOC Heading" w:uiPriority="39" w:qFormat="1"/>
+  <w:latentStyles w:defLockedState="0" w:defUIPriority="99" w:defSemiHidden="0" w:defUnhideWhenUsed="0" w:defQFormat="0" w:count="376">
+    <w:lsdException w:name="Normal" w:uiPriority="0" w:qFormat="1"/>
+    <w:lsdException w:name="heading 1" w:uiPriority="9" w:qFormat="1"/>
+    <w:lsdException w:name="heading 2" w:semiHidden="1" w:uiPriority="9" w:unhideWhenUsed="1" w:qFormat="1"/>
+    <w:lsdException w:name="heading 3" w:semiHidden="1" w:uiPriority="9" w:unhideWhenUsed="1" w:qFormat="1"/>
+    <w:lsdException w:name="heading 4" w:semiHidden="1" w:uiPriority="9" w:unhideWhenUsed="1" w:qFormat="1"/>
+    <w:lsdException w:name="heading 5" w:semiHidden="1" w:uiPriority="9" w:unhideWhenUsed="1" w:qFormat="1"/>
+    <w:lsdException w:name="heading 6" w:semiHidden="1" w:uiPriority="9" w:unhideWhenUsed="1" w:qFormat="1"/>
+    <w:lsdException w:name="heading 7" w:semiHidden="1" w:uiPriority="9" w:unhideWhenUsed="1" w:qFormat="1"/>
+    <w:lsdException w:name="heading 8" w:semiHidden="1" w:uiPriority="9" w:unhideWhenUsed="1" w:qFormat="1"/>
+    <w:lsdException w:name="heading 9" w:semiHidden="1" w:uiPriority="9" w:unhideWhenUsed="1" w:qFormat="1"/>
+    <w:lsdException w:name="index 1" w:semiHidden="1" w:unhideWhenUsed="1"/>
+    <w:lsdException w:name="index 2" w:semiHidden="1" w:unhideWhenUsed="1"/>
+    <w:lsdException w:name="index 3" w:semiHidden="1" w:unhideWhenUsed="1"/>
+    <w:lsdException w:name="index 4" w:semiHidden="1" w:unhideWhenUsed="1"/>
+    <w:lsdException w:name="index 5" w:semiHidden="1" w:unhideWhenUsed="1"/>
+    <w:lsdException w:name="index 6" w:semiHidden="1" w:unhideWhenUsed="1"/>
+    <w:lsdException w:name="index 7" w:semiHidden="1" w:unhideWhenUsed="1"/>
+    <w:lsdException w:name="index 8" w:semiHidden="1" w:unhideWhenUsed="1"/>
+    <w:lsdException w:name="index 9" w:semiHidden="1" w:unhideWhenUsed="1"/>
+    <w:lsdException w:name="toc 1" w:semiHidden="1" w:uiPriority="39" w:unhideWhenUsed="1"/>
+    <w:lsdException w:name="toc 2" w:semiHidden="1" w:uiPriority="39" w:unhideWhenUsed="1"/>
+    <w:lsdException w:name="toc 3" w:semiHidden="1" w:uiPriority="39" w:unhideWhenUsed="1"/>
+    <w:lsdException w:name="toc 4" w:semiHidden="1" w:uiPriority="39" w:unhideWhenUsed="1"/>
+    <w:lsdException w:name="toc 5" w:semiHidden="1" w:uiPriority="39" w:unhideWhenUsed="1"/>
+    <w:lsdException w:name="toc 6" w:semiHidden="1" w:uiPriority="39" w:unhideWhenUsed="1"/>
+    <w:lsdException w:name="toc 7" w:semiHidden="1" w:uiPriority="39" w:unhideWhenUsed="1"/>
+    <w:lsdException w:name="toc 8" w:semiHidden="1" w:uiPriority="39" w:unhideWhenUsed="1"/>
+    <w:lsdException w:name="toc 9" w:semiHidden="1" w:uiPriority="39" w:unhideWhenUsed="1"/>
+    <w:lsdException w:name="Normal Indent" w:semiHidden="1" w:unhideWhenUsed="1"/>
+    <w:lsdException w:name="footnote text" w:semiHidden="1" w:unhideWhenUsed="1"/>
+    <w:lsdException w:name="annotation text" w:semiHidden="1" w:unhideWhenUsed="1" w:qFormat="1"/>
+    <w:lsdException w:name="header" w:semiHidden="1" w:unhideWhenUsed="1"/>
+    <w:lsdException w:name="footer" w:semiHidden="1" w:unhideWhenUsed="1"/>
+    <w:lsdException w:name="index heading" w:semiHidden="1" w:unhideWhenUsed="1"/>
+    <w:lsdException w:name="caption" w:semiHidden="1" w:uiPriority="35" w:unhideWhenUsed="1" w:qFormat="1"/>
+    <w:lsdException w:name="table of figures" w:semiHidden="1" w:unhideWhenUsed="1"/>
+    <w:lsdException w:name="envelope address" w:semiHidden="1" w:unhideWhenUsed="1"/>
+    <w:lsdException w:name="envelope return" w:semiHidden="1" w:unhideWhenUsed="1"/>
+    <w:lsdException w:name="footnote reference" w:semiHidden="1" w:unhideWhenUsed="1"/>
+    <w:lsdException w:name="annotation reference" w:semiHidden="1" w:unhideWhenUsed="1" w:qFormat="1"/>
+    <w:lsdException w:name="line number" w:semiHidden="1" w:unhideWhenUsed="1"/>
+    <w:lsdException w:name="page number" w:semiHidden="1" w:unhideWhenUsed="1"/>
+    <w:lsdException w:name="endnote reference" w:semiHidden="1" w:unhideWhenUsed="1"/>
+    <w:lsdException w:name="endnote text" w:semiHidden="1" w:unhideWhenUsed="1"/>
+    <w:lsdException w:name="table of authorities" w:semiHidden="1" w:unhideWhenUsed="1"/>
+    <w:lsdException w:name="macro" w:semiHidden="1" w:unhideWhenUsed="1"/>
+    <w:lsdException w:name="toa heading" w:semiHidden="1" w:unhideWhenUsed="1"/>
+    <w:lsdException w:name="List" w:semiHidden="1" w:unhideWhenUsed="1"/>
+    <w:lsdException w:name="List Bullet" w:semiHidden="1" w:unhideWhenUsed="1"/>
+    <w:lsdException w:name="List Number" w:semiHidden="1" w:unhideWhenUsed="1"/>
+    <w:lsdException w:name="List 2" w:semiHidden="1" w:unhideWhenUsed="1"/>
+    <w:lsdException w:name="List 3" w:semiHidden="1" w:unhideWhenUsed="1"/>
+    <w:lsdException w:name="List 4" w:semiHidden="1" w:unhideWhenUsed="1"/>
+    <w:lsdException w:name="List 5" w:semiHidden="1" w:unhideWhenUsed="1"/>
+    <w:lsdException w:name="List Bullet 2" w:semiHidden="1" w:unhideWhenUsed="1"/>
+    <w:lsdException w:name="List Bullet 3" w:semiHidden="1" w:unhideWhenUsed="1"/>
+    <w:lsdException w:name="List Bullet 4" w:semiHidden="1" w:unhideWhenUsed="1"/>
+    <w:lsdException w:name="List Bullet 5" w:semiHidden="1" w:unhideWhenUsed="1"/>
+    <w:lsdException w:name="List Number 2" w:semiHidden="1" w:unhideWhenUsed="1"/>
+    <w:lsdException w:name="List Number 3" w:semiHidden="1" w:unhideWhenUsed="1"/>
+    <w:lsdException w:name="List Number 4" w:semiHidden="1" w:unhideWhenUsed="1"/>
+    <w:lsdException w:name="List Number 5" w:semiHidden="1" w:unhideWhenUsed="1"/>
+    <w:lsdException w:name="Title" w:uiPriority="10" w:qFormat="1"/>
+    <w:lsdException w:name="Closing" w:semiHidden="1" w:unhideWhenUsed="1"/>
+    <w:lsdException w:name="Signature" w:semiHidden="1" w:unhideWhenUsed="1"/>
+    <w:lsdException w:name="Default Paragraph Font" w:semiHidden="1" w:uiPriority="1" w:unhideWhenUsed="1"/>
+    <w:lsdException w:name="Body Text" w:semiHidden="1" w:uiPriority="1" w:unhideWhenUsed="1" w:qFormat="1"/>
+    <w:lsdException w:name="Body Text Indent" w:semiHidden="1" w:unhideWhenUsed="1"/>
+    <w:lsdException w:name="List Continue" w:semiHidden="1" w:unhideWhenUsed="1"/>
+    <w:lsdException w:name="List Continue 2" w:semiHidden="1" w:unhideWhenUsed="1"/>
+    <w:lsdException w:name="List Continue 3" w:semiHidden="1" w:unhideWhenUsed="1"/>
+    <w:lsdException w:name="List Continue 4" w:semiHidden="1" w:unhideWhenUsed="1"/>
+    <w:lsdException w:name="List Continue 5" w:semiHidden="1" w:unhideWhenUsed="1"/>
+    <w:lsdException w:name="Message Header" w:semiHidden="1" w:unhideWhenUsed="1"/>
+    <w:lsdException w:name="Subtitle" w:uiPriority="11" w:qFormat="1"/>
+    <w:lsdException w:name="Salutation" w:semiHidden="1" w:unhideWhenUsed="1"/>
+    <w:lsdException w:name="Date" w:semiHidden="1" w:unhideWhenUsed="1"/>
+    <w:lsdException w:name="Body Text First Indent" w:semiHidden="1" w:unhideWhenUsed="1"/>
+    <w:lsdException w:name="Body Text First Indent 2" w:semiHidden="1" w:unhideWhenUsed="1"/>
+    <w:lsdException w:name="Note Heading" w:semiHidden="1" w:unhideWhenUsed="1"/>
+    <w:lsdException w:name="Body Text 2" w:semiHidden="1" w:unhideWhenUsed="1"/>
+    <w:lsdException w:name="Body Text 3" w:semiHidden="1" w:unhideWhenUsed="1"/>
+    <w:lsdException w:name="Body Text Indent 2" w:semiHidden="1" w:unhideWhenUsed="1"/>
+    <w:lsdException w:name="Body Text Indent 3" w:semiHidden="1" w:unhideWhenUsed="1"/>
+    <w:lsdException w:name="Block Text" w:semiHidden="1" w:unhideWhenUsed="1"/>
+    <w:lsdException w:name="Hyperlink" w:semiHidden="1" w:unhideWhenUsed="1"/>
+    <w:lsdException w:name="FollowedHyperlink" w:semiHidden="1" w:unhideWhenUsed="1"/>
+    <w:lsdException w:name="Strong" w:uiPriority="22" w:qFormat="1"/>
+    <w:lsdException w:name="Emphasis" w:uiPriority="20" w:qFormat="1"/>
+    <w:lsdException w:name="Document Map" w:semiHidden="1" w:unhideWhenUsed="1"/>
+    <w:lsdException w:name="Plain Text" w:semiHidden="1" w:unhideWhenUsed="1"/>
+    <w:lsdException w:name="E-mail Signature" w:semiHidden="1" w:unhideWhenUsed="1"/>
+    <w:lsdException w:name="HTML Top of Form" w:semiHidden="1" w:unhideWhenUsed="1"/>
+    <w:lsdException w:name="HTML Bottom of Form" w:semiHidden="1" w:unhideWhenUsed="1"/>
+    <w:lsdException w:name="Normal (Web)" w:semiHidden="1" w:unhideWhenUsed="1"/>
+    <w:lsdException w:name="HTML Acronym" w:semiHidden="1" w:unhideWhenUsed="1"/>
+    <w:lsdException w:name="HTML Address" w:semiHidden="1" w:unhideWhenUsed="1"/>
+    <w:lsdException w:name="HTML Cite" w:semiHidden="1" w:unhideWhenUsed="1"/>
+    <w:lsdException w:name="HTML Code" w:semiHidden="1" w:unhideWhenUsed="1"/>
+    <w:lsdException w:name="HTML Definition" w:semiHidden="1" w:unhideWhenUsed="1"/>
+    <w:lsdException w:name="HTML Keyboard" w:semiHidden="1" w:unhideWhenUsed="1"/>
+    <w:lsdException w:name="HTML Preformatted" w:semiHidden="1" w:unhideWhenUsed="1"/>
+    <w:lsdException w:name="HTML Sample" w:semiHidden="1" w:unhideWhenUsed="1"/>
+    <w:lsdException w:name="HTML Typewriter" w:semiHidden="1" w:unhideWhenUsed="1"/>
+    <w:lsdException w:name="HTML Variable" w:semiHidden="1" w:unhideWhenUsed="1"/>
+    <w:lsdException w:name="Normal Table" w:semiHidden="1" w:unhideWhenUsed="1"/>
+    <w:lsdException w:name="annotation subject" w:semiHidden="1" w:unhideWhenUsed="1"/>
+    <w:lsdException w:name="No List" w:semiHidden="1" w:unhideWhenUsed="1"/>
+    <w:lsdException w:name="Outline List 1" w:semiHidden="1" w:unhideWhenUsed="1"/>
+    <w:lsdException w:name="Outline List 2" w:semiHidden="1" w:unhideWhenUsed="1"/>
+    <w:lsdException w:name="Outline List 3" w:semiHidden="1" w:unhideWhenUsed="1"/>
+    <w:lsdException w:name="Table Simple 1" w:semiHidden="1" w:unhideWhenUsed="1"/>
+    <w:lsdException w:name="Table Simple 2" w:semiHidden="1" w:unhideWhenUsed="1"/>
+    <w:lsdException w:name="Table Simple 3" w:semiHidden="1" w:unhideWhenUsed="1"/>
+    <w:lsdException w:name="Table Classic 1" w:semiHidden="1" w:unhideWhenUsed="1"/>
+    <w:lsdException w:name="Table Classic 2" w:semiHidden="1" w:unhideWhenUsed="1"/>
+    <w:lsdException w:name="Table Classic 3" w:semiHidden="1" w:unhideWhenUsed="1"/>
+    <w:lsdException w:name="Table Classic 4" w:semiHidden="1" w:unhideWhenUsed="1"/>
+    <w:lsdException w:name="Table Colorful 1" w:semiHidden="1" w:unhideWhenUsed="1"/>
+    <w:lsdException w:name="Table Colorful 2" w:semiHidden="1" w:unhideWhenUsed="1"/>
+    <w:lsdException w:name="Table Colorful 3" w:semiHidden="1" w:unhideWhenUsed="1"/>
+    <w:lsdException w:name="Table Columns 1" w:semiHidden="1" w:unhideWhenUsed="1"/>
+    <w:lsdException w:name="Table Columns 2" w:semiHidden="1" w:unhideWhenUsed="1"/>
+    <w:lsdException w:name="Table Columns 3" w:semiHidden="1" w:unhideWhenUsed="1"/>
+    <w:lsdException w:name="Table Columns 4" w:semiHidden="1" w:unhideWhenUsed="1"/>
+    <w:lsdException w:name="Table Columns 5" w:semiHidden="1" w:unhideWhenUsed="1"/>
+    <w:lsdException w:name="Table Grid 1" w:semiHidden="1" w:unhideWhenUsed="1"/>
+    <w:lsdException w:name="Table Grid 2" w:semiHidden="1" w:unhideWhenUsed="1"/>
+    <w:lsdException w:name="Table Grid 3" w:semiHidden="1" w:unhideWhenUsed="1"/>
+    <w:lsdException w:name="Table Grid 4" w:semiHidden="1" w:unhideWhenUsed="1"/>
+    <w:lsdException w:name="Table Grid 5" w:semiHidden="1" w:unhideWhenUsed="1"/>
+    <w:lsdException w:name="Table Grid 6" w:semiHidden="1" w:unhideWhenUsed="1"/>
+    <w:lsdException w:name="Table Grid 7" w:semiHidden="1" w:unhideWhenUsed="1"/>
+    <w:lsdException w:name="Table Grid 8" w:semiHidden="1" w:unhideWhenUsed="1"/>
+    <w:lsdException w:name="Table List 1" w:semiHidden="1" w:unhideWhenUsed="1"/>
+    <w:lsdException w:name="Table List 2" w:semiHidden="1" w:unhideWhenUsed="1"/>
+    <w:lsdException w:name="Table List 3" w:semiHidden="1" w:unhideWhenUsed="1"/>
+    <w:lsdException w:name="Table List 4" w:semiHidden="1" w:unhideWhenUsed="1"/>
+    <w:lsdException w:name="Table List 5" w:semiHidden="1" w:unhideWhenUsed="1"/>
+    <w:lsdException w:name="Table List 6" w:semiHidden="1" w:unhideWhenUsed="1"/>
+    <w:lsdException w:name="Table List 7" w:semiHidden="1" w:unhideWhenUsed="1"/>
+    <w:lsdException w:name="Table List 8" w:semiHidden="1" w:unhideWhenUsed="1"/>
+    <w:lsdException w:name="Table 3D effects 1" w:semiHidden="1" w:unhideWhenUsed="1"/>
+    <w:lsdException w:name="Table 3D effects 2" w:semiHidden="1" w:unhideWhenUsed="1"/>
+    <w:lsdException w:name="Table 3D effects 3" w:semiHidden="1" w:unhideWhenUsed="1"/>
+    <w:lsdException w:name="Table Contemporary" w:semiHidden="1" w:unhideWhenUsed="1"/>
+    <w:lsdException w:name="Table Elegant" w:semiHidden="1" w:unhideWhenUsed="1"/>
+    <w:lsdException w:name="Table Professional" w:semiHidden="1" w:unhideWhenUsed="1"/>
+    <w:lsdException w:name="Table Subtle 1" w:semiHidden="1" w:unhideWhenUsed="1"/>
+    <w:lsdException w:name="Table Subtle 2" w:semiHidden="1" w:unhideWhenUsed="1"/>
+    <w:lsdException w:name="Table Web 1" w:semiHidden="1" w:unhideWhenUsed="1"/>
+    <w:lsdException w:name="Table Web 2" w:semiHidden="1" w:unhideWhenUsed="1"/>
+    <w:lsdException w:name="Table Web 3" w:semiHidden="1" w:unhideWhenUsed="1"/>
+    <w:lsdException w:name="Balloon Text" w:semiHidden="1" w:unhideWhenUsed="1"/>
+    <w:lsdException w:name="Table Grid" w:uiPriority="39"/>
+    <w:lsdException w:name="Table Theme" w:semiHidden="1" w:unhideWhenUsed="1"/>
+    <w:lsdException w:name="Placeholder Text" w:semiHidden="1"/>
+    <w:lsdException w:name="No Spacing" w:uiPriority="1" w:qFormat="1"/>
+    <w:lsdException w:name="Light Shading" w:uiPriority="60"/>
+    <w:lsdException w:name="Light List" w:uiPriority="61"/>
+    <w:lsdException w:name="Light Grid" w:uiPriority="62"/>
+    <w:lsdException w:name="Medium Shading 1" w:uiPriority="63"/>
+    <w:lsdException w:name="Medium Shading 2" w:uiPriority="64"/>
+    <w:lsdException w:name="Medium List 1" w:uiPriority="65"/>
+    <w:lsdException w:name="Medium List 2" w:uiPriority="66"/>
+    <w:lsdException w:name="Medium Grid 1" w:uiPriority="67"/>
+    <w:lsdException w:name="Medium Grid 2" w:uiPriority="68"/>
+    <w:lsdException w:name="Medium Grid 3" w:uiPriority="69"/>
+    <w:lsdException w:name="Dark List" w:uiPriority="70"/>
+    <w:lsdException w:name="Colorful Shading" w:uiPriority="71"/>
+    <w:lsdException w:name="Colorful List" w:uiPriority="72"/>
+    <w:lsdException w:name="Colorful Grid" w:uiPriority="73"/>
+    <w:lsdException w:name="Light Shading Accent 1" w:uiPriority="60"/>
+    <w:lsdException w:name="Light List Accent 1" w:uiPriority="61"/>
+    <w:lsdException w:name="Light Grid Accent 1" w:uiPriority="62"/>
+    <w:lsdException w:name="Medium Shading 1 Accent 1" w:uiPriority="63"/>
+    <w:lsdException w:name="Medium Shading 2 Accent 1" w:uiPriority="64"/>
+    <w:lsdException w:name="Medium List 1 Accent 1" w:uiPriority="65"/>
+    <w:lsdException w:name="Revision" w:semiHidden="1"/>
+    <w:lsdException w:name="List Paragraph" w:uiPriority="34" w:qFormat="1"/>
+    <w:lsdException w:name="Quote" w:uiPriority="29" w:qFormat="1"/>
+    <w:lsdException w:name="Intense Quote" w:uiPriority="30" w:qFormat="1"/>
+    <w:lsdException w:name="Medium List 2 Accent 1" w:uiPriority="66"/>
+    <w:lsdException w:name="Medium Grid 1 Accent 1" w:uiPriority="67"/>
+    <w:lsdException w:name="Medium Grid 2 Accent 1" w:uiPriority="68"/>
+    <w:lsdException w:name="Medium Grid 3 Accent 1" w:uiPriority="69"/>
+    <w:lsdException w:name="Dark List Accent 1" w:uiPriority="70"/>
+    <w:lsdException w:name="Colorful Shading Accent 1" w:uiPriority="71"/>
+    <w:lsdException w:name="Colorful List Accent 1" w:uiPriority="72"/>
+    <w:lsdException w:name="Colorful Grid Accent 1" w:uiPriority="73"/>
+    <w:lsdException w:name="Light Shading Accent 2" w:uiPriority="60"/>
+    <w:lsdException w:name="Light List Accent 2" w:uiPriority="61"/>
+    <w:lsdException w:name="Light Grid Accent 2" w:uiPriority="62"/>
+    <w:lsdException w:name="Medium Shading 1 Accent 2" w:uiPriority="63"/>
+    <w:lsdException w:name="Medium Shading 2 Accent 2" w:uiPriority="64"/>
+    <w:lsdException w:name="Medium List 1 Accent 2" w:uiPriority="65"/>
+    <w:lsdException w:name="Medium List 2 Accent 2" w:uiPriority="66"/>
+    <w:lsdException w:name="Medium Grid 1 Accent 2" w:uiPriority="67"/>
+    <w:lsdException w:name="Medium Grid 2 Accent 2" w:uiPriority="68"/>
+    <w:lsdException w:name="Medium Grid 3 Accent 2" w:uiPriority="69"/>
+    <w:lsdException w:name="Dark List Accent 2" w:uiPriority="70"/>
+    <w:lsdException w:name="Colorful Shading Accent 2" w:uiPriority="71"/>
+    <w:lsdException w:name="Colorful List Accent 2" w:uiPriority="72"/>
+    <w:lsdException w:name="Colorful Grid Accent 2" w:uiPriority="73"/>
+    <w:lsdException w:name="Light Shading Accent 3" w:uiPriority="60"/>
+    <w:lsdException w:name="Light List Accent 3" w:uiPriority="61"/>
+    <w:lsdException w:name="Light Grid Accent 3" w:uiPriority="62"/>
+    <w:lsdException w:name="Medium Shading 1 Accent 3" w:uiPriority="63"/>
+    <w:lsdException w:name="Medium Shading 2 Accent 3" w:uiPriority="64"/>
+    <w:lsdException w:name="Medium List 1 Accent 3" w:uiPriority="65"/>
+    <w:lsdException w:name="Medium List 2 Accent 3" w:uiPriority="66"/>
+    <w:lsdException w:name="Medium Grid 1 Accent 3" w:uiPriority="67"/>
+    <w:lsdException w:name="Medium Grid 2 Accent 3" w:uiPriority="68"/>
+    <w:lsdException w:name="Medium Grid 3 Accent 3" w:uiPriority="69"/>
+    <w:lsdException w:name="Dark List Accent 3" w:uiPriority="70"/>
+    <w:lsdException w:name="Colorful Shading Accent 3" w:uiPriority="71"/>
+    <w:lsdException w:name="Colorful List Accent 3" w:uiPriority="72"/>
+    <w:lsdException w:name="Colorful Grid Accent 3" w:uiPriority="73"/>
+    <w:lsdException w:name="Light Shading Accent 4" w:uiPriority="60"/>
+    <w:lsdException w:name="Light List Accent 4" w:uiPriority="61"/>
+    <w:lsdException w:name="Light Grid Accent 4" w:uiPriority="62"/>
+    <w:lsdException w:name="Medium Shading 1 Accent 4" w:uiPriority="63"/>
+    <w:lsdException w:name="Medium Shading 2 Accent 4" w:uiPriority="64"/>
+    <w:lsdException w:name="Medium List 1 Accent 4" w:uiPriority="65"/>
+    <w:lsdException w:name="Medium List 2 Accent 4" w:uiPriority="66"/>
+    <w:lsdException w:name="Medium Grid 1 Accent 4" w:uiPriority="67"/>
+    <w:lsdException w:name="Medium Grid 2 Accent 4" w:uiPriority="68"/>
+    <w:lsdException w:name="Medium Grid 3 Accent 4" w:uiPriority="69"/>
+    <w:lsdException w:name="Dark List Accent 4" w:uiPriority="70"/>
+    <w:lsdException w:name="Colorful Shading Accent 4" w:uiPriority="71"/>
+    <w:lsdException w:name="Colorful List Accent 4" w:uiPriority="72"/>
+    <w:lsdException w:name="Colorful Grid Accent 4" w:uiPriority="73"/>
+    <w:lsdException w:name="Light Shading Accent 5" w:uiPriority="60"/>
+    <w:lsdException w:name="Light List Accent 5" w:uiPriority="61"/>
+    <w:lsdException w:name="Light Grid Accent 5" w:uiPriority="62"/>
+    <w:lsdException w:name="Medium Shading 1 Accent 5" w:uiPriority="63"/>
+    <w:lsdException w:name="Medium Shading 2 Accent 5" w:uiPriority="64"/>
+    <w:lsdException w:name="Medium List 1 Accent 5" w:uiPriority="65"/>
+    <w:lsdException w:name="Medium List 2 Accent 5" w:uiPriority="66"/>
+    <w:lsdException w:name="Medium Grid 1 Accent 5" w:uiPriority="67"/>
+    <w:lsdException w:name="Medium Grid 2 Accent 5" w:uiPriority="68"/>
+    <w:lsdException w:name="Medium Grid 3 Accent 5" w:uiPriority="69"/>
+    <w:lsdException w:name="Dark List Accent 5" w:uiPriority="70"/>
+    <w:lsdException w:name="Colorful Shading Accent 5" w:uiPriority="71"/>
+    <w:lsdException w:name="Colorful List Accent 5" w:uiPriority="72"/>
+    <w:lsdException w:name="Colorful Grid Accent 5" w:uiPriority="73"/>
+    <w:lsdException w:name="Light Shading Accent 6" w:uiPriority="60"/>
+    <w:lsdException w:name="Light List Accent 6" w:uiPriority="61"/>
+    <w:lsdException w:name="Light Grid Accent 6" w:uiPriority="62"/>
+    <w:lsdException w:name="Medium Shading 1 Accent 6" w:uiPriority="63"/>
+    <w:lsdException w:name="Medium Shading 2 Accent 6" w:uiPriority="64"/>
+    <w:lsdException w:name="Medium List 1 Accent 6" w:uiPriority="65"/>
+    <w:lsdException w:name="Medium List 2 Accent 6" w:uiPriority="66"/>
+    <w:lsdException w:name="Medium Grid 1 Accent 6" w:uiPriority="67"/>
+    <w:lsdException w:name="Medium Grid 2 Accent 6" w:uiPriority="68"/>
+    <w:lsdException w:name="Medium Grid 3 Accent 6" w:uiPriority="69"/>
+    <w:lsdException w:name="Dark List Accent 6" w:uiPriority="70"/>
+    <w:lsdException w:name="Colorful Shading Accent 6" w:uiPriority="71"/>
+    <w:lsdException w:name="Colorful List Accent 6" w:uiPriority="72"/>
+    <w:lsdException w:name="Colorful Grid Accent 6" w:uiPriority="73"/>
+    <w:lsdException w:name="Subtle Emphasis" w:uiPriority="19" w:qFormat="1"/>
+    <w:lsdException w:name="Intense Emphasis" w:uiPriority="21" w:qFormat="1"/>
+    <w:lsdException w:name="Subtle Reference" w:uiPriority="31" w:qFormat="1"/>
+    <w:lsdException w:name="Intense Reference" w:uiPriority="32" w:qFormat="1"/>
+    <w:lsdException w:name="Book Title" w:uiPriority="33" w:qFormat="1"/>
+    <w:lsdException w:name="Bibliography" w:semiHidden="1" w:uiPriority="37" w:unhideWhenUsed="1"/>
+    <w:lsdException w:name="TOC Heading" w:semiHidden="1" w:uiPriority="39" w:unhideWhenUsed="1" w:qFormat="1"/>
+    <w:lsdException w:name="Plain Table 1" w:uiPriority="41"/>
+    <w:lsdException w:name="Plain Table 2" w:uiPriority="42"/>
+    <w:lsdException w:name="Plain Table 3" w:uiPriority="43"/>
+    <w:lsdException w:name="Plain Table 4" w:uiPriority="44"/>
+    <w:lsdException w:name="Plain Table 5" w:uiPriority="45"/>
+    <w:lsdException w:name="Grid Table Light" w:uiPriority="40"/>
+    <w:lsdException w:name="Grid Table 1 Light" w:uiPriority="46"/>
+    <w:lsdException w:name="Grid Table 2" w:uiPriority="47"/>
+    <w:lsdException w:name="Grid Table 3" w:uiPriority="48"/>
+    <w:lsdException w:name="Grid Table 4" w:uiPriority="49"/>
+    <w:lsdException w:name="Grid Table 5 Dark" w:uiPriority="50"/>
+    <w:lsdException w:name="Grid Table 6 Colorful" w:uiPriority="51"/>
+    <w:lsdException w:name="Grid Table 7 Colorful" w:uiPriority="52"/>
+    <w:lsdException w:name="Grid Table 1 Light Accent 1" w:uiPriority="46"/>
+    <w:lsdException w:name="Grid Table 2 Accent 1" w:uiPriority="47"/>
+    <w:lsdException w:name="Grid Table 3 Accent 1" w:uiPriority="48"/>
+    <w:lsdException w:name="Grid Table 4 Accent 1" w:uiPriority="49"/>
+    <w:lsdException w:name="Grid Table 5 Dark Accent 1" w:uiPriority="50"/>
+    <w:lsdException w:name="Grid Table 6 Colorful Accent 1" w:uiPriority="51"/>
+    <w:lsdException w:name="Grid Table 7 Colorful Accent 1" w:uiPriority="52"/>
+    <w:lsdException w:name="Grid Table 1 Light Accent 2" w:uiPriority="46"/>
+    <w:lsdException w:name="Grid Table 2 Accent 2" w:uiPriority="47"/>
+    <w:lsdException w:name="Grid Table 3 Accent 2" w:uiPriority="48"/>
+    <w:lsdException w:name="Grid Table 4 Accent 2" w:uiPriority="49"/>
+    <w:lsdException w:name="Grid Table 5 Dark Accent 2" w:uiPriority="50"/>
+    <w:lsdException w:name="Grid Table 6 Colorful Accent 2" w:uiPriority="51"/>
+    <w:lsdException w:name="Grid Table 7 Colorful Accent 2" w:uiPriority="52"/>
+    <w:lsdException w:name="Grid Table 1 Light Accent 3" w:uiPriority="46"/>
+    <w:lsdException w:name="Grid Table 2 Accent 3" w:uiPriority="47"/>
+    <w:lsdException w:name="Grid Table 3 Accent 3" w:uiPriority="48"/>
+    <w:lsdException w:name="Grid Table 4 Accent 3" w:uiPriority="49"/>
+    <w:lsdException w:name="Grid Table 5 Dark Accent 3" w:uiPriority="50"/>
+    <w:lsdException w:name="Grid Table 6 Colorful Accent 3" w:uiPriority="51"/>
+    <w:lsdException w:name="Grid Table 7 Colorful Accent 3" w:uiPriority="52"/>
+    <w:lsdException w:name="Grid Table 1 Light Accent 4" w:uiPriority="46"/>
+    <w:lsdException w:name="Grid Table 2 Accent 4" w:uiPriority="47"/>
+    <w:lsdException w:name="Grid Table 3 Accent 4" w:uiPriority="48"/>
+    <w:lsdException w:name="Grid Table 4 Accent 4" w:uiPriority="49"/>
+    <w:lsdException w:name="Grid Table 5 Dark Accent 4" w:uiPriority="50"/>
+    <w:lsdException w:name="Grid Table 6 Colorful Accent 4" w:uiPriority="51"/>
+    <w:lsdException w:name="Grid Table 7 Colorful Accent 4" w:uiPriority="52"/>
+    <w:lsdException w:name="Grid Table 1 Light Accent 5" w:uiPriority="46"/>
+    <w:lsdException w:name="Grid Table 2 Accent 5" w:uiPriority="47"/>
+    <w:lsdException w:name="Grid Table 3 Accent 5" w:uiPriority="48"/>
+    <w:lsdException w:name="Grid Table 4 Accent 5" w:uiPriority="49"/>
+    <w:lsdException w:name="Grid Table 5 Dark Accent 5" w:uiPriority="50"/>
+    <w:lsdException w:name="Grid Table 6 Colorful Accent 5" w:uiPriority="51"/>
+    <w:lsdException w:name="Grid Table 7 Colorful Accent 5" w:uiPriority="52"/>
+    <w:lsdException w:name="Grid Table 1 Light Accent 6" w:uiPriority="46"/>
+    <w:lsdException w:name="Grid Table 2 Accent 6" w:uiPriority="47"/>
+    <w:lsdException w:name="Grid Table 3 Accent 6" w:uiPriority="48"/>
+    <w:lsdException w:name="Grid Table 4 Accent 6" w:uiPriority="49"/>
+    <w:lsdException w:name="Grid Table 5 Dark Accent 6" w:uiPriority="50"/>
+    <w:lsdException w:name="Grid Table 6 Colorful Accent 6" w:uiPriority="51"/>
+    <w:lsdException w:name="Grid Table 7 Colorful Accent 6" w:uiPriority="52"/>
+    <w:lsdException w:name="List Table 1 Light" w:uiPriority="46"/>
+    <w:lsdException w:name="List Table 2" w:uiPriority="47"/>
+    <w:lsdException w:name="List Table 3" w:uiPriority="48"/>
+    <w:lsdException w:name="List Table 4" w:uiPriority="49"/>
+    <w:lsdException w:name="List Table 5 Dark" w:uiPriority="50"/>
+    <w:lsdException w:name="List Table 6 Colorful" w:uiPriority="51"/>
+    <w:lsdException w:name="List Table 7 Colorful" w:uiPriority="52"/>
+    <w:lsdException w:name="List Table 1 Light Accent 1" w:uiPriority="46"/>
+    <w:lsdException w:name="List Table 2 Accent 1" w:uiPriority="47"/>
+    <w:lsdException w:name="List Table 3 Accent 1" w:uiPriority="48"/>
+    <w:lsdException w:name="List Table 4 Accent 1" w:uiPriority="49"/>
+    <w:lsdException w:name="List Table 5 Dark Accent 1" w:uiPriority="50"/>
+    <w:lsdException w:name="List Table 6 Colorful Accent 1" w:uiPriority="51"/>
+    <w:lsdException w:name="List Table 7 Colorful Accent 1" w:uiPriority="52"/>
+    <w:lsdException w:name="List Table 1 Light Accent 2" w:uiPriority="46"/>
+    <w:lsdException w:name="List Table 2 Accent 2" w:uiPriority="47"/>
+    <w:lsdException w:name="List Table 3 Accent 2" w:uiPriority="48"/>
+    <w:lsdException w:name="List Table 4 Accent 2" w:uiPriority="49"/>
+    <w:lsdException w:name="List Table 5 Dark Accent 2" w:uiPriority="50"/>
+    <w:lsdException w:name="List Table 6 Colorful Accent 2" w:uiPriority="51"/>
+    <w:lsdException w:name="List Table 7 Colorful Accent 2" w:uiPriority="52"/>
+    <w:lsdException w:name="List Table 1 Light Accent 3" w:uiPriority="46"/>
+    <w:lsdException w:name="List Table 2 Accent 3" w:uiPriority="47"/>
+    <w:lsdException w:name="List Table 3 Accent 3" w:uiPriority="48"/>
+    <w:lsdException w:name="List Table 4 Accent 3" w:uiPriority="49"/>
+    <w:lsdException w:name="List Table 5 Dark Accent 3" w:uiPriority="50"/>
+    <w:lsdException w:name="List Table 6 Colorful Accent 3" w:uiPriority="51"/>
+    <w:lsdException w:name="List Table 7 Colorful Accent 3" w:uiPriority="52"/>
+    <w:lsdException w:name="List Table 1 Light Accent 4" w:uiPriority="46"/>
+    <w:lsdException w:name="List Table 2 Accent 4" w:uiPriority="47"/>
+    <w:lsdException w:name="List Table 3 Accent 4" w:uiPriority="48"/>
+    <w:lsdException w:name="List Table 4 Accent 4" w:uiPriority="49"/>
+    <w:lsdException w:name="List Table 5 Dark Accent 4" w:uiPriority="50"/>
+    <w:lsdException w:name="List Table 6 Colorful Accent 4" w:uiPriority="51"/>
+    <w:lsdException w:name="List Table 7 Colorful Accent 4" w:uiPriority="52"/>
+    <w:lsdException w:name="List Table 1 Light Accent 5" w:uiPriority="46"/>
+    <w:lsdException w:name="List Table 2 Accent 5" w:uiPriority="47"/>
+    <w:lsdException w:name="List Table 3 Accent 5" w:uiPriority="48"/>
+    <w:lsdException w:name="List Table 4 Accent 5" w:uiPriority="49"/>
+    <w:lsdException w:name="List Table 5 Dark Accent 5" w:uiPriority="50"/>
+    <w:lsdException w:name="List Table 6 Colorful Accent 5" w:uiPriority="51"/>
+    <w:lsdException w:name="List Table 7 Colorful Accent 5" w:uiPriority="52"/>
+    <w:lsdException w:name="List Table 1 Light Accent 6" w:uiPriority="46"/>
+    <w:lsdException w:name="List Table 2 Accent 6" w:uiPriority="47"/>
+    <w:lsdException w:name="List Table 3 Accent 6" w:uiPriority="48"/>
+    <w:lsdException w:name="List Table 4 Accent 6" w:uiPriority="49"/>
+    <w:lsdException w:name="List Table 5 Dark Accent 6" w:uiPriority="50"/>
+    <w:lsdException w:name="List Table 6 Colorful Accent 6" w:uiPriority="51"/>
+    <w:lsdException w:name="List Table 7 Colorful Accent 6" w:uiPriority="52"/>
+    <w:lsdException w:name="Mention" w:semiHidden="1" w:unhideWhenUsed="1"/>
+    <w:lsdException w:name="Smart Hyperlink" w:semiHidden="1" w:unhideWhenUsed="1"/>
+    <w:lsdException w:name="Hashtag" w:semiHidden="1" w:unhideWhenUsed="1"/>
+    <w:lsdException w:name="Unresolved Mention" w:semiHidden="1" w:unhideWhenUsed="1"/>
+    <w:lsdException w:name="Smart Link" w:semiHidden="1" w:unhideWhenUsed="1"/>
   </w:latentStyles>
   <w:style w:type="paragraph" w:default="1" w:styleId="Normal">
     <w:name w:val="Normal"/>
@@ -4987,1745 +4188,7 @@
     <w:qFormat/>
     <w:rsid w:val="000F4FEF"/>
   </w:style>
-  <w:style w:type="character" w:customStyle="1" w:styleId="UnresolvedMention">
-    <w:name w:val="Unresolved Mention"/>
-    <w:basedOn w:val="DefaultParagraphFont"/>
-    <w:uiPriority w:val="99"/>
-    <w:semiHidden/>
-    <w:unhideWhenUsed/>
-    <w:rsid w:val="005E785C"/>
-    <w:rPr>
-      <w:color w:val="605E5C"/>
-      <w:shd w:val="clear" w:color="auto" w:fill="E1DFDD"/>
-    </w:rPr>
-  </w:style>
-  <w:style w:type="paragraph" w:customStyle="1" w:styleId="interviewsituationcondition">
-    <w:name w:val="interview situation condition"/>
-    <w:basedOn w:val="Heading1"/>
-    <w:next w:val="Heading2"/>
-    <w:qFormat/>
-    <w:rsid w:val="000F4FEF"/>
-    <w:pPr>
-      <w:keepNext/>
-      <w:keepLines/>
-      <w:pBdr>
-        <w:bottom w:val="none" w:sz="0" w:space="0" w:color="auto"/>
-      </w:pBdr>
-      <w:spacing w:after="60" w:afterAutospacing="0"/>
-    </w:pPr>
-    <w:rPr>
-      <w:rFonts w:asciiTheme="majorHAnsi" w:eastAsiaTheme="majorEastAsia" w:hAnsiTheme="majorHAnsi" w:cstheme="majorBidi"/>
-      <w:color w:val="FF0000"/>
-      <w:spacing w:val="0"/>
-      <w:sz w:val="24"/>
-      <w:szCs w:val="26"/>
-    </w:rPr>
-  </w:style>
-  <w:style w:type="paragraph" w:customStyle="1" w:styleId="heading">
-    <w:name w:val="heading"/>
-    <w:basedOn w:val="Normal"/>
-    <w:rsid w:val="00DD3DDA"/>
-    <w:pPr>
-      <w:spacing w:before="100" w:after="100"/>
-    </w:pPr>
-    <w:rPr>
-      <w:rFonts w:ascii="Times New Roman" w:eastAsia="Times New Roman" w:hAnsi="Times New Roman" w:cs="Times New Roman"/>
-      <w:sz w:val="24"/>
-      <w:szCs w:val="24"/>
-    </w:rPr>
-  </w:style>
-  <w:style w:type="character" w:customStyle="1" w:styleId="Interviewpinknote">
-    <w:name w:val="Interview pink note"/>
-    <w:basedOn w:val="BodyChar"/>
-    <w:uiPriority w:val="1"/>
-    <w:qFormat/>
-    <w:rsid w:val="00DD3DDA"/>
-    <w:rPr>
-      <w:rFonts w:ascii="Helvetica" w:eastAsiaTheme="minorHAnsi" w:hAnsi="Helvetica" w:cs="Tahoma"/>
-      <w:b w:val="0"/>
-      <w:bCs/>
-      <w:color w:val="FF99FF"/>
-      <w:sz w:val="24"/>
-      <w:szCs w:val="24"/>
-    </w:rPr>
-  </w:style>
-  <w:style w:type="paragraph" w:customStyle="1" w:styleId="interviewsituationp">
-    <w:name w:val="interview situation p"/>
-    <w:basedOn w:val="Body"/>
-    <w:next w:val="interviewsituationcondition"/>
-    <w:qFormat/>
-    <w:rsid w:val="00DD3DDA"/>
-    <w:pPr>
-      <w:spacing w:before="240" w:after="0" w:line="240" w:lineRule="auto"/>
-      <w:contextualSpacing/>
-    </w:pPr>
-  </w:style>
-  <w:style w:type="character" w:customStyle="1" w:styleId="Heading5Char">
-    <w:name w:val="Heading 5 Char"/>
-    <w:basedOn w:val="DefaultParagraphFont"/>
-    <w:link w:val="Heading5"/>
-    <w:uiPriority w:val="9"/>
-    <w:rsid w:val="000F4FEF"/>
-    <w:rPr>
-      <w:rFonts w:ascii="Arial" w:hAnsi="Arial" w:cs="Arial"/>
-      <w:color w:val="666666"/>
-    </w:rPr>
-  </w:style>
-  <w:style w:type="character" w:customStyle="1" w:styleId="Heading6Char">
-    <w:name w:val="Heading 6 Char"/>
-    <w:basedOn w:val="DefaultParagraphFont"/>
-    <w:link w:val="Heading6"/>
-    <w:uiPriority w:val="9"/>
-    <w:semiHidden/>
-    <w:rsid w:val="000F4FEF"/>
-    <w:rPr>
-      <w:rFonts w:ascii="Arial" w:hAnsi="Arial" w:cs="Arial"/>
-      <w:i/>
-      <w:color w:val="666666"/>
-    </w:rPr>
-  </w:style>
-  <w:style w:type="paragraph" w:styleId="TOC1">
-    <w:name w:val="toc 1"/>
-    <w:basedOn w:val="Normal"/>
-    <w:next w:val="Normal"/>
-    <w:autoRedefine/>
-    <w:uiPriority w:val="39"/>
-    <w:unhideWhenUsed/>
-    <w:rsid w:val="000F4FEF"/>
-    <w:pPr>
-      <w:spacing w:after="100"/>
-    </w:pPr>
-  </w:style>
-  <w:style w:type="paragraph" w:styleId="TOC2">
-    <w:name w:val="toc 2"/>
-    <w:basedOn w:val="Normal"/>
-    <w:next w:val="Normal"/>
-    <w:autoRedefine/>
-    <w:uiPriority w:val="39"/>
-    <w:unhideWhenUsed/>
-    <w:rsid w:val="000F4FEF"/>
-    <w:pPr>
-      <w:spacing w:after="100"/>
-      <w:ind w:left="240"/>
-    </w:pPr>
-  </w:style>
-  <w:style w:type="paragraph" w:styleId="TOC3">
-    <w:name w:val="toc 3"/>
-    <w:basedOn w:val="Normal"/>
-    <w:next w:val="Normal"/>
-    <w:autoRedefine/>
-    <w:uiPriority w:val="39"/>
-    <w:unhideWhenUsed/>
-    <w:rsid w:val="000F4FEF"/>
-    <w:pPr>
-      <w:spacing w:after="100"/>
-      <w:ind w:left="480"/>
-    </w:pPr>
-  </w:style>
-  <w:style w:type="paragraph" w:styleId="CommentText">
-    <w:name w:val="annotation text"/>
-    <w:basedOn w:val="Normal"/>
-    <w:link w:val="CommentTextChar"/>
-    <w:uiPriority w:val="99"/>
-    <w:unhideWhenUsed/>
-    <w:qFormat/>
-    <w:rsid w:val="000F4FEF"/>
-    <w:rPr>
-      <w:sz w:val="20"/>
-      <w:szCs w:val="20"/>
-    </w:rPr>
-  </w:style>
-  <w:style w:type="character" w:customStyle="1" w:styleId="CommentTextChar">
-    <w:name w:val="Comment Text Char"/>
-    <w:basedOn w:val="DefaultParagraphFont"/>
-    <w:link w:val="CommentText"/>
-    <w:uiPriority w:val="99"/>
-    <w:qFormat/>
-    <w:rsid w:val="000F4FEF"/>
-    <w:rPr>
-      <w:rFonts w:ascii="Arial" w:hAnsi="Arial" w:cs="Arial"/>
-      <w:sz w:val="20"/>
-      <w:szCs w:val="20"/>
-    </w:rPr>
-  </w:style>
-  <w:style w:type="paragraph" w:styleId="Header">
-    <w:name w:val="header"/>
-    <w:basedOn w:val="Normal"/>
-    <w:link w:val="HeaderChar"/>
-    <w:uiPriority w:val="99"/>
-    <w:unhideWhenUsed/>
-    <w:rsid w:val="000F4FEF"/>
-    <w:pPr>
-      <w:tabs>
-        <w:tab w:val="center" w:pos="4680"/>
-        <w:tab w:val="right" w:pos="9360"/>
-      </w:tabs>
-    </w:pPr>
-  </w:style>
-  <w:style w:type="character" w:customStyle="1" w:styleId="HeaderChar">
-    <w:name w:val="Header Char"/>
-    <w:basedOn w:val="DefaultParagraphFont"/>
-    <w:link w:val="Header"/>
-    <w:uiPriority w:val="99"/>
-    <w:rsid w:val="000F4FEF"/>
-    <w:rPr>
-      <w:rFonts w:ascii="Arial" w:hAnsi="Arial" w:cs="Arial"/>
-    </w:rPr>
-  </w:style>
-  <w:style w:type="character" w:styleId="CommentReference">
-    <w:name w:val="annotation reference"/>
-    <w:basedOn w:val="DefaultParagraphFont"/>
-    <w:uiPriority w:val="99"/>
-    <w:semiHidden/>
-    <w:unhideWhenUsed/>
-    <w:qFormat/>
-    <w:rsid w:val="000F4FEF"/>
-    <w:rPr>
-      <w:sz w:val="16"/>
-      <w:szCs w:val="16"/>
-    </w:rPr>
-  </w:style>
-  <w:style w:type="paragraph" w:styleId="Title">
-    <w:name w:val="Title"/>
-    <w:basedOn w:val="Normal"/>
-    <w:next w:val="Normal"/>
-    <w:link w:val="TitleChar"/>
-    <w:uiPriority w:val="10"/>
-    <w:qFormat/>
-    <w:rsid w:val="000F4FEF"/>
-    <w:pPr>
-      <w:spacing w:before="0" w:beforeAutospacing="0" w:after="100" w:line="276" w:lineRule="auto"/>
-    </w:pPr>
-    <w:rPr>
-      <w:rFonts w:ascii="Helvetica" w:hAnsi="Helvetica" w:cs="Helvetica"/>
-      <w:color w:val="0A2A78"/>
-      <w:spacing w:val="-2"/>
-      <w:sz w:val="48"/>
-      <w:szCs w:val="24"/>
-    </w:rPr>
-  </w:style>
-  <w:style w:type="character" w:customStyle="1" w:styleId="TitleChar">
-    <w:name w:val="Title Char"/>
-    <w:basedOn w:val="DefaultParagraphFont"/>
-    <w:link w:val="Title"/>
-    <w:uiPriority w:val="10"/>
-    <w:qFormat/>
-    <w:rsid w:val="000F4FEF"/>
-    <w:rPr>
-      <w:rFonts w:ascii="Helvetica" w:hAnsi="Helvetica" w:cs="Helvetica"/>
-      <w:color w:val="0A2A78"/>
-      <w:spacing w:val="-2"/>
-      <w:sz w:val="48"/>
-      <w:szCs w:val="24"/>
-    </w:rPr>
-  </w:style>
-  <w:style w:type="paragraph" w:styleId="Subtitle">
-    <w:name w:val="Subtitle"/>
-    <w:basedOn w:val="Normal"/>
-    <w:next w:val="Normal"/>
-    <w:link w:val="SubtitleChar"/>
-    <w:uiPriority w:val="11"/>
-    <w:qFormat/>
-    <w:rsid w:val="000F4FEF"/>
-    <w:pPr>
-      <w:keepNext/>
-      <w:keepLines/>
-      <w:spacing w:after="320"/>
-    </w:pPr>
-    <w:rPr>
-      <w:color w:val="666666"/>
-      <w:sz w:val="30"/>
-      <w:szCs w:val="30"/>
-    </w:rPr>
-  </w:style>
-  <w:style w:type="character" w:customStyle="1" w:styleId="SubtitleChar">
-    <w:name w:val="Subtitle Char"/>
-    <w:basedOn w:val="DefaultParagraphFont"/>
-    <w:link w:val="Subtitle"/>
-    <w:uiPriority w:val="11"/>
-    <w:rsid w:val="000F4FEF"/>
-    <w:rPr>
-      <w:rFonts w:ascii="Arial" w:hAnsi="Arial" w:cs="Arial"/>
-      <w:color w:val="666666"/>
-      <w:sz w:val="30"/>
-      <w:szCs w:val="30"/>
-    </w:rPr>
-  </w:style>
-  <w:style w:type="character" w:styleId="FollowedHyperlink">
-    <w:name w:val="FollowedHyperlink"/>
-    <w:basedOn w:val="DefaultParagraphFont"/>
-    <w:uiPriority w:val="99"/>
-    <w:semiHidden/>
-    <w:unhideWhenUsed/>
-    <w:rsid w:val="000F4FEF"/>
-    <w:rPr>
-      <w:color w:val="954F72" w:themeColor="followedHyperlink"/>
-      <w:u w:val="single"/>
-    </w:rPr>
-  </w:style>
-  <w:style w:type="character" w:styleId="Strong">
-    <w:name w:val="Strong"/>
-    <w:basedOn w:val="DefaultParagraphFont"/>
-    <w:uiPriority w:val="22"/>
-    <w:qFormat/>
-    <w:rsid w:val="000F4FEF"/>
-    <w:rPr>
-      <w:b/>
-      <w:bCs/>
-    </w:rPr>
-  </w:style>
-  <w:style w:type="character" w:styleId="Emphasis">
-    <w:name w:val="Emphasis"/>
-    <w:basedOn w:val="DefaultParagraphFont"/>
-    <w:uiPriority w:val="20"/>
-    <w:qFormat/>
-    <w:rsid w:val="000F4FEF"/>
-    <w:rPr>
-      <w:i/>
-      <w:iCs/>
-    </w:rPr>
-  </w:style>
-  <w:style w:type="paragraph" w:styleId="PlainText">
-    <w:name w:val="Plain Text"/>
-    <w:basedOn w:val="Normal"/>
-    <w:link w:val="PlainTextChar"/>
-    <w:uiPriority w:val="99"/>
-    <w:semiHidden/>
-    <w:unhideWhenUsed/>
-    <w:rsid w:val="00DD3DDA"/>
-    <w:pPr>
-      <w:spacing w:after="0"/>
-    </w:pPr>
-    <w:rPr>
-      <w:sz w:val="24"/>
-      <w:szCs w:val="21"/>
-    </w:rPr>
-  </w:style>
-  <w:style w:type="character" w:customStyle="1" w:styleId="PlainTextChar">
-    <w:name w:val="Plain Text Char"/>
-    <w:basedOn w:val="DefaultParagraphFont"/>
-    <w:link w:val="PlainText"/>
-    <w:uiPriority w:val="99"/>
-    <w:semiHidden/>
-    <w:rsid w:val="00DD3DDA"/>
-    <w:rPr>
-      <w:rFonts w:ascii="Arial" w:hAnsi="Arial" w:cs="Arial"/>
-      <w:sz w:val="24"/>
-      <w:szCs w:val="21"/>
-    </w:rPr>
-  </w:style>
-  <w:style w:type="paragraph" w:styleId="NormalWeb">
-    <w:name w:val="Normal (Web)"/>
-    <w:basedOn w:val="Normal"/>
-    <w:uiPriority w:val="99"/>
-    <w:unhideWhenUsed/>
-    <w:rsid w:val="000F4FEF"/>
-    <w:pPr>
-      <w:spacing w:before="100" w:after="100"/>
-    </w:pPr>
-    <w:rPr>
-      <w:rFonts w:ascii="Times New Roman" w:eastAsia="Times New Roman" w:hAnsi="Times New Roman" w:cs="Times New Roman"/>
-      <w:sz w:val="24"/>
-      <w:szCs w:val="24"/>
-    </w:rPr>
-  </w:style>
-  <w:style w:type="paragraph" w:styleId="HTMLPreformatted">
-    <w:name w:val="HTML Preformatted"/>
-    <w:basedOn w:val="Normal"/>
-    <w:link w:val="HTMLPreformattedChar"/>
-    <w:uiPriority w:val="99"/>
-    <w:semiHidden/>
-    <w:unhideWhenUsed/>
-    <w:rsid w:val="000F4FEF"/>
-    <w:pPr>
-      <w:tabs>
-        <w:tab w:val="left" w:pos="916"/>
-        <w:tab w:val="left" w:pos="1832"/>
-        <w:tab w:val="left" w:pos="2748"/>
-        <w:tab w:val="left" w:pos="3664"/>
-        <w:tab w:val="left" w:pos="4580"/>
-        <w:tab w:val="left" w:pos="5496"/>
-        <w:tab w:val="left" w:pos="6412"/>
-        <w:tab w:val="left" w:pos="7328"/>
-        <w:tab w:val="left" w:pos="8244"/>
-        <w:tab w:val="left" w:pos="9160"/>
-        <w:tab w:val="left" w:pos="10076"/>
-        <w:tab w:val="left" w:pos="10992"/>
-        <w:tab w:val="left" w:pos="11908"/>
-        <w:tab w:val="left" w:pos="12824"/>
-        <w:tab w:val="left" w:pos="13740"/>
-        <w:tab w:val="left" w:pos="14656"/>
-      </w:tabs>
-      <w:spacing w:before="0" w:beforeAutospacing="0" w:after="0" w:afterAutospacing="0"/>
-    </w:pPr>
-    <w:rPr>
-      <w:rFonts w:ascii="Courier New" w:eastAsia="Times New Roman" w:hAnsi="Courier New" w:cs="Courier New"/>
-      <w:sz w:val="20"/>
-      <w:szCs w:val="20"/>
-    </w:rPr>
-  </w:style>
-  <w:style w:type="character" w:customStyle="1" w:styleId="HTMLPreformattedChar">
-    <w:name w:val="HTML Preformatted Char"/>
-    <w:basedOn w:val="DefaultParagraphFont"/>
-    <w:link w:val="HTMLPreformatted"/>
-    <w:uiPriority w:val="99"/>
-    <w:semiHidden/>
-    <w:rsid w:val="000F4FEF"/>
-    <w:rPr>
-      <w:rFonts w:ascii="Courier New" w:eastAsia="Times New Roman" w:hAnsi="Courier New" w:cs="Courier New"/>
-      <w:sz w:val="20"/>
-      <w:szCs w:val="20"/>
-    </w:rPr>
-  </w:style>
-  <w:style w:type="paragraph" w:styleId="CommentSubject">
-    <w:name w:val="annotation subject"/>
-    <w:basedOn w:val="CommentText"/>
-    <w:next w:val="CommentText"/>
-    <w:link w:val="CommentSubjectChar"/>
-    <w:uiPriority w:val="99"/>
-    <w:semiHidden/>
-    <w:unhideWhenUsed/>
-    <w:rsid w:val="000F4FEF"/>
-    <w:rPr>
-      <w:b/>
-      <w:bCs/>
-    </w:rPr>
-  </w:style>
-  <w:style w:type="character" w:customStyle="1" w:styleId="CommentSubjectChar">
-    <w:name w:val="Comment Subject Char"/>
-    <w:basedOn w:val="CommentTextChar"/>
-    <w:link w:val="CommentSubject"/>
-    <w:uiPriority w:val="99"/>
-    <w:semiHidden/>
-    <w:rsid w:val="000F4FEF"/>
-    <w:rPr>
-      <w:rFonts w:ascii="Arial" w:hAnsi="Arial" w:cs="Arial"/>
-      <w:b/>
-      <w:bCs/>
-      <w:sz w:val="20"/>
-      <w:szCs w:val="20"/>
-    </w:rPr>
-  </w:style>
-  <w:style w:type="paragraph" w:styleId="BalloonText">
-    <w:name w:val="Balloon Text"/>
-    <w:basedOn w:val="Normal"/>
-    <w:link w:val="BalloonTextChar"/>
-    <w:uiPriority w:val="99"/>
-    <w:semiHidden/>
-    <w:unhideWhenUsed/>
-    <w:rsid w:val="000F4FEF"/>
-    <w:rPr>
-      <w:rFonts w:ascii="Segoe UI" w:hAnsi="Segoe UI" w:cs="Segoe UI"/>
-      <w:sz w:val="18"/>
-      <w:szCs w:val="18"/>
-    </w:rPr>
-  </w:style>
-  <w:style w:type="character" w:customStyle="1" w:styleId="BalloonTextChar">
-    <w:name w:val="Balloon Text Char"/>
-    <w:basedOn w:val="DefaultParagraphFont"/>
-    <w:link w:val="BalloonText"/>
-    <w:uiPriority w:val="99"/>
-    <w:semiHidden/>
-    <w:rsid w:val="000F4FEF"/>
-    <w:rPr>
-      <w:rFonts w:ascii="Segoe UI" w:hAnsi="Segoe UI" w:cs="Segoe UI"/>
-      <w:sz w:val="18"/>
-      <w:szCs w:val="18"/>
-    </w:rPr>
-  </w:style>
-  <w:style w:type="table" w:styleId="TableGrid">
-    <w:name w:val="Table Grid"/>
-    <w:basedOn w:val="TableNormal"/>
-    <w:uiPriority w:val="39"/>
-    <w:rsid w:val="000F4FEF"/>
-    <w:pPr>
-      <w:widowControl w:val="0"/>
-      <w:autoSpaceDE w:val="0"/>
-      <w:autoSpaceDN w:val="0"/>
-      <w:spacing w:beforeAutospacing="0" w:after="0" w:afterAutospacing="0" w:line="240" w:lineRule="auto"/>
-    </w:pPr>
-    <w:rPr>
-      <w:rFonts w:eastAsiaTheme="minorHAnsi"/>
-    </w:rPr>
-    <w:tblPr>
-      <w:tblBorders>
-        <w:top w:val="single" w:sz="4" w:space="0" w:color="auto"/>
-        <w:left w:val="single" w:sz="4" w:space="0" w:color="auto"/>
-        <w:bottom w:val="single" w:sz="4" w:space="0" w:color="auto"/>
-        <w:right w:val="single" w:sz="4" w:space="0" w:color="auto"/>
-        <w:insideH w:val="single" w:sz="4" w:space="0" w:color="auto"/>
-        <w:insideV w:val="single" w:sz="4" w:space="0" w:color="auto"/>
-      </w:tblBorders>
-    </w:tblPr>
-  </w:style>
-  <w:style w:type="paragraph" w:styleId="NoSpacing">
-    <w:name w:val="No Spacing"/>
-    <w:uiPriority w:val="1"/>
-    <w:qFormat/>
-    <w:rsid w:val="00DD3DDA"/>
-    <w:pPr>
-      <w:spacing w:beforeAutospacing="0" w:after="0" w:afterAutospacing="0"/>
-    </w:pPr>
-    <w:rPr>
-      <w:rFonts w:ascii="Helvetica" w:eastAsiaTheme="minorHAnsi" w:hAnsi="Helvetica"/>
-      <w:sz w:val="24"/>
-    </w:rPr>
-  </w:style>
-  <w:style w:type="paragraph" w:styleId="Quote">
-    <w:name w:val="Quote"/>
-    <w:basedOn w:val="Normal"/>
-    <w:next w:val="Normal"/>
-    <w:link w:val="QuoteChar"/>
-    <w:uiPriority w:val="29"/>
-    <w:rsid w:val="000F4FEF"/>
-    <w:pPr>
-      <w:spacing w:before="200" w:after="160"/>
-      <w:ind w:left="864" w:right="864"/>
-      <w:jc w:val="center"/>
-    </w:pPr>
-    <w:rPr>
-      <w:i/>
-      <w:iCs/>
-      <w:color w:val="404040" w:themeColor="text1" w:themeTint="BF"/>
-    </w:rPr>
-  </w:style>
-  <w:style w:type="character" w:customStyle="1" w:styleId="QuoteChar">
-    <w:name w:val="Quote Char"/>
-    <w:basedOn w:val="DefaultParagraphFont"/>
-    <w:link w:val="Quote"/>
-    <w:uiPriority w:val="29"/>
-    <w:rsid w:val="000F4FEF"/>
-    <w:rPr>
-      <w:rFonts w:ascii="Arial" w:hAnsi="Arial" w:cs="Arial"/>
-      <w:i/>
-      <w:iCs/>
-      <w:color w:val="404040" w:themeColor="text1" w:themeTint="BF"/>
-    </w:rPr>
-  </w:style>
-  <w:style w:type="character" w:styleId="SubtleEmphasis">
-    <w:name w:val="Subtle Emphasis"/>
-    <w:basedOn w:val="DefaultParagraphFont"/>
-    <w:uiPriority w:val="19"/>
-    <w:rsid w:val="000F4FEF"/>
-    <w:rPr>
-      <w:i/>
-      <w:iCs/>
-      <w:color w:val="404040" w:themeColor="text1" w:themeTint="BF"/>
-    </w:rPr>
-  </w:style>
-  <w:style w:type="paragraph" w:styleId="TOCHeading">
-    <w:name w:val="TOC Heading"/>
-    <w:basedOn w:val="Heading1"/>
-    <w:next w:val="Normal"/>
-    <w:uiPriority w:val="39"/>
-    <w:unhideWhenUsed/>
-    <w:qFormat/>
-    <w:rsid w:val="000F4FEF"/>
-    <w:pPr>
-      <w:spacing w:before="240" w:after="0" w:line="259" w:lineRule="auto"/>
-      <w:outlineLvl w:val="9"/>
-    </w:pPr>
-    <w:rPr>
-      <w:rFonts w:asciiTheme="majorHAnsi" w:eastAsiaTheme="majorEastAsia" w:hAnsiTheme="majorHAnsi" w:cstheme="majorBidi"/>
-      <w:color w:val="2F5496" w:themeColor="accent1" w:themeShade="BF"/>
-      <w:sz w:val="32"/>
-      <w:szCs w:val="32"/>
-    </w:rPr>
-  </w:style>
-  <w:style w:type="character" w:customStyle="1" w:styleId="BodyChar">
-    <w:name w:val="Body Char"/>
-    <w:basedOn w:val="DefaultParagraphFont"/>
-    <w:link w:val="Body"/>
-    <w:rsid w:val="000F4FEF"/>
-    <w:rPr>
-      <w:rFonts w:ascii="Helvetica" w:eastAsiaTheme="minorHAnsi" w:hAnsi="Helvetica" w:cs="Helvetica"/>
-      <w:sz w:val="24"/>
-      <w:szCs w:val="24"/>
-    </w:rPr>
-  </w:style>
-  <w:style w:type="paragraph" w:customStyle="1" w:styleId="interviewneedsediting">
-    <w:name w:val="interview needs editing"/>
-    <w:basedOn w:val="Normal"/>
-    <w:next w:val="Normal"/>
-    <w:qFormat/>
-    <w:rsid w:val="000F4FEF"/>
-    <w:pPr>
-      <w:shd w:val="clear" w:color="auto" w:fill="FFFF00"/>
-      <w:spacing w:after="60" w:line="360" w:lineRule="auto"/>
-    </w:pPr>
-    <w:rPr>
-      <w:sz w:val="21"/>
-      <w:szCs w:val="21"/>
-    </w:rPr>
-  </w:style>
-  <w:style w:type="table" w:customStyle="1" w:styleId="TableGridLight1">
-    <w:name w:val="Table Grid Light1"/>
-    <w:basedOn w:val="TableNormal"/>
-    <w:uiPriority w:val="40"/>
-    <w:rsid w:val="000F4FEF"/>
-    <w:pPr>
-      <w:spacing w:beforeAutospacing="0" w:after="0" w:afterAutospacing="0" w:line="240" w:lineRule="auto"/>
-    </w:pPr>
-    <w:rPr>
-      <w:rFonts w:eastAsiaTheme="minorHAnsi"/>
-    </w:rPr>
-    <w:tblPr>
-      <w:tblBorders>
-        <w:top w:val="single" w:sz="4" w:space="0" w:color="BFBFBF" w:themeColor="background1" w:themeShade="BF"/>
-        <w:left w:val="single" w:sz="4" w:space="0" w:color="BFBFBF" w:themeColor="background1" w:themeShade="BF"/>
-        <w:bottom w:val="single" w:sz="4" w:space="0" w:color="BFBFBF" w:themeColor="background1" w:themeShade="BF"/>
-        <w:right w:val="single" w:sz="4" w:space="0" w:color="BFBFBF" w:themeColor="background1" w:themeShade="BF"/>
-        <w:insideH w:val="single" w:sz="4" w:space="0" w:color="BFBFBF" w:themeColor="background1" w:themeShade="BF"/>
-        <w:insideV w:val="single" w:sz="4" w:space="0" w:color="BFBFBF" w:themeColor="background1" w:themeShade="BF"/>
-      </w:tblBorders>
-    </w:tblPr>
-  </w:style>
-</w:styles>
-</file>
-
-<file path=word/stylesWithEffects.xml><?xml version="1.0" encoding="utf-8"?>
-<w:styles xmlns:wpc="http://schemas.microsoft.com/office/word/2010/wordprocessingCanvas" xmlns:mc="http://schemas.openxmlformats.org/markup-compatibility/2006" xmlns:o="urn:schemas-microsoft-com:office:office" xmlns:r="http://schemas.openxmlformats.org/officeDocument/2006/relationships" xmlns:m="http://schemas.openxmlformats.org/officeDocument/2006/math" xmlns:v="urn:schemas-microsoft-com:vml" xmlns:wp14="http://schemas.microsoft.com/office/word/2010/wordprocessingDrawing" xmlns:wp="http://schemas.openxmlformats.org/drawingml/2006/wordprocessingDrawing" xmlns:w10="urn:schemas-microsoft-com:office:word" xmlns:w="http://schemas.openxmlformats.org/wordprocessingml/2006/main" xmlns:w14="http://schemas.microsoft.com/office/word/2010/wordml" xmlns:wpg="http://schemas.microsoft.com/office/word/2010/wordprocessingGroup" xmlns:wpi="http://schemas.microsoft.com/office/word/2010/wordprocessingInk" xmlns:wne="http://schemas.microsoft.com/office/word/2006/wordml" xmlns:wps="http://schemas.microsoft.com/office/word/2010/wordprocessingShape" mc:Ignorable="w14 wp14">
-  <w:docDefaults>
-    <w:rPrDefault>
-      <w:rPr>
-        <w:rFonts w:asciiTheme="minorHAnsi" w:eastAsia="Arial" w:hAnsiTheme="minorHAnsi" w:cstheme="minorBidi"/>
-        <w:sz w:val="22"/>
-        <w:szCs w:val="22"/>
-        <w:lang w:val="en-US" w:eastAsia="en-US" w:bidi="ar-SA"/>
-      </w:rPr>
-    </w:rPrDefault>
-    <w:pPrDefault>
-      <w:pPr>
-        <w:spacing w:beforeAutospacing="1" w:after="160" w:afterAutospacing="1" w:line="259" w:lineRule="auto"/>
-      </w:pPr>
-    </w:pPrDefault>
-  </w:docDefaults>
-  <w:latentStyles w:defLockedState="0" w:defUIPriority="99" w:defSemiHidden="1" w:defUnhideWhenUsed="1" w:defQFormat="0" w:count="267">
-    <w:lsdException w:name="Normal" w:semiHidden="0" w:uiPriority="0" w:unhideWhenUsed="0" w:qFormat="1"/>
-    <w:lsdException w:name="heading 1" w:semiHidden="0" w:uiPriority="9" w:unhideWhenUsed="0" w:qFormat="1"/>
-    <w:lsdException w:name="heading 2" w:uiPriority="9" w:qFormat="1"/>
-    <w:lsdException w:name="heading 3" w:uiPriority="9" w:qFormat="1"/>
-    <w:lsdException w:name="heading 4" w:uiPriority="9" w:qFormat="1"/>
-    <w:lsdException w:name="heading 5" w:uiPriority="9" w:qFormat="1"/>
-    <w:lsdException w:name="heading 6" w:uiPriority="9" w:qFormat="1"/>
-    <w:lsdException w:name="heading 7" w:uiPriority="9" w:qFormat="1"/>
-    <w:lsdException w:name="heading 8" w:uiPriority="9" w:qFormat="1"/>
-    <w:lsdException w:name="heading 9" w:uiPriority="9" w:qFormat="1"/>
-    <w:lsdException w:name="toc 1" w:uiPriority="39"/>
-    <w:lsdException w:name="toc 2" w:uiPriority="39"/>
-    <w:lsdException w:name="toc 3" w:uiPriority="39"/>
-    <w:lsdException w:name="toc 4" w:uiPriority="39"/>
-    <w:lsdException w:name="toc 5" w:uiPriority="39"/>
-    <w:lsdException w:name="toc 6" w:uiPriority="39"/>
-    <w:lsdException w:name="toc 7" w:uiPriority="39"/>
-    <w:lsdException w:name="toc 8" w:uiPriority="39"/>
-    <w:lsdException w:name="toc 9" w:uiPriority="39"/>
-    <w:lsdException w:name="annotation text" w:qFormat="1"/>
-    <w:lsdException w:name="caption" w:uiPriority="35" w:qFormat="1"/>
-    <w:lsdException w:name="annotation reference" w:qFormat="1"/>
-    <w:lsdException w:name="Title" w:semiHidden="0" w:uiPriority="10" w:unhideWhenUsed="0" w:qFormat="1"/>
-    <w:lsdException w:name="Default Paragraph Font" w:uiPriority="1"/>
-    <w:lsdException w:name="Body Text" w:uiPriority="1" w:qFormat="1"/>
-    <w:lsdException w:name="Subtitle" w:semiHidden="0" w:uiPriority="11" w:unhideWhenUsed="0" w:qFormat="1"/>
-    <w:lsdException w:name="Strong" w:semiHidden="0" w:uiPriority="22" w:unhideWhenUsed="0" w:qFormat="1"/>
-    <w:lsdException w:name="Emphasis" w:semiHidden="0" w:uiPriority="20" w:unhideWhenUsed="0" w:qFormat="1"/>
-    <w:lsdException w:name="Table Grid" w:semiHidden="0" w:uiPriority="39" w:unhideWhenUsed="0"/>
-    <w:lsdException w:name="Placeholder Text" w:unhideWhenUsed="0"/>
-    <w:lsdException w:name="No Spacing" w:semiHidden="0" w:uiPriority="1" w:unhideWhenUsed="0" w:qFormat="1"/>
-    <w:lsdException w:name="Light Shading" w:semiHidden="0" w:uiPriority="60" w:unhideWhenUsed="0"/>
-    <w:lsdException w:name="Light List" w:semiHidden="0" w:uiPriority="61" w:unhideWhenUsed="0"/>
-    <w:lsdException w:name="Light Grid" w:semiHidden="0" w:uiPriority="62" w:unhideWhenUsed="0"/>
-    <w:lsdException w:name="Medium Shading 1" w:semiHidden="0" w:uiPriority="63" w:unhideWhenUsed="0"/>
-    <w:lsdException w:name="Medium Shading 2" w:semiHidden="0" w:uiPriority="64" w:unhideWhenUsed="0"/>
-    <w:lsdException w:name="Medium List 1" w:semiHidden="0" w:uiPriority="65" w:unhideWhenUsed="0"/>
-    <w:lsdException w:name="Medium List 2" w:semiHidden="0" w:uiPriority="66" w:unhideWhenUsed="0"/>
-    <w:lsdException w:name="Medium Grid 1" w:semiHidden="0" w:uiPriority="67" w:unhideWhenUsed="0"/>
-    <w:lsdException w:name="Medium Grid 2" w:semiHidden="0" w:uiPriority="68" w:unhideWhenUsed="0"/>
-    <w:lsdException w:name="Medium Grid 3" w:semiHidden="0" w:uiPriority="69" w:unhideWhenUsed="0"/>
-    <w:lsdException w:name="Dark List" w:semiHidden="0" w:uiPriority="70" w:unhideWhenUsed="0"/>
-    <w:lsdException w:name="Colorful Shading" w:semiHidden="0" w:uiPriority="71" w:unhideWhenUsed="0"/>
-    <w:lsdException w:name="Colorful List" w:semiHidden="0" w:uiPriority="72" w:unhideWhenUsed="0"/>
-    <w:lsdException w:name="Colorful Grid" w:semiHidden="0" w:uiPriority="73" w:unhideWhenUsed="0"/>
-    <w:lsdException w:name="Light Shading Accent 1" w:semiHidden="0" w:uiPriority="60" w:unhideWhenUsed="0"/>
-    <w:lsdException w:name="Light List Accent 1" w:semiHidden="0" w:uiPriority="61" w:unhideWhenUsed="0"/>
-    <w:lsdException w:name="Light Grid Accent 1" w:semiHidden="0" w:uiPriority="62" w:unhideWhenUsed="0"/>
-    <w:lsdException w:name="Medium Shading 1 Accent 1" w:semiHidden="0" w:uiPriority="63" w:unhideWhenUsed="0"/>
-    <w:lsdException w:name="Medium Shading 2 Accent 1" w:semiHidden="0" w:uiPriority="64" w:unhideWhenUsed="0"/>
-    <w:lsdException w:name="Medium List 1 Accent 1" w:semiHidden="0" w:uiPriority="65" w:unhideWhenUsed="0"/>
-    <w:lsdException w:name="Revision" w:unhideWhenUsed="0"/>
-    <w:lsdException w:name="List Paragraph" w:semiHidden="0" w:uiPriority="34" w:unhideWhenUsed="0" w:qFormat="1"/>
-    <w:lsdException w:name="Quote" w:semiHidden="0" w:uiPriority="29" w:unhideWhenUsed="0" w:qFormat="1"/>
-    <w:lsdException w:name="Intense Quote" w:semiHidden="0" w:uiPriority="30" w:unhideWhenUsed="0" w:qFormat="1"/>
-    <w:lsdException w:name="Medium List 2 Accent 1" w:semiHidden="0" w:uiPriority="66" w:unhideWhenUsed="0"/>
-    <w:lsdException w:name="Medium Grid 1 Accent 1" w:semiHidden="0" w:uiPriority="67" w:unhideWhenUsed="0"/>
-    <w:lsdException w:name="Medium Grid 2 Accent 1" w:semiHidden="0" w:uiPriority="68" w:unhideWhenUsed="0"/>
-    <w:lsdException w:name="Medium Grid 3 Accent 1" w:semiHidden="0" w:uiPriority="69" w:unhideWhenUsed="0"/>
-    <w:lsdException w:name="Dark List Accent 1" w:semiHidden="0" w:uiPriority="70" w:unhideWhenUsed="0"/>
-    <w:lsdException w:name="Colorful Shading Accent 1" w:semiHidden="0" w:uiPriority="71" w:unhideWhenUsed="0"/>
-    <w:lsdException w:name="Colorful List Accent 1" w:semiHidden="0" w:uiPriority="72" w:unhideWhenUsed="0"/>
-    <w:lsdException w:name="Colorful Grid Accent 1" w:semiHidden="0" w:uiPriority="73" w:unhideWhenUsed="0"/>
-    <w:lsdException w:name="Light Shading Accent 2" w:semiHidden="0" w:uiPriority="60" w:unhideWhenUsed="0"/>
-    <w:lsdException w:name="Light List Accent 2" w:semiHidden="0" w:uiPriority="61" w:unhideWhenUsed="0"/>
-    <w:lsdException w:name="Light Grid Accent 2" w:semiHidden="0" w:uiPriority="62" w:unhideWhenUsed="0"/>
-    <w:lsdException w:name="Medium Shading 1 Accent 2" w:semiHidden="0" w:uiPriority="63" w:unhideWhenUsed="0"/>
-    <w:lsdException w:name="Medium Shading 2 Accent 2" w:semiHidden="0" w:uiPriority="64" w:unhideWhenUsed="0"/>
-    <w:lsdException w:name="Medium List 1 Accent 2" w:semiHidden="0" w:uiPriority="65" w:unhideWhenUsed="0"/>
-    <w:lsdException w:name="Medium List 2 Accent 2" w:semiHidden="0" w:uiPriority="66" w:unhideWhenUsed="0"/>
-    <w:lsdException w:name="Medium Grid 1 Accent 2" w:semiHidden="0" w:uiPriority="67" w:unhideWhenUsed="0"/>
-    <w:lsdException w:name="Medium Grid 2 Accent 2" w:semiHidden="0" w:uiPriority="68" w:unhideWhenUsed="0"/>
-    <w:lsdException w:name="Medium Grid 3 Accent 2" w:semiHidden="0" w:uiPriority="69" w:unhideWhenUsed="0"/>
-    <w:lsdException w:name="Dark List Accent 2" w:semiHidden="0" w:uiPriority="70" w:unhideWhenUsed="0"/>
-    <w:lsdException w:name="Colorful Shading Accent 2" w:semiHidden="0" w:uiPriority="71" w:unhideWhenUsed="0"/>
-    <w:lsdException w:name="Colorful List Accent 2" w:semiHidden="0" w:uiPriority="72" w:unhideWhenUsed="0"/>
-    <w:lsdException w:name="Colorful Grid Accent 2" w:semiHidden="0" w:uiPriority="73" w:unhideWhenUsed="0"/>
-    <w:lsdException w:name="Light Shading Accent 3" w:semiHidden="0" w:uiPriority="60" w:unhideWhenUsed="0"/>
-    <w:lsdException w:name="Light List Accent 3" w:semiHidden="0" w:uiPriority="61" w:unhideWhenUsed="0"/>
-    <w:lsdException w:name="Light Grid Accent 3" w:semiHidden="0" w:uiPriority="62" w:unhideWhenUsed="0"/>
-    <w:lsdException w:name="Medium Shading 1 Accent 3" w:semiHidden="0" w:uiPriority="63" w:unhideWhenUsed="0"/>
-    <w:lsdException w:name="Medium Shading 2 Accent 3" w:semiHidden="0" w:uiPriority="64" w:unhideWhenUsed="0"/>
-    <w:lsdException w:name="Medium List 1 Accent 3" w:semiHidden="0" w:uiPriority="65" w:unhideWhenUsed="0"/>
-    <w:lsdException w:name="Medium List 2 Accent 3" w:semiHidden="0" w:uiPriority="66" w:unhideWhenUsed="0"/>
-    <w:lsdException w:name="Medium Grid 1 Accent 3" w:semiHidden="0" w:uiPriority="67" w:unhideWhenUsed="0"/>
-    <w:lsdException w:name="Medium Grid 2 Accent 3" w:semiHidden="0" w:uiPriority="68" w:unhideWhenUsed="0"/>
-    <w:lsdException w:name="Medium Grid 3 Accent 3" w:semiHidden="0" w:uiPriority="69" w:unhideWhenUsed="0"/>
-    <w:lsdException w:name="Dark List Accent 3" w:semiHidden="0" w:uiPriority="70" w:unhideWhenUsed="0"/>
-    <w:lsdException w:name="Colorful Shading Accent 3" w:semiHidden="0" w:uiPriority="71" w:unhideWhenUsed="0"/>
-    <w:lsdException w:name="Colorful List Accent 3" w:semiHidden="0" w:uiPriority="72" w:unhideWhenUsed="0"/>
-    <w:lsdException w:name="Colorful Grid Accent 3" w:semiHidden="0" w:uiPriority="73" w:unhideWhenUsed="0"/>
-    <w:lsdException w:name="Light Shading Accent 4" w:semiHidden="0" w:uiPriority="60" w:unhideWhenUsed="0"/>
-    <w:lsdException w:name="Light List Accent 4" w:semiHidden="0" w:uiPriority="61" w:unhideWhenUsed="0"/>
-    <w:lsdException w:name="Light Grid Accent 4" w:semiHidden="0" w:uiPriority="62" w:unhideWhenUsed="0"/>
-    <w:lsdException w:name="Medium Shading 1 Accent 4" w:semiHidden="0" w:uiPriority="63" w:unhideWhenUsed="0"/>
-    <w:lsdException w:name="Medium Shading 2 Accent 4" w:semiHidden="0" w:uiPriority="64" w:unhideWhenUsed="0"/>
-    <w:lsdException w:name="Medium List 1 Accent 4" w:semiHidden="0" w:uiPriority="65" w:unhideWhenUsed="0"/>
-    <w:lsdException w:name="Medium List 2 Accent 4" w:semiHidden="0" w:uiPriority="66" w:unhideWhenUsed="0"/>
-    <w:lsdException w:name="Medium Grid 1 Accent 4" w:semiHidden="0" w:uiPriority="67" w:unhideWhenUsed="0"/>
-    <w:lsdException w:name="Medium Grid 2 Accent 4" w:semiHidden="0" w:uiPriority="68" w:unhideWhenUsed="0"/>
-    <w:lsdException w:name="Medium Grid 3 Accent 4" w:semiHidden="0" w:uiPriority="69" w:unhideWhenUsed="0"/>
-    <w:lsdException w:name="Dark List Accent 4" w:semiHidden="0" w:uiPriority="70" w:unhideWhenUsed="0"/>
-    <w:lsdException w:name="Colorful Shading Accent 4" w:semiHidden="0" w:uiPriority="71" w:unhideWhenUsed="0"/>
-    <w:lsdException w:name="Colorful List Accent 4" w:semiHidden="0" w:uiPriority="72" w:unhideWhenUsed="0"/>
-    <w:lsdException w:name="Colorful Grid Accent 4" w:semiHidden="0" w:uiPriority="73" w:unhideWhenUsed="0"/>
-    <w:lsdException w:name="Light Shading Accent 5" w:semiHidden="0" w:uiPriority="60" w:unhideWhenUsed="0"/>
-    <w:lsdException w:name="Light List Accent 5" w:semiHidden="0" w:uiPriority="61" w:unhideWhenUsed="0"/>
-    <w:lsdException w:name="Light Grid Accent 5" w:semiHidden="0" w:uiPriority="62" w:unhideWhenUsed="0"/>
-    <w:lsdException w:name="Medium Shading 1 Accent 5" w:semiHidden="0" w:uiPriority="63" w:unhideWhenUsed="0"/>
-    <w:lsdException w:name="Medium Shading 2 Accent 5" w:semiHidden="0" w:uiPriority="64" w:unhideWhenUsed="0"/>
-    <w:lsdException w:name="Medium List 1 Accent 5" w:semiHidden="0" w:uiPriority="65" w:unhideWhenUsed="0"/>
-    <w:lsdException w:name="Medium List 2 Accent 5" w:semiHidden="0" w:uiPriority="66" w:unhideWhenUsed="0"/>
-    <w:lsdException w:name="Medium Grid 1 Accent 5" w:semiHidden="0" w:uiPriority="67" w:unhideWhenUsed="0"/>
-    <w:lsdException w:name="Medium Grid 2 Accent 5" w:semiHidden="0" w:uiPriority="68" w:unhideWhenUsed="0"/>
-    <w:lsdException w:name="Medium Grid 3 Accent 5" w:semiHidden="0" w:uiPriority="69" w:unhideWhenUsed="0"/>
-    <w:lsdException w:name="Dark List Accent 5" w:semiHidden="0" w:uiPriority="70" w:unhideWhenUsed="0"/>
-    <w:lsdException w:name="Colorful Shading Accent 5" w:semiHidden="0" w:uiPriority="71" w:unhideWhenUsed="0"/>
-    <w:lsdException w:name="Colorful List Accent 5" w:semiHidden="0" w:uiPriority="72" w:unhideWhenUsed="0"/>
-    <w:lsdException w:name="Colorful Grid Accent 5" w:semiHidden="0" w:uiPriority="73" w:unhideWhenUsed="0"/>
-    <w:lsdException w:name="Light Shading Accent 6" w:semiHidden="0" w:uiPriority="60" w:unhideWhenUsed="0"/>
-    <w:lsdException w:name="Light List Accent 6" w:semiHidden="0" w:uiPriority="61" w:unhideWhenUsed="0"/>
-    <w:lsdException w:name="Light Grid Accent 6" w:semiHidden="0" w:uiPriority="62" w:unhideWhenUsed="0"/>
-    <w:lsdException w:name="Medium Shading 1 Accent 6" w:semiHidden="0" w:uiPriority="63" w:unhideWhenUsed="0"/>
-    <w:lsdException w:name="Medium Shading 2 Accent 6" w:semiHidden="0" w:uiPriority="64" w:unhideWhenUsed="0"/>
-    <w:lsdException w:name="Medium List 1 Accent 6" w:semiHidden="0" w:uiPriority="65" w:unhideWhenUsed="0"/>
-    <w:lsdException w:name="Medium List 2 Accent 6" w:semiHidden="0" w:uiPriority="66" w:unhideWhenUsed="0"/>
-    <w:lsdException w:name="Medium Grid 1 Accent 6" w:semiHidden="0" w:uiPriority="67" w:unhideWhenUsed="0"/>
-    <w:lsdException w:name="Medium Grid 2 Accent 6" w:semiHidden="0" w:uiPriority="68" w:unhideWhenUsed="0"/>
-    <w:lsdException w:name="Medium Grid 3 Accent 6" w:semiHidden="0" w:uiPriority="69" w:unhideWhenUsed="0"/>
-    <w:lsdException w:name="Dark List Accent 6" w:semiHidden="0" w:uiPriority="70" w:unhideWhenUsed="0"/>
-    <w:lsdException w:name="Colorful Shading Accent 6" w:semiHidden="0" w:uiPriority="71" w:unhideWhenUsed="0"/>
-    <w:lsdException w:name="Colorful List Accent 6" w:semiHidden="0" w:uiPriority="72" w:unhideWhenUsed="0"/>
-    <w:lsdException w:name="Colorful Grid Accent 6" w:semiHidden="0" w:uiPriority="73" w:unhideWhenUsed="0"/>
-    <w:lsdException w:name="Subtle Emphasis" w:semiHidden="0" w:uiPriority="19" w:unhideWhenUsed="0" w:qFormat="1"/>
-    <w:lsdException w:name="Intense Emphasis" w:semiHidden="0" w:uiPriority="21" w:unhideWhenUsed="0" w:qFormat="1"/>
-    <w:lsdException w:name="Subtle Reference" w:semiHidden="0" w:uiPriority="31" w:unhideWhenUsed="0" w:qFormat="1"/>
-    <w:lsdException w:name="Intense Reference" w:semiHidden="0" w:uiPriority="32" w:unhideWhenUsed="0" w:qFormat="1"/>
-    <w:lsdException w:name="Book Title" w:semiHidden="0" w:uiPriority="33" w:unhideWhenUsed="0" w:qFormat="1"/>
-    <w:lsdException w:name="Bibliography" w:uiPriority="37"/>
-    <w:lsdException w:name="TOC Heading" w:uiPriority="39" w:qFormat="1"/>
-  </w:latentStyles>
-  <w:style w:type="paragraph" w:default="1" w:styleId="Normal">
-    <w:name w:val="Normal"/>
-    <w:qFormat/>
-    <w:rsid w:val="000F4FEF"/>
-    <w:pPr>
-      <w:spacing w:before="-1" w:after="-1" w:line="240" w:lineRule="auto"/>
-    </w:pPr>
-    <w:rPr>
-      <w:rFonts w:ascii="Arial" w:hAnsi="Arial" w:cs="Arial"/>
-    </w:rPr>
-  </w:style>
-  <w:style w:type="paragraph" w:styleId="Heading1">
-    <w:name w:val="heading 1"/>
-    <w:basedOn w:val="Normal"/>
-    <w:link w:val="Heading1Char"/>
-    <w:uiPriority w:val="9"/>
-    <w:qFormat/>
-    <w:rsid w:val="000F4FEF"/>
-    <w:pPr>
-      <w:pBdr>
-        <w:bottom w:val="single" w:sz="4" w:space="1" w:color="A6A6A6" w:themeColor="background1" w:themeShade="A6"/>
-      </w:pBdr>
-      <w:spacing w:before="0" w:beforeAutospacing="0" w:after="100" w:line="276" w:lineRule="auto"/>
-      <w:outlineLvl w:val="0"/>
-    </w:pPr>
-    <w:rPr>
-      <w:rFonts w:ascii="Helvetica" w:hAnsi="Helvetica" w:cs="Helvetica"/>
-      <w:color w:val="0A2A78"/>
-      <w:spacing w:val="-4"/>
-      <w:sz w:val="40"/>
-      <w:szCs w:val="24"/>
-    </w:rPr>
-  </w:style>
-  <w:style w:type="paragraph" w:styleId="Heading2">
-    <w:name w:val="heading 2"/>
-    <w:basedOn w:val="Normal"/>
-    <w:next w:val="Normal"/>
-    <w:link w:val="Heading2Char"/>
-    <w:uiPriority w:val="9"/>
-    <w:unhideWhenUsed/>
-    <w:qFormat/>
-    <w:rsid w:val="000F4FEF"/>
-    <w:pPr>
-      <w:widowControl w:val="0"/>
-      <w:autoSpaceDE w:val="0"/>
-      <w:autoSpaceDN w:val="0"/>
-      <w:spacing w:before="0" w:beforeAutospacing="0" w:after="0" w:afterAutospacing="0" w:line="276" w:lineRule="auto"/>
-      <w:outlineLvl w:val="1"/>
-    </w:pPr>
-    <w:rPr>
-      <w:rFonts w:ascii="Helvetica" w:eastAsiaTheme="minorHAnsi" w:hAnsi="Helvetica" w:cs="Helvetica"/>
-      <w:color w:val="0A2A78"/>
-      <w:spacing w:val="-2"/>
-      <w:sz w:val="36"/>
-      <w:szCs w:val="24"/>
-    </w:rPr>
-  </w:style>
-  <w:style w:type="paragraph" w:styleId="Heading3">
-    <w:name w:val="heading 3"/>
-    <w:basedOn w:val="Heading2"/>
-    <w:next w:val="Body"/>
-    <w:link w:val="Heading3Char"/>
-    <w:uiPriority w:val="9"/>
-    <w:unhideWhenUsed/>
-    <w:qFormat/>
-    <w:rsid w:val="000F4FEF"/>
-    <w:pPr>
-      <w:outlineLvl w:val="2"/>
-    </w:pPr>
-    <w:rPr>
-      <w:sz w:val="32"/>
-    </w:rPr>
-  </w:style>
-  <w:style w:type="paragraph" w:styleId="Heading4">
-    <w:name w:val="heading 4"/>
-    <w:basedOn w:val="Normal"/>
-    <w:next w:val="Normal"/>
-    <w:link w:val="Heading4Char"/>
-    <w:uiPriority w:val="9"/>
-    <w:unhideWhenUsed/>
-    <w:qFormat/>
-    <w:rsid w:val="000F4FEF"/>
-    <w:pPr>
-      <w:widowControl w:val="0"/>
-      <w:autoSpaceDE w:val="0"/>
-      <w:autoSpaceDN w:val="0"/>
-      <w:spacing w:before="54" w:beforeAutospacing="0" w:after="120" w:afterAutospacing="0" w:line="276" w:lineRule="auto"/>
-      <w:ind w:left="360"/>
-      <w:outlineLvl w:val="3"/>
-    </w:pPr>
-    <w:rPr>
-      <w:rFonts w:ascii="Helvetica" w:eastAsiaTheme="minorHAnsi" w:hAnsi="Helvetica" w:cs="Helvetica"/>
-      <w:iCs/>
-      <w:color w:val="0A2A78"/>
-      <w:spacing w:val="-2"/>
-      <w:sz w:val="24"/>
-      <w:szCs w:val="24"/>
-    </w:rPr>
-  </w:style>
-  <w:style w:type="paragraph" w:styleId="Heading5">
-    <w:name w:val="heading 5"/>
-    <w:basedOn w:val="Normal"/>
-    <w:next w:val="Normal"/>
-    <w:link w:val="Heading5Char"/>
-    <w:uiPriority w:val="9"/>
-    <w:unhideWhenUsed/>
-    <w:qFormat/>
-    <w:rsid w:val="000F4FEF"/>
-    <w:pPr>
-      <w:keepNext/>
-      <w:keepLines/>
-      <w:spacing w:before="240" w:after="80"/>
-      <w:outlineLvl w:val="4"/>
-    </w:pPr>
-    <w:rPr>
-      <w:color w:val="666666"/>
-    </w:rPr>
-  </w:style>
-  <w:style w:type="paragraph" w:styleId="Heading6">
-    <w:name w:val="heading 6"/>
-    <w:basedOn w:val="Normal"/>
-    <w:next w:val="Normal"/>
-    <w:link w:val="Heading6Char"/>
-    <w:uiPriority w:val="9"/>
-    <w:semiHidden/>
-    <w:unhideWhenUsed/>
-    <w:qFormat/>
-    <w:rsid w:val="000F4FEF"/>
-    <w:pPr>
-      <w:keepNext/>
-      <w:keepLines/>
-      <w:spacing w:before="240" w:after="80"/>
-      <w:outlineLvl w:val="5"/>
-    </w:pPr>
-    <w:rPr>
-      <w:i/>
-      <w:color w:val="666666"/>
-    </w:rPr>
-  </w:style>
-  <w:style w:type="character" w:default="1" w:styleId="DefaultParagraphFont">
-    <w:name w:val="Default Paragraph Font"/>
-    <w:uiPriority w:val="1"/>
-    <w:semiHidden/>
-    <w:unhideWhenUsed/>
-  </w:style>
-  <w:style w:type="table" w:default="1" w:styleId="TableNormal">
-    <w:name w:val="Normal Table"/>
-    <w:uiPriority w:val="99"/>
-    <w:semiHidden/>
-    <w:unhideWhenUsed/>
-    <w:tblPr>
-      <w:tblInd w:w="0" w:type="dxa"/>
-      <w:tblCellMar>
-        <w:top w:w="0" w:type="dxa"/>
-        <w:left w:w="108" w:type="dxa"/>
-        <w:bottom w:w="0" w:type="dxa"/>
-        <w:right w:w="108" w:type="dxa"/>
-      </w:tblCellMar>
-    </w:tblPr>
-  </w:style>
-  <w:style w:type="numbering" w:default="1" w:styleId="NoList">
-    <w:name w:val="No List"/>
-    <w:uiPriority w:val="99"/>
-    <w:semiHidden/>
-    <w:unhideWhenUsed/>
-  </w:style>
-  <w:style w:type="paragraph" w:customStyle="1" w:styleId="Code">
-    <w:name w:val="Code"/>
-    <w:basedOn w:val="Normal"/>
-    <w:qFormat/>
-    <w:rsid w:val="000F4FEF"/>
-    <w:rPr>
-      <w:rFonts w:ascii="Calibri" w:hAnsi="Calibri"/>
-    </w:rPr>
-  </w:style>
-  <w:style w:type="paragraph" w:customStyle="1" w:styleId="Body">
-    <w:name w:val="Body"/>
-    <w:basedOn w:val="Normal"/>
-    <w:link w:val="BodyChar"/>
-    <w:qFormat/>
-    <w:rsid w:val="000F4FEF"/>
-    <w:pPr>
-      <w:spacing w:before="0" w:beforeAutospacing="0" w:after="120" w:afterAutospacing="0" w:line="276" w:lineRule="auto"/>
-    </w:pPr>
-    <w:rPr>
-      <w:rFonts w:ascii="Helvetica" w:eastAsiaTheme="minorHAnsi" w:hAnsi="Helvetica" w:cs="Helvetica"/>
-      <w:sz w:val="24"/>
-      <w:szCs w:val="24"/>
-    </w:rPr>
-  </w:style>
-  <w:style w:type="character" w:customStyle="1" w:styleId="Heading1Char">
-    <w:name w:val="Heading 1 Char"/>
-    <w:basedOn w:val="DefaultParagraphFont"/>
-    <w:link w:val="Heading1"/>
-    <w:uiPriority w:val="9"/>
-    <w:rsid w:val="000F4FEF"/>
-    <w:rPr>
-      <w:rFonts w:ascii="Helvetica" w:hAnsi="Helvetica" w:cs="Helvetica"/>
-      <w:color w:val="0A2A78"/>
-      <w:spacing w:val="-4"/>
-      <w:sz w:val="40"/>
-      <w:szCs w:val="24"/>
-    </w:rPr>
-  </w:style>
-  <w:style w:type="paragraph" w:styleId="ListParagraph">
-    <w:name w:val="List Paragraph"/>
-    <w:basedOn w:val="BodyText"/>
-    <w:uiPriority w:val="34"/>
-    <w:qFormat/>
-    <w:rsid w:val="000F4FEF"/>
-    <w:pPr>
-      <w:widowControl w:val="0"/>
-      <w:numPr>
-        <w:numId w:val="35"/>
-      </w:numPr>
-      <w:autoSpaceDE w:val="0"/>
-      <w:autoSpaceDN w:val="0"/>
-      <w:spacing w:before="54" w:beforeAutospacing="0" w:afterAutospacing="0" w:line="276" w:lineRule="auto"/>
-    </w:pPr>
-    <w:rPr>
-      <w:rFonts w:ascii="Helvetica" w:eastAsiaTheme="minorHAnsi" w:hAnsi="Helvetica" w:cs="Helvetica"/>
-      <w:color w:val="202529"/>
-      <w:spacing w:val="-2"/>
-      <w:sz w:val="24"/>
-      <w:szCs w:val="24"/>
-    </w:rPr>
-  </w:style>
-  <w:style w:type="paragraph" w:customStyle="1" w:styleId="TFVariable">
-    <w:name w:val="TF Variable"/>
-    <w:basedOn w:val="Heading3"/>
-    <w:next w:val="Body"/>
-    <w:qFormat/>
-    <w:rsid w:val="000F4FEF"/>
-    <w:pPr>
-      <w:numPr>
-        <w:numId w:val="38"/>
-      </w:numPr>
-    </w:pPr>
-  </w:style>
-  <w:style w:type="character" w:customStyle="1" w:styleId="Heading3Char">
-    <w:name w:val="Heading 3 Char"/>
-    <w:basedOn w:val="DefaultParagraphFont"/>
-    <w:link w:val="Heading3"/>
-    <w:uiPriority w:val="9"/>
-    <w:qFormat/>
-    <w:rsid w:val="000F4FEF"/>
-    <w:rPr>
-      <w:rFonts w:ascii="Helvetica" w:eastAsiaTheme="minorHAnsi" w:hAnsi="Helvetica" w:cs="Helvetica"/>
-      <w:color w:val="0A2A78"/>
-      <w:spacing w:val="-2"/>
-      <w:sz w:val="32"/>
-      <w:szCs w:val="24"/>
-    </w:rPr>
-  </w:style>
-  <w:style w:type="paragraph" w:customStyle="1" w:styleId="interviewcondition">
-    <w:name w:val="interview condition"/>
-    <w:basedOn w:val="Normal"/>
-    <w:link w:val="interviewconditionChar"/>
-    <w:qFormat/>
-    <w:rsid w:val="00F44633"/>
-    <w:pPr>
-      <w:spacing w:after="60" w:line="360" w:lineRule="auto"/>
-    </w:pPr>
-    <w:rPr>
-      <w:rFonts w:asciiTheme="minorHAnsi" w:hAnsiTheme="minorHAnsi" w:cstheme="minorBidi"/>
-      <w:color w:val="00B050"/>
-      <w:u w:val="single"/>
-    </w:rPr>
-  </w:style>
-  <w:style w:type="character" w:customStyle="1" w:styleId="interviewconditionChar">
-    <w:name w:val="interview condition Char"/>
-    <w:basedOn w:val="DefaultParagraphFont"/>
-    <w:link w:val="interviewcondition"/>
-    <w:rsid w:val="00F44633"/>
-    <w:rPr>
-      <w:color w:val="00B050"/>
-      <w:u w:val="single"/>
-    </w:rPr>
-  </w:style>
-  <w:style w:type="paragraph" w:customStyle="1" w:styleId="interviewbutton">
-    <w:name w:val="interview button"/>
-    <w:basedOn w:val="Normal"/>
-    <w:next w:val="Normal"/>
-    <w:link w:val="interviewbuttonChar"/>
-    <w:qFormat/>
-    <w:rsid w:val="000F4FEF"/>
-    <w:pPr>
-      <w:shd w:val="clear" w:color="auto" w:fill="0070C0"/>
-      <w:spacing w:after="60" w:line="360" w:lineRule="auto"/>
-    </w:pPr>
-    <w:rPr>
-      <w:rFonts w:asciiTheme="minorHAnsi" w:hAnsiTheme="minorHAnsi" w:cstheme="minorBidi"/>
-      <w:color w:val="FFFFFF" w:themeColor="background1"/>
-      <w:szCs w:val="40"/>
-    </w:rPr>
-  </w:style>
-  <w:style w:type="character" w:customStyle="1" w:styleId="interviewbuttonChar">
-    <w:name w:val="interview button Char"/>
-    <w:basedOn w:val="DefaultParagraphFont"/>
-    <w:link w:val="interviewbutton"/>
-    <w:qFormat/>
-    <w:rsid w:val="000F4FEF"/>
-    <w:rPr>
-      <w:color w:val="FFFFFF" w:themeColor="background1"/>
-      <w:szCs w:val="40"/>
-      <w:shd w:val="clear" w:color="auto" w:fill="0070C0"/>
-    </w:rPr>
-  </w:style>
-  <w:style w:type="paragraph" w:styleId="BodyText">
-    <w:name w:val="Body Text"/>
-    <w:basedOn w:val="Normal"/>
-    <w:link w:val="BodyTextChar"/>
-    <w:uiPriority w:val="1"/>
-    <w:unhideWhenUsed/>
-    <w:qFormat/>
-    <w:rsid w:val="000F4FEF"/>
-    <w:pPr>
-      <w:spacing w:after="120"/>
-    </w:pPr>
-  </w:style>
-  <w:style w:type="character" w:customStyle="1" w:styleId="BodyTextChar">
-    <w:name w:val="Body Text Char"/>
-    <w:basedOn w:val="DefaultParagraphFont"/>
-    <w:link w:val="BodyText"/>
-    <w:uiPriority w:val="1"/>
-    <w:rsid w:val="000F4FEF"/>
-    <w:rPr>
-      <w:rFonts w:ascii="Arial" w:hAnsi="Arial" w:cs="Arial"/>
-    </w:rPr>
-  </w:style>
-  <w:style w:type="character" w:customStyle="1" w:styleId="interviewcondition2">
-    <w:name w:val="interview condition 2"/>
-    <w:basedOn w:val="Hyperlink"/>
-    <w:uiPriority w:val="1"/>
-    <w:qFormat/>
-    <w:rsid w:val="000F4FEF"/>
-    <w:rPr>
-      <w:rFonts w:ascii="Helvetica" w:eastAsia="Arial" w:hAnsi="Helvetica" w:cs="Helvetica"/>
-      <w:color w:val="009999"/>
-      <w:spacing w:val="-2"/>
-      <w:sz w:val="24"/>
-      <w:szCs w:val="24"/>
-      <w:u w:val="none"/>
-    </w:rPr>
-  </w:style>
-  <w:style w:type="character" w:styleId="Hyperlink">
-    <w:name w:val="Hyperlink"/>
-    <w:basedOn w:val="DefaultParagraphFont"/>
-    <w:uiPriority w:val="99"/>
-    <w:unhideWhenUsed/>
-    <w:rsid w:val="000F4FEF"/>
-    <w:rPr>
-      <w:rFonts w:ascii="Helvetica" w:hAnsi="Helvetica" w:cs="Helvetica"/>
-      <w:color w:val="0563C1" w:themeColor="hyperlink"/>
-      <w:spacing w:val="-2"/>
-      <w:sz w:val="24"/>
-      <w:szCs w:val="24"/>
-      <w:u w:val="none"/>
-    </w:rPr>
-  </w:style>
-  <w:style w:type="paragraph" w:customStyle="1" w:styleId="variable">
-    <w:name w:val="variable"/>
-    <w:basedOn w:val="Normal"/>
-    <w:qFormat/>
-    <w:rsid w:val="00B61CCF"/>
-    <w:pPr>
-      <w:spacing w:after="120" w:line="276" w:lineRule="auto"/>
-    </w:pPr>
-    <w:rPr>
-      <w:color w:val="FF7C80"/>
-      <w:shd w:val="clear" w:color="auto" w:fill="FFFFCC"/>
-      <w:lang w:val="en"/>
-    </w:rPr>
-  </w:style>
-  <w:style w:type="character" w:customStyle="1" w:styleId="Heading2Char">
-    <w:name w:val="Heading 2 Char"/>
-    <w:basedOn w:val="DefaultParagraphFont"/>
-    <w:link w:val="Heading2"/>
-    <w:uiPriority w:val="9"/>
-    <w:rsid w:val="000F4FEF"/>
-    <w:rPr>
-      <w:rFonts w:ascii="Helvetica" w:eastAsiaTheme="minorHAnsi" w:hAnsi="Helvetica" w:cs="Helvetica"/>
-      <w:color w:val="0A2A78"/>
-      <w:spacing w:val="-2"/>
-      <w:sz w:val="36"/>
-      <w:szCs w:val="24"/>
-    </w:rPr>
-  </w:style>
-  <w:style w:type="character" w:customStyle="1" w:styleId="Heading4Char">
-    <w:name w:val="Heading 4 Char"/>
-    <w:basedOn w:val="DefaultParagraphFont"/>
-    <w:link w:val="Heading4"/>
-    <w:uiPriority w:val="9"/>
-    <w:qFormat/>
-    <w:rsid w:val="000F4FEF"/>
-    <w:rPr>
-      <w:rFonts w:ascii="Helvetica" w:eastAsiaTheme="minorHAnsi" w:hAnsi="Helvetica" w:cs="Helvetica"/>
-      <w:iCs/>
-      <w:color w:val="0A2A78"/>
-      <w:spacing w:val="-2"/>
-      <w:sz w:val="24"/>
-      <w:szCs w:val="24"/>
-    </w:rPr>
-  </w:style>
-  <w:style w:type="paragraph" w:customStyle="1" w:styleId="Example">
-    <w:name w:val="Example"/>
-    <w:basedOn w:val="Heading4"/>
-    <w:next w:val="Normal"/>
-    <w:qFormat/>
-    <w:rsid w:val="000F4FEF"/>
-  </w:style>
-  <w:style w:type="paragraph" w:customStyle="1" w:styleId="Exampleparagraph">
-    <w:name w:val="Example paragraph"/>
-    <w:basedOn w:val="Body"/>
-    <w:next w:val="Body"/>
-    <w:qFormat/>
-    <w:rsid w:val="00CA58DD"/>
-    <w:pPr>
-      <w:ind w:left="416"/>
-    </w:pPr>
-    <w:rPr>
-      <w:color w:val="202529"/>
-      <w:spacing w:val="-2"/>
-    </w:rPr>
-  </w:style>
-  <w:style w:type="paragraph" w:customStyle="1" w:styleId="ListParagraphNumbered">
-    <w:name w:val="List Paragraph Numbered"/>
-    <w:basedOn w:val="ListParagraph"/>
-    <w:qFormat/>
-    <w:rsid w:val="000F4FEF"/>
-    <w:pPr>
-      <w:numPr>
-        <w:numId w:val="36"/>
-      </w:numPr>
-    </w:pPr>
-    <w:rPr>
-      <w:b/>
-    </w:rPr>
-  </w:style>
-  <w:style w:type="paragraph" w:customStyle="1" w:styleId="ExampleorImportantblock">
-    <w:name w:val="Example or Important block"/>
-    <w:basedOn w:val="Body"/>
-    <w:qFormat/>
-    <w:rsid w:val="000F4FEF"/>
-    <w:pPr>
-      <w:widowControl w:val="0"/>
-      <w:suppressAutoHyphens/>
-      <w:ind w:left="403"/>
-    </w:pPr>
-    <w:rPr>
-      <w:color w:val="202529"/>
-      <w:spacing w:val="-2"/>
-    </w:rPr>
-  </w:style>
-  <w:style w:type="paragraph" w:customStyle="1" w:styleId="Listnumbered">
-    <w:name w:val="List numbered"/>
-    <w:basedOn w:val="Normal"/>
-    <w:qFormat/>
-    <w:rsid w:val="000F4FEF"/>
-    <w:pPr>
-      <w:widowControl w:val="0"/>
-      <w:autoSpaceDE w:val="0"/>
-      <w:autoSpaceDN w:val="0"/>
-      <w:spacing w:before="54" w:beforeAutospacing="0" w:after="120" w:afterAutospacing="0" w:line="276" w:lineRule="auto"/>
-    </w:pPr>
-    <w:rPr>
-      <w:rFonts w:ascii="Helvetica" w:eastAsiaTheme="minorHAnsi" w:hAnsi="Helvetica" w:cs="Helvetica"/>
-      <w:color w:val="202529"/>
-      <w:spacing w:val="-2"/>
-      <w:sz w:val="24"/>
-      <w:szCs w:val="24"/>
-    </w:rPr>
-  </w:style>
-  <w:style w:type="character" w:customStyle="1" w:styleId="Helptextinquestionmark">
-    <w:name w:val="Help text in question mark"/>
-    <w:basedOn w:val="DefaultParagraphFont"/>
-    <w:uiPriority w:val="1"/>
-    <w:qFormat/>
-    <w:rsid w:val="000F4FEF"/>
-    <w:rPr>
-      <w:rFonts w:ascii="Tahoma" w:hAnsi="Tahoma" w:cs="Tahoma"/>
-      <w:color w:val="FFFFFF" w:themeColor="background1"/>
-      <w:szCs w:val="24"/>
-      <w:shd w:val="clear" w:color="auto" w:fill="33CCFF"/>
-    </w:rPr>
-  </w:style>
-  <w:style w:type="character" w:customStyle="1" w:styleId="interviewtextbox">
-    <w:name w:val="interview text box"/>
-    <w:basedOn w:val="DefaultParagraphFont"/>
-    <w:uiPriority w:val="1"/>
-    <w:qFormat/>
-    <w:rsid w:val="000F4FEF"/>
-    <w:rPr>
-      <w:shd w:val="clear" w:color="auto" w:fill="D9D9D9" w:themeFill="background1" w:themeFillShade="D9"/>
-    </w:rPr>
-  </w:style>
-  <w:style w:type="character" w:customStyle="1" w:styleId="interviewhelpquestionmark">
-    <w:name w:val="interview help question mark"/>
-    <w:basedOn w:val="DefaultParagraphFont"/>
-    <w:uiPriority w:val="1"/>
-    <w:qFormat/>
-    <w:rsid w:val="000F4FEF"/>
-    <w:rPr>
-      <w:color w:val="FFFFFF" w:themeColor="background1"/>
-      <w:shd w:val="clear" w:color="auto" w:fill="9CC2E5" w:themeFill="accent5" w:themeFillTint="99"/>
-    </w:rPr>
-  </w:style>
-  <w:style w:type="paragraph" w:customStyle="1" w:styleId="ListPlevel2">
-    <w:name w:val="List P level 2"/>
-    <w:basedOn w:val="ListParagraph"/>
-    <w:qFormat/>
-    <w:rsid w:val="000F4FEF"/>
-    <w:pPr>
-      <w:ind w:left="765"/>
-    </w:pPr>
-    <w:rPr>
-      <w:color w:val="auto"/>
-      <w:spacing w:val="0"/>
-    </w:rPr>
-  </w:style>
-  <w:style w:type="paragraph" w:customStyle="1" w:styleId="ListPlevel3">
-    <w:name w:val="List P level 3"/>
-    <w:basedOn w:val="ListPlevel2"/>
-    <w:qFormat/>
-    <w:rsid w:val="000F4FEF"/>
-    <w:pPr>
-      <w:tabs>
-        <w:tab w:val="num" w:pos="360"/>
-      </w:tabs>
-      <w:ind w:left="2160"/>
-    </w:pPr>
-  </w:style>
-  <w:style w:type="paragraph" w:customStyle="1" w:styleId="ListParagraphNumberedBold">
-    <w:name w:val="List Paragraph Numbered (Bold)"/>
-    <w:basedOn w:val="ListParagraphNumbered"/>
-    <w:qFormat/>
-    <w:rsid w:val="00AA522D"/>
-    <w:pPr>
-      <w:ind w:left="405"/>
-    </w:pPr>
-    <w:rPr>
-      <w:color w:val="auto"/>
-      <w:spacing w:val="0"/>
-    </w:rPr>
-  </w:style>
-  <w:style w:type="paragraph" w:styleId="Footer">
-    <w:name w:val="footer"/>
-    <w:basedOn w:val="Normal"/>
-    <w:link w:val="FooterChar"/>
-    <w:uiPriority w:val="99"/>
-    <w:unhideWhenUsed/>
-    <w:rsid w:val="000F4FEF"/>
-    <w:pPr>
-      <w:tabs>
-        <w:tab w:val="center" w:pos="4680"/>
-        <w:tab w:val="right" w:pos="9360"/>
-      </w:tabs>
-    </w:pPr>
-  </w:style>
-  <w:style w:type="character" w:customStyle="1" w:styleId="FooterChar">
-    <w:name w:val="Footer Char"/>
-    <w:basedOn w:val="DefaultParagraphFont"/>
-    <w:link w:val="Footer"/>
-    <w:uiPriority w:val="99"/>
-    <w:qFormat/>
-    <w:rsid w:val="000F4FEF"/>
-    <w:rPr>
-      <w:rFonts w:ascii="Arial" w:hAnsi="Arial" w:cs="Arial"/>
-    </w:rPr>
-  </w:style>
-  <w:style w:type="paragraph" w:customStyle="1" w:styleId="FooterRight">
-    <w:name w:val="Footer Right"/>
-    <w:basedOn w:val="Footer"/>
-    <w:qFormat/>
-    <w:rsid w:val="00FA6057"/>
-    <w:pPr>
-      <w:jc w:val="right"/>
-    </w:pPr>
-  </w:style>
-  <w:style w:type="paragraph" w:customStyle="1" w:styleId="interviewsituationpara">
-    <w:name w:val="interview situation para"/>
-    <w:basedOn w:val="Body"/>
-    <w:next w:val="interviewsituationcondition"/>
-    <w:link w:val="interviewsituationparaChar"/>
-    <w:qFormat/>
-    <w:rsid w:val="00DD3DDA"/>
-    <w:pPr>
-      <w:spacing w:before="120" w:after="0" w:line="240" w:lineRule="auto"/>
-      <w:contextualSpacing/>
-    </w:pPr>
-  </w:style>
-  <w:style w:type="character" w:customStyle="1" w:styleId="interviewsituationparaChar">
-    <w:name w:val="interview situation para Char"/>
-    <w:basedOn w:val="BodyChar"/>
-    <w:link w:val="interviewsituationpara"/>
-    <w:rsid w:val="00DD3DDA"/>
-    <w:rPr>
-      <w:rFonts w:ascii="Helvetica" w:eastAsiaTheme="minorHAnsi" w:hAnsi="Helvetica" w:cs="Helvetica"/>
-      <w:sz w:val="24"/>
-      <w:szCs w:val="24"/>
-    </w:rPr>
-  </w:style>
-  <w:style w:type="paragraph" w:customStyle="1" w:styleId="Done">
-    <w:name w:val="Done"/>
-    <w:basedOn w:val="ListParagraph"/>
-    <w:qFormat/>
-    <w:rsid w:val="00DD3DDA"/>
-    <w:pPr>
-      <w:numPr>
-        <w:ilvl w:val="1"/>
-        <w:numId w:val="19"/>
-      </w:numPr>
-    </w:pPr>
-  </w:style>
-  <w:style w:type="character" w:customStyle="1" w:styleId="subject">
-    <w:name w:val="subject"/>
-    <w:basedOn w:val="DefaultParagraphFont"/>
-    <w:rsid w:val="000F4FEF"/>
-  </w:style>
-  <w:style w:type="character" w:customStyle="1" w:styleId="convention">
-    <w:name w:val="convention"/>
-    <w:basedOn w:val="DefaultParagraphFont"/>
-    <w:uiPriority w:val="1"/>
-    <w:qFormat/>
-    <w:rsid w:val="000F4FEF"/>
-    <w:rPr>
-      <w:sz w:val="22"/>
-      <w:szCs w:val="22"/>
-      <w:shd w:val="clear" w:color="auto" w:fill="A6A6A6" w:themeFill="background1" w:themeFillShade="A6"/>
-    </w:rPr>
-  </w:style>
-  <w:style w:type="paragraph" w:customStyle="1" w:styleId="Default">
-    <w:name w:val="Default"/>
-    <w:rsid w:val="000F4FEF"/>
-    <w:pPr>
-      <w:autoSpaceDE w:val="0"/>
-      <w:autoSpaceDN w:val="0"/>
-      <w:adjustRightInd w:val="0"/>
-      <w:spacing w:beforeAutospacing="0" w:after="0" w:afterAutospacing="0" w:line="240" w:lineRule="auto"/>
-    </w:pPr>
-    <w:rPr>
-      <w:rFonts w:ascii="Arial" w:eastAsiaTheme="minorHAnsi" w:hAnsi="Arial" w:cs="Arial"/>
-      <w:color w:val="000000"/>
-      <w:sz w:val="24"/>
-      <w:szCs w:val="24"/>
-    </w:rPr>
-  </w:style>
-  <w:style w:type="paragraph" w:customStyle="1" w:styleId="Example-bulleted">
-    <w:name w:val="Example - bulleted"/>
-    <w:basedOn w:val="Body"/>
-    <w:qFormat/>
-    <w:rsid w:val="000F4FEF"/>
-    <w:pPr>
-      <w:widowControl w:val="0"/>
-      <w:numPr>
-        <w:numId w:val="28"/>
-      </w:numPr>
-      <w:suppressAutoHyphens/>
-      <w:autoSpaceDE w:val="0"/>
-      <w:autoSpaceDN w:val="0"/>
-      <w:spacing w:before="60"/>
-    </w:pPr>
-    <w:rPr>
-      <w:rFonts w:eastAsia="Calibri"/>
-    </w:rPr>
-  </w:style>
-  <w:style w:type="character" w:customStyle="1" w:styleId="f1-light">
-    <w:name w:val="f1-light"/>
-    <w:basedOn w:val="DefaultParagraphFont"/>
-    <w:rsid w:val="000F4FEF"/>
-  </w:style>
-  <w:style w:type="paragraph" w:customStyle="1" w:styleId="H3numberedfordirections">
-    <w:name w:val="H3 numbered for directions"/>
-    <w:basedOn w:val="Heading3"/>
-    <w:next w:val="Normal"/>
-    <w:qFormat/>
-    <w:rsid w:val="000F4FEF"/>
-    <w:pPr>
-      <w:numPr>
-        <w:numId w:val="29"/>
-      </w:numPr>
-      <w:outlineLvl w:val="9"/>
-    </w:pPr>
-  </w:style>
-  <w:style w:type="character" w:customStyle="1" w:styleId="Interviewbutton0">
-    <w:name w:val="Interview button"/>
-    <w:basedOn w:val="DefaultParagraphFont"/>
-    <w:uiPriority w:val="1"/>
-    <w:qFormat/>
-    <w:rsid w:val="000F4FEF"/>
-    <w:rPr>
-      <w:color w:val="FFFFFF" w:themeColor="background1"/>
-      <w:bdr w:val="none" w:sz="0" w:space="0" w:color="auto"/>
-      <w:shd w:val="clear" w:color="auto" w:fill="0B5ED8"/>
-    </w:rPr>
-  </w:style>
-  <w:style w:type="paragraph" w:customStyle="1" w:styleId="interviewbuttons">
-    <w:name w:val="interview buttons"/>
-    <w:basedOn w:val="Normal"/>
-    <w:qFormat/>
-    <w:rsid w:val="000F4FEF"/>
-    <w:pPr>
-      <w:pBdr>
-        <w:top w:val="single" w:sz="12" w:space="1" w:color="0070C0"/>
-        <w:left w:val="single" w:sz="12" w:space="4" w:color="0070C0"/>
-        <w:bottom w:val="single" w:sz="12" w:space="1" w:color="0070C0"/>
-        <w:right w:val="single" w:sz="12" w:space="4" w:color="0070C0"/>
-        <w:between w:val="single" w:sz="12" w:space="1" w:color="0070C0"/>
-        <w:bar w:val="single" w:sz="12" w:color="0070C0"/>
-      </w:pBdr>
-      <w:shd w:val="clear" w:color="auto" w:fill="FFFFFF"/>
-      <w:spacing w:after="0"/>
-      <w:ind w:left="-58" w:right="-216"/>
-    </w:pPr>
-    <w:rPr>
-      <w:sz w:val="21"/>
-      <w:szCs w:val="21"/>
-    </w:rPr>
-  </w:style>
-  <w:style w:type="paragraph" w:customStyle="1" w:styleId="interviewcheckboxes">
-    <w:name w:val="interview checkboxes"/>
-    <w:basedOn w:val="ListParagraph"/>
-    <w:qFormat/>
-    <w:rsid w:val="000F4FEF"/>
-    <w:pPr>
-      <w:numPr>
-        <w:numId w:val="31"/>
-      </w:numPr>
-      <w:pBdr>
-        <w:top w:val="single" w:sz="12" w:space="1" w:color="0070C0"/>
-        <w:left w:val="single" w:sz="12" w:space="4" w:color="0070C0"/>
-        <w:bottom w:val="single" w:sz="12" w:space="1" w:color="0070C0"/>
-        <w:right w:val="single" w:sz="12" w:space="4" w:color="0070C0"/>
-        <w:between w:val="single" w:sz="12" w:space="1" w:color="0070C0"/>
-        <w:bar w:val="single" w:sz="12" w:color="0070C0"/>
-      </w:pBdr>
-    </w:pPr>
-  </w:style>
-  <w:style w:type="character" w:customStyle="1" w:styleId="interviewclickformoreinfo-definition">
-    <w:name w:val="interview click for more info - definition"/>
-    <w:uiPriority w:val="1"/>
-    <w:qFormat/>
-    <w:rsid w:val="000F4FEF"/>
-    <w:rPr>
-      <w:color w:val="00B050"/>
-      <w:u w:val="dash" w:color="92D050"/>
-    </w:rPr>
-  </w:style>
-  <w:style w:type="character" w:customStyle="1" w:styleId="InterviewCommentText">
-    <w:name w:val="Interview Comment Text"/>
-    <w:basedOn w:val="BodyTextChar"/>
-    <w:uiPriority w:val="1"/>
-    <w:qFormat/>
-    <w:rsid w:val="000F4FEF"/>
-    <w:rPr>
-      <w:rFonts w:ascii="Helvetica" w:eastAsia="Arial" w:hAnsi="Helvetica" w:cs="Helvetica"/>
-      <w:color w:val="7030A0"/>
-      <w:spacing w:val="-2"/>
-      <w:sz w:val="24"/>
-      <w:szCs w:val="24"/>
-    </w:rPr>
-  </w:style>
-  <w:style w:type="character" w:customStyle="1" w:styleId="interviewconvention">
-    <w:name w:val="interview convention"/>
-    <w:basedOn w:val="DefaultParagraphFont"/>
-    <w:uiPriority w:val="1"/>
-    <w:qFormat/>
-    <w:rsid w:val="000F4FEF"/>
-    <w:rPr>
-      <w:sz w:val="22"/>
-      <w:szCs w:val="22"/>
-      <w:shd w:val="clear" w:color="auto" w:fill="A6A6A6" w:themeFill="background1" w:themeFillShade="A6"/>
-    </w:rPr>
-  </w:style>
-  <w:style w:type="paragraph" w:customStyle="1" w:styleId="interviewglossarywordintemplate">
-    <w:name w:val="interview glossary word in template"/>
-    <w:basedOn w:val="Normal"/>
-    <w:link w:val="interviewglossarywordintemplateChar"/>
-    <w:qFormat/>
-    <w:rsid w:val="000F4FEF"/>
-    <w:pPr>
-      <w:spacing w:after="60" w:line="360" w:lineRule="auto"/>
-    </w:pPr>
-    <w:rPr>
-      <w:rFonts w:asciiTheme="minorHAnsi" w:hAnsiTheme="minorHAnsi" w:cstheme="minorBidi"/>
-    </w:rPr>
-  </w:style>
-  <w:style w:type="character" w:customStyle="1" w:styleId="interviewglossarywordintemplateChar">
-    <w:name w:val="interview glossary word in template Char"/>
-    <w:basedOn w:val="DefaultParagraphFont"/>
-    <w:link w:val="interviewglossarywordintemplate"/>
-    <w:rsid w:val="000F4FEF"/>
-  </w:style>
-  <w:style w:type="character" w:customStyle="1" w:styleId="interviewsituation">
-    <w:name w:val="interview situation"/>
-    <w:basedOn w:val="interviewneedstobewritten"/>
-    <w:uiPriority w:val="1"/>
-    <w:qFormat/>
-    <w:rsid w:val="00DD3DDA"/>
-    <w:rPr>
-      <w:shd w:val="clear" w:color="auto" w:fill="FFFF00"/>
-    </w:rPr>
-  </w:style>
-  <w:style w:type="character" w:customStyle="1" w:styleId="interviewneedstobewritten">
-    <w:name w:val="interview needs to be written"/>
-    <w:basedOn w:val="DefaultParagraphFont"/>
-    <w:uiPriority w:val="1"/>
-    <w:qFormat/>
-    <w:rsid w:val="000F4FEF"/>
-    <w:rPr>
-      <w:shd w:val="clear" w:color="auto" w:fill="FFFF00"/>
-    </w:rPr>
-  </w:style>
-  <w:style w:type="character" w:customStyle="1" w:styleId="interviewPAPtexttrigger">
-    <w:name w:val="interview PAP text trigger"/>
-    <w:basedOn w:val="DefaultParagraphFont"/>
-    <w:uiPriority w:val="1"/>
-    <w:qFormat/>
-    <w:rsid w:val="000F4FEF"/>
-    <w:rPr>
-      <w:shd w:val="clear" w:color="auto" w:fill="009999"/>
-    </w:rPr>
-  </w:style>
-  <w:style w:type="character" w:customStyle="1" w:styleId="interviewpdf">
-    <w:name w:val="interview pdf"/>
-    <w:basedOn w:val="DefaultParagraphFont"/>
-    <w:uiPriority w:val="1"/>
-    <w:qFormat/>
-    <w:rsid w:val="000F4FEF"/>
-    <w:rPr>
-      <w:b/>
-      <w:szCs w:val="24"/>
-      <w:shd w:val="clear" w:color="auto" w:fill="FF00FF"/>
-    </w:rPr>
-  </w:style>
-  <w:style w:type="paragraph" w:customStyle="1" w:styleId="interviewquestionid">
-    <w:name w:val="interview question id"/>
-    <w:basedOn w:val="BodyText"/>
-    <w:qFormat/>
-    <w:rsid w:val="000F4FEF"/>
-    <w:pPr>
-      <w:spacing w:before="240" w:after="0"/>
-    </w:pPr>
-    <w:rPr>
-      <w:color w:val="FF9F9F"/>
-    </w:rPr>
-  </w:style>
-  <w:style w:type="paragraph" w:customStyle="1" w:styleId="interviewradiobuttons">
-    <w:name w:val="interview radio buttons"/>
-    <w:basedOn w:val="ListParagraph"/>
-    <w:qFormat/>
-    <w:rsid w:val="000F4FEF"/>
-    <w:pPr>
-      <w:numPr>
-        <w:numId w:val="32"/>
-      </w:numPr>
-      <w:pBdr>
-        <w:top w:val="single" w:sz="12" w:space="1" w:color="0070C0"/>
-        <w:left w:val="single" w:sz="12" w:space="4" w:color="0070C0"/>
-        <w:bottom w:val="single" w:sz="12" w:space="1" w:color="0070C0"/>
-        <w:right w:val="single" w:sz="12" w:space="4" w:color="0070C0"/>
-        <w:between w:val="single" w:sz="12" w:space="1" w:color="0070C0"/>
-        <w:bar w:val="single" w:sz="12" w:color="0070C0"/>
-      </w:pBdr>
-      <w:shd w:val="clear" w:color="auto" w:fill="FFFFFF"/>
-      <w:spacing w:after="480" w:line="360" w:lineRule="auto"/>
-      <w:ind w:right="-220"/>
-    </w:pPr>
-    <w:rPr>
-      <w:szCs w:val="21"/>
-    </w:rPr>
-  </w:style>
-  <w:style w:type="character" w:customStyle="1" w:styleId="interviewvariable">
-    <w:name w:val="interview variable"/>
-    <w:basedOn w:val="DefaultParagraphFont"/>
-    <w:uiPriority w:val="1"/>
-    <w:qFormat/>
-    <w:rsid w:val="000F4FEF"/>
-    <w:rPr>
-      <w:color w:val="FF7C80"/>
-      <w:shd w:val="clear" w:color="auto" w:fill="FFFFCC"/>
-    </w:rPr>
-  </w:style>
-  <w:style w:type="paragraph" w:customStyle="1" w:styleId="Listnumberedunderbullet">
-    <w:name w:val="List numbered under bullet"/>
-    <w:basedOn w:val="Normal"/>
-    <w:qFormat/>
-    <w:rsid w:val="000F4FEF"/>
-    <w:pPr>
-      <w:widowControl w:val="0"/>
-      <w:numPr>
-        <w:ilvl w:val="4"/>
-        <w:numId w:val="33"/>
-      </w:numPr>
-      <w:autoSpaceDE w:val="0"/>
-      <w:autoSpaceDN w:val="0"/>
-      <w:spacing w:before="54" w:beforeAutospacing="0" w:after="120" w:afterAutospacing="0" w:line="276" w:lineRule="auto"/>
-    </w:pPr>
-    <w:rPr>
-      <w:rFonts w:ascii="Helvetica" w:eastAsiaTheme="minorHAnsi" w:hAnsi="Helvetica" w:cs="Helvetica"/>
-      <w:color w:val="202529"/>
-      <w:spacing w:val="-2"/>
-      <w:sz w:val="24"/>
-      <w:szCs w:val="24"/>
-    </w:rPr>
-  </w:style>
-  <w:style w:type="paragraph" w:customStyle="1" w:styleId="MLRIAdvocacyguideforPDFPart">
-    <w:name w:val="MLRI Advocacy guide for PDF Part"/>
-    <w:basedOn w:val="Normal"/>
-    <w:qFormat/>
-    <w:rsid w:val="000F4FEF"/>
-    <w:pPr>
-      <w:spacing w:before="480" w:after="80" w:line="320" w:lineRule="exact"/>
-      <w:ind w:left="187"/>
-    </w:pPr>
-    <w:rPr>
-      <w:rFonts w:ascii="Bookman Old Style" w:hAnsi="Bookman Old Style"/>
-      <w:color w:val="808080"/>
-      <w:szCs w:val="28"/>
-    </w:rPr>
-  </w:style>
-  <w:style w:type="character" w:customStyle="1" w:styleId="NumChar">
-    <w:name w:val="NumChar"/>
-    <w:basedOn w:val="DefaultParagraphFont"/>
-    <w:uiPriority w:val="1"/>
-    <w:qFormat/>
-    <w:rsid w:val="000F4FEF"/>
-    <w:rPr>
-      <w:rFonts w:eastAsiaTheme="minorHAnsi"/>
-    </w:rPr>
-  </w:style>
-  <w:style w:type="paragraph" w:customStyle="1" w:styleId="one-indent">
-    <w:name w:val="one-indent"/>
-    <w:basedOn w:val="Normal"/>
-    <w:rsid w:val="000F4FEF"/>
-    <w:pPr>
-      <w:spacing w:before="100" w:after="100"/>
-    </w:pPr>
-    <w:rPr>
-      <w:rFonts w:ascii="Times New Roman" w:eastAsia="Times New Roman" w:hAnsi="Times New Roman" w:cs="Times New Roman"/>
-      <w:sz w:val="24"/>
-      <w:szCs w:val="24"/>
-    </w:rPr>
-  </w:style>
-  <w:style w:type="character" w:customStyle="1" w:styleId="small">
-    <w:name w:val="small"/>
-    <w:basedOn w:val="DefaultParagraphFont"/>
-    <w:rsid w:val="000F4FEF"/>
-    <w:rPr>
-      <w:rFonts w:cs="Times New Roman"/>
-    </w:rPr>
-  </w:style>
-  <w:style w:type="paragraph" w:customStyle="1" w:styleId="StyleHeading1Hanging008">
-    <w:name w:val="Style Heading 1 + Hanging:  0.08&quot;"/>
-    <w:basedOn w:val="Heading1"/>
-    <w:qFormat/>
-    <w:rsid w:val="000F4FEF"/>
-    <w:pPr>
-      <w:spacing w:before="120"/>
-      <w:ind w:hanging="115"/>
-    </w:pPr>
-    <w:rPr>
-      <w:rFonts w:eastAsia="Times New Roman" w:cs="Times New Roman"/>
-      <w:szCs w:val="20"/>
-    </w:rPr>
-  </w:style>
-  <w:style w:type="numbering" w:customStyle="1" w:styleId="Style1">
-    <w:name w:val="Style1"/>
-    <w:uiPriority w:val="99"/>
-    <w:rsid w:val="000F4FEF"/>
-    <w:pPr>
-      <w:numPr>
-        <w:numId w:val="17"/>
-      </w:numPr>
-    </w:pPr>
-  </w:style>
-  <w:style w:type="paragraph" w:customStyle="1" w:styleId="TableParagraph">
-    <w:name w:val="Table Paragraph"/>
-    <w:basedOn w:val="Normal"/>
-    <w:uiPriority w:val="1"/>
-    <w:qFormat/>
-    <w:rsid w:val="000F4FEF"/>
-  </w:style>
-  <w:style w:type="character" w:customStyle="1" w:styleId="UnresolvedMention">
+  <w:style w:type="character" w:styleId="UnresolvedMention">
     <w:name w:val="Unresolved Mention"/>
     <w:basedOn w:val="DefaultParagraphFont"/>
     <w:uiPriority w:val="99"/>
@@ -7610,7 +5073,7 @@
   <a:extraClrSchemeLst/>
   <a:extLst>
     <a:ext uri="{05A4C25C-085E-4340-85A3-A5531E510DB2}">
-      <thm15:themeFamily xmlns="" xmlns:thm15="http://schemas.microsoft.com/office/thememl/2012/main" name="Office Theme" id="{62F939B6-93AF-4DB8-9C6B-D6C7DFDC589F}" vid="{4A3C46E8-61CC-4603-A589-7422A47A8E4A}"/>
+      <thm15:themeFamily xmlns:thm15="http://schemas.microsoft.com/office/thememl/2012/main" name="Office Theme" id="{62F939B6-93AF-4DB8-9C6B-D6C7DFDC589F}" vid="{4A3C46E8-61CC-4603-A589-7422A47A8E4A}"/>
     </a:ext>
   </a:extLst>
 </a:theme>

--- a/docassemble/AKA2JBranding/data/templates/truefiling_serve_content.docx
+++ b/docassemble/AKA2JBranding/data/templates/truefiling_serve_content.docx
@@ -5,18 +5,50 @@
     <w:p>
       <w:pPr>
         <w:pStyle w:val="Body"/>
-      </w:pPr>
-      <w:r>
-        <w:rPr>
-          <w:color w:val="FF0000"/>
-        </w:rPr>
-        <w:t>{% if user_need in ('custody', 'divorce') %}</w:t>
-      </w:r>
+        <w:rPr>
+          <w:color w:val="FF0000"/>
+        </w:rPr>
+      </w:pPr>
+      <w:r>
+        <w:rPr>
+          <w:color w:val="FF0000"/>
+        </w:rPr>
+        <w:t>{%</w:t>
+      </w:r>
+      <w:r>
+        <w:rPr>
+          <w:color w:val="FF0000"/>
+        </w:rPr>
+        <w:t>p</w:t>
+      </w:r>
+      <w:r>
+        <w:rPr>
+          <w:color w:val="FF0000"/>
+        </w:rPr>
+        <w:t xml:space="preserve"> if user_need in ('custody', 'divorce') %}</w:t>
+      </w:r>
+    </w:p>
+    <w:p>
+      <w:pPr>
+        <w:pStyle w:val="Body"/>
+      </w:pPr>
       <w:r>
         <w:rPr>
           <w:color w:val="FFC000"/>
         </w:rPr>
-        <w:t>{% if legal_separation_or_divorce == 'divorce' and ((minor_children and agree_or_settle_kids == 'do not know') or (not minor_children and agree_or_settle == 'do not know')) %}</w:t>
+        <w:t>{%</w:t>
+      </w:r>
+      <w:r>
+        <w:rPr>
+          <w:color w:val="FFC000"/>
+        </w:rPr>
+        <w:t>p</w:t>
+      </w:r>
+      <w:r>
+        <w:rPr>
+          <w:color w:val="FFC000"/>
+        </w:rPr>
+        <w:t xml:space="preserve"> if legal_separation_or_divorce == 'divorce' and ((minor_children and agree_or_settle_kids == 'do not know') or (not minor_children and agree_or_settle == 'do not know')) %}</w:t>
       </w:r>
       <w:r>
         <w:t>If you file an uncontested case and both of you sign the forms and each of you have a copy, you do not have to "serve" {{ other_party_in_case }}.</w:t>
@@ -24,14 +56,31 @@
     </w:p>
     <w:p>
       <w:pPr>
+        <w:pStyle w:val="Body"/>
+      </w:pPr>
+      <w:r>
+        <w:rPr>
+          <w:color w:val="FFC000"/>
+        </w:rPr>
+        <w:t>{%</w:t>
+      </w:r>
+      <w:r>
+        <w:rPr>
+          <w:color w:val="FFC000"/>
+        </w:rPr>
+        <w:t>p</w:t>
+      </w:r>
+      <w:r>
+        <w:rPr>
+          <w:color w:val="FFC000"/>
+        </w:rPr>
+        <w:t xml:space="preserve"> endif %}</w:t>
+      </w:r>
+    </w:p>
+    <w:p>
+      <w:pPr>
         <w:pStyle w:val="Heading3"/>
       </w:pPr>
-      <w:r>
-        <w:rPr>
-          <w:color w:val="FFC000"/>
-        </w:rPr>
-        <w:t>{% endif %}</w:t>
-      </w:r>
       <w:r>
         <w:t>Regular service</w:t>
       </w:r>
@@ -101,6 +150,10 @@
     <w:p>
       <w:pPr>
         <w:pStyle w:val="Body"/>
+        <w:rPr>
+          <w:rStyle w:val="Hyperlink"/>
+          <w:spacing w:val="0"/>
+        </w:rPr>
       </w:pPr>
       <w:r>
         <w:t xml:space="preserve">See </w:t>
@@ -114,23 +167,60 @@
           <w:t>How do I serve the summons and complaint?</w:t>
         </w:r>
       </w:hyperlink>
-      <w:r>
-        <w:rPr>
-          <w:color w:val="FF0000"/>
-        </w:rPr>
-        <w:t>{% endif %}</w:t>
-      </w:r>
-    </w:p>
-    <w:p>
-      <w:pPr>
-        <w:pStyle w:val="Body"/>
-      </w:pPr>
-      <w:r>
-        <w:rPr>
-          <w:color w:val="FF0000"/>
-        </w:rPr>
-        <w:t>{% if user_need not in ('custody', 'divorce', 'want po', 'have po', 'register po', 'po respondent') %}</w:t>
-      </w:r>
+    </w:p>
+    <w:p>
+      <w:pPr>
+        <w:pStyle w:val="Body"/>
+      </w:pPr>
+      <w:r>
+        <w:rPr>
+          <w:color w:val="FF0000"/>
+        </w:rPr>
+        <w:t>{%</w:t>
+      </w:r>
+      <w:r>
+        <w:rPr>
+          <w:color w:val="FF0000"/>
+        </w:rPr>
+        <w:t>p</w:t>
+      </w:r>
+      <w:r>
+        <w:rPr>
+          <w:color w:val="FF0000"/>
+        </w:rPr>
+        <w:t xml:space="preserve"> endif %}</w:t>
+      </w:r>
+    </w:p>
+    <w:p>
+      <w:pPr>
+        <w:pStyle w:val="Body"/>
+        <w:rPr>
+          <w:color w:val="FF0000"/>
+        </w:rPr>
+      </w:pPr>
+      <w:r>
+        <w:rPr>
+          <w:color w:val="FF0000"/>
+        </w:rPr>
+        <w:t>{%</w:t>
+      </w:r>
+      <w:r>
+        <w:rPr>
+          <w:color w:val="FF0000"/>
+        </w:rPr>
+        <w:t>p</w:t>
+      </w:r>
+      <w:r>
+        <w:rPr>
+          <w:color w:val="FF0000"/>
+        </w:rPr>
+        <w:t xml:space="preserve"> if user_need not in ('custody', 'divorce', 'want po', 'have po', 'register po', 'po respondent') %}</w:t>
+      </w:r>
+    </w:p>
+    <w:p>
+      <w:pPr>
+        <w:pStyle w:val="Body"/>
+      </w:pPr>
       <w:r>
         <w:t>You need to give {{ other_party_in_case }} a copy of everything you file with the court. This is called “service.”</w:t>
       </w:r>
@@ -151,19 +241,51 @@
         <w:rPr>
           <w:color w:val="FF0000"/>
         </w:rPr>
-        <w:t>{% endif %}</w:t>
-      </w:r>
-    </w:p>
-    <w:p>
-      <w:pPr>
-        <w:pStyle w:val="Body"/>
-      </w:pPr>
-      <w:r>
-        <w:rPr>
-          <w:color w:val="FF0000"/>
-        </w:rPr>
-        <w:t>{% if user_need in ('answer custody', 'answer divorce') %}</w:t>
-      </w:r>
+        <w:t>{%</w:t>
+      </w:r>
+      <w:r>
+        <w:rPr>
+          <w:color w:val="FF0000"/>
+        </w:rPr>
+        <w:t>p</w:t>
+      </w:r>
+      <w:r>
+        <w:rPr>
+          <w:color w:val="FF0000"/>
+        </w:rPr>
+        <w:t xml:space="preserve"> endif %}</w:t>
+      </w:r>
+    </w:p>
+    <w:p>
+      <w:pPr>
+        <w:pStyle w:val="Body"/>
+        <w:rPr>
+          <w:color w:val="FF0000"/>
+        </w:rPr>
+      </w:pPr>
+      <w:r>
+        <w:rPr>
+          <w:color w:val="FF0000"/>
+        </w:rPr>
+        <w:t>{%</w:t>
+      </w:r>
+      <w:r>
+        <w:rPr>
+          <w:color w:val="FF0000"/>
+        </w:rPr>
+        <w:t>p</w:t>
+      </w:r>
+      <w:r>
+        <w:rPr>
+          <w:color w:val="FF0000"/>
+        </w:rPr>
+        <w:t xml:space="preserve"> if user_need in ('answer custody', 'answer divorce') %}</w:t>
+      </w:r>
+    </w:p>
+    <w:p>
+      <w:pPr>
+        <w:pStyle w:val="Body"/>
+      </w:pPr>
       <w:r>
         <w:t>If you are using TrueFiling, read the information below about how to serve {{ other_party_in_case }}.</w:t>
       </w:r>
@@ -188,39 +310,121 @@
     <w:p>
       <w:pPr>
         <w:pStyle w:val="Body"/>
-      </w:pPr>
-      <w:r>
         <w:rPr>
           <w:color w:val="FFC000"/>
         </w:rPr>
-        <w:t>{% if type_of_response.any_true('improper service', 'default') and not proper_service and not have_complaint %}</w:t>
-      </w:r>
+      </w:pPr>
+      <w:r>
+        <w:rPr>
+          <w:color w:val="FFC000"/>
+        </w:rPr>
+        <w:t>{%</w:t>
+      </w:r>
+      <w:r>
+        <w:rPr>
+          <w:color w:val="FFC000"/>
+        </w:rPr>
+        <w:t>p</w:t>
+      </w:r>
+      <w:r>
+        <w:rPr>
+          <w:color w:val="FFC000"/>
+        </w:rPr>
+        <w:t xml:space="preserve"> if type_of_response.any_true('improper service', 'default') and not proper_service and not have_complaint %}</w:t>
+      </w:r>
+    </w:p>
+    <w:p>
+      <w:pPr>
+        <w:pStyle w:val="Body"/>
+      </w:pPr>
       <w:r>
         <w:t>If you do not have a copy of the complaint, you may not know if the other person is using TrueFiling.</w:t>
       </w:r>
-      <w:r>
+    </w:p>
+    <w:p>
+      <w:pPr>
+        <w:pStyle w:val="Body"/>
         <w:rPr>
           <w:color w:val="FFC000"/>
         </w:rPr>
-        <w:t>{% endif %}</w:t>
-      </w:r>
-      <w:r>
-        <w:rPr>
-          <w:color w:val="FF0000"/>
-        </w:rPr>
-        <w:t>{% endif %}</w:t>
-      </w:r>
-    </w:p>
-    <w:p>
-      <w:pPr>
-        <w:pStyle w:val="Body"/>
-      </w:pPr>
-      <w:r>
-        <w:rPr>
-          <w:color w:val="FF0000"/>
-        </w:rPr>
-        <w:t>{% if user_need not in ('custody', 'divorce', 'want po', 'have po', 'register po', 'po respondent') %}</w:t>
-      </w:r>
+      </w:pPr>
+      <w:r>
+        <w:rPr>
+          <w:color w:val="FFC000"/>
+        </w:rPr>
+        <w:t>{%</w:t>
+      </w:r>
+      <w:r>
+        <w:rPr>
+          <w:color w:val="FFC000"/>
+        </w:rPr>
+        <w:t>p</w:t>
+      </w:r>
+      <w:r>
+        <w:rPr>
+          <w:color w:val="FFC000"/>
+        </w:rPr>
+        <w:t xml:space="preserve"> endif %}</w:t>
+      </w:r>
+    </w:p>
+    <w:p>
+      <w:pPr>
+        <w:pStyle w:val="Body"/>
+      </w:pPr>
+      <w:r>
+        <w:rPr>
+          <w:color w:val="FF0000"/>
+        </w:rPr>
+        <w:lastRenderedPageBreak/>
+        <w:t>{%</w:t>
+      </w:r>
+      <w:r>
+        <w:rPr>
+          <w:color w:val="FF0000"/>
+        </w:rPr>
+        <w:t>p</w:t>
+      </w:r>
+      <w:r>
+        <w:rPr>
+          <w:color w:val="FF0000"/>
+        </w:rPr>
+        <w:t xml:space="preserve"> endif %}</w:t>
+      </w:r>
+    </w:p>
+    <w:p>
+      <w:pPr>
+        <w:pStyle w:val="Body"/>
+        <w:rPr>
+          <w:color w:val="FF0000"/>
+        </w:rPr>
+      </w:pPr>
+      <w:r>
+        <w:rPr>
+          <w:color w:val="FF0000"/>
+        </w:rPr>
+        <w:t>{%</w:t>
+      </w:r>
+      <w:r>
+        <w:rPr>
+          <w:color w:val="FF0000"/>
+        </w:rPr>
+        <w:t>p</w:t>
+      </w:r>
+      <w:r>
+        <w:rPr>
+          <w:color w:val="FF0000"/>
+        </w:rPr>
+        <w:t xml:space="preserve"> if user_need not in ('custody', 'divorce', 'want po', 'have po', 'register po', 'po respondent') %}</w:t>
+      </w:r>
+    </w:p>
+    <w:p>
+      <w:pPr>
+        <w:pStyle w:val="Body"/>
+        <w:rPr>
+          <w:rStyle w:val="Hyperlink"/>
+          <w:spacing w:val="0"/>
+        </w:rPr>
+      </w:pPr>
       <w:r>
         <w:t xml:space="preserve">If you and {{ other_party_in_case }} are both using TrueFiling, you can serve them through TrueFiling. Read </w:t>
       </w:r>
@@ -233,9 +437,134 @@
           <w:t>If I am using TrueFiling, how do I serve the other side?</w:t>
         </w:r>
       </w:hyperlink>
-      <w:r>
-        <w:rPr>
-          <w:color w:val="FF0000"/>
+    </w:p>
+    <w:p>
+      <w:pPr>
+        <w:pStyle w:val="Body"/>
+      </w:pPr>
+      <w:r>
+        <w:rPr>
+          <w:color w:val="FF0000"/>
+        </w:rPr>
+        <w:t>{%</w:t>
+      </w:r>
+      <w:r>
+        <w:rPr>
+          <w:color w:val="FF0000"/>
+        </w:rPr>
+        <w:t>p</w:t>
+      </w:r>
+      <w:r>
+        <w:rPr>
+          <w:color w:val="FF0000"/>
+        </w:rPr>
+        <w:t xml:space="preserve"> endif %}</w:t>
+      </w:r>
+    </w:p>
+    <w:p>
+      <w:pPr>
+        <w:pStyle w:val="Body"/>
+        <w:rPr>
+          <w:color w:val="FFC000"/>
+        </w:rPr>
+      </w:pPr>
+      <w:r>
+        <w:rPr>
+          <w:color w:val="FF0000"/>
+        </w:rPr>
+        <w:t>{%</w:t>
+      </w:r>
+      <w:r>
+        <w:rPr>
+          <w:color w:val="FF0000"/>
+        </w:rPr>
+        <w:t>p</w:t>
+      </w:r>
+      <w:r>
+        <w:rPr>
+          <w:color w:val="FF0000"/>
+        </w:rPr>
+        <w:t xml:space="preserve"> if user_need in ('answer custody', 'answer divorce') </w:t>
+      </w:r>
+      <w:r>
+        <w:rPr>
+          <w:color w:val="FF0000"/>
+        </w:rPr>
+        <w:t>%}</w:t>
+      </w:r>
+    </w:p>
+    <w:p>
+      <w:pPr>
+        <w:pStyle w:val="Body"/>
+        <w:rPr>
+          <w:color w:val="FFC000"/>
+        </w:rPr>
+      </w:pPr>
+      <w:r>
+        <w:rPr>
+          <w:color w:val="FFC000"/>
+        </w:rPr>
+        <w:t>{%</w:t>
+      </w:r>
+      <w:r>
+        <w:rPr>
+          <w:color w:val="FFC000"/>
+        </w:rPr>
+        <w:t>p</w:t>
+      </w:r>
+      <w:r>
+        <w:rPr>
+          <w:color w:val="FFC000"/>
+        </w:rPr>
+        <w:t xml:space="preserve"> if (type_of_response.any_true('improper service', 'default') and ((not proper_service and have_complaint) or proper_service)) or (type_of_response.all_false('improper service', 'default') and type_of_response.any_true('ak custody case', 'ak divorce case', 'wrong state', 'case in 2 states')) %}</w:t>
+      </w:r>
+    </w:p>
+    <w:p>
+      <w:pPr>
+        <w:pStyle w:val="Body"/>
+        <w:rPr>
+          <w:color w:val="92D050"/>
+        </w:rPr>
+      </w:pPr>
+      <w:r>
+        <w:rPr>
+          <w:color w:val="92D050"/>
+        </w:rPr>
+        <w:t>{% if other_party_exempt == 'none' or (other_party_exempt == 'yes' and other_party_enter_email is none) %}</w:t>
+      </w:r>
+      <w:r>
+        <w:t>Look at their complaint to see if they checked they were exempt. If not, they are using TrueFiling. Even if they checked they are exempt, look to see if they put their email anywhere on the complaint. If they put an email, you can serve them through TrueFiling. Read Serving the Other Side.</w:t>
+      </w:r>
+      <w:r>
+        <w:rPr>
+          <w:color w:val="92D050"/>
+        </w:rPr>
+        <w:t>{% elif other_party_exempt == 'no' %}</w:t>
+      </w:r>
+      <w:r>
+        <w:t>Use TrueFiling to serve {{ other_party_in_case }}. Read If I am using TrueFiling, how do I serve the other side?</w:t>
+      </w:r>
+      <w:r>
+        <w:rPr>
+          <w:color w:val="92D050"/>
+        </w:rPr>
+        <w:t>{% elif other_party_exempt == 'yes' and other_party_enter_email is false %}</w:t>
+      </w:r>
+      <w:r>
+        <w:t>Because the other person is not using TrueFiling and did not give an email address, you cannot serve them through TrueFiling.</w:t>
+      </w:r>
+      <w:r>
+        <w:rPr>
+          <w:color w:val="92D050"/>
+        </w:rPr>
+        <w:t>{% elif other_party_exempt == 'yes' and other_party_enter_email %}</w:t>
+      </w:r>
+      <w:r>
+        <w:t>Use TrueFiling to serve {{ other_party_in_case }}. Follow the TrueFiling instructions to serve them at their email address. Read If I am not using TrueFiling, how do I serve the other side?</w:t>
+      </w:r>
+      <w:r>
+        <w:rPr>
+          <w:color w:val="92D050"/>
         </w:rPr>
         <w:t>{% endif %}</w:t>
       </w:r>
@@ -243,105 +572,188 @@
     <w:p>
       <w:pPr>
         <w:pStyle w:val="Body"/>
-      </w:pPr>
-      <w:r>
-        <w:rPr>
-          <w:color w:val="FF0000"/>
-        </w:rPr>
-        <w:t xml:space="preserve">{% if user_need in ('answer custody', 'answer divorce') </w:t>
-      </w:r>
-      <w:r>
         <w:rPr>
           <w:color w:val="FFC000"/>
         </w:rPr>
-        <w:t xml:space="preserve">%}{% if (type_of_response.any_true('improper service', 'default') and ((not proper_service and have_complaint) or proper_service)) or (type_of_response.all_false('improper service', 'default') and type_of_response.any_true('ak custody case', 'ak divorce case', 'wrong </w:t>
-      </w:r>
+      </w:pPr>
       <w:r>
         <w:rPr>
           <w:color w:val="FFC000"/>
         </w:rPr>
+        <w:t>{%</w:t>
+      </w:r>
+      <w:r>
+        <w:rPr>
+          <w:color w:val="FFC000"/>
+        </w:rPr>
+        <w:t>p</w:t>
+      </w:r>
+      <w:r>
+        <w:rPr>
+          <w:color w:val="FFC000"/>
+        </w:rPr>
+        <w:t xml:space="preserve"> elif type_of_response.any_true('improper service', 'default') and not proper_service and not have_complaint %}</w:t>
+      </w:r>
+    </w:p>
+    <w:p>
+      <w:pPr>
+        <w:pStyle w:val="Body"/>
+      </w:pPr>
+      <w:r>
+        <w:t>If they are not using TrueFiling:</w:t>
+      </w:r>
+    </w:p>
+    <w:p>
+      <w:pPr>
+        <w:pStyle w:val="Body"/>
+        <w:rPr>
+          <w:color w:val="FFC000"/>
+        </w:rPr>
+      </w:pPr>
+      <w:r>
+        <w:rPr>
+          <w:color w:val="FFC000"/>
+        </w:rPr>
+        <w:t>{%</w:t>
+      </w:r>
+      <w:r>
+        <w:rPr>
+          <w:color w:val="FFC000"/>
+        </w:rPr>
+        <w:t>p</w:t>
+      </w:r>
+      <w:r>
+        <w:rPr>
+          <w:color w:val="FFC000"/>
+        </w:rPr>
+        <w:t xml:space="preserve"> endif %}</w:t>
+      </w:r>
+    </w:p>
+    <w:p>
+      <w:pPr>
+        <w:pStyle w:val="Body"/>
+        <w:rPr>
+          <w:color w:val="FF0000"/>
+        </w:rPr>
+      </w:pPr>
+      <w:r>
+        <w:rPr>
+          <w:color w:val="FF0000"/>
+        </w:rPr>
+        <w:t>{%</w:t>
+      </w:r>
+      <w:r>
+        <w:rPr>
+          <w:color w:val="FF0000"/>
+        </w:rPr>
+        <w:t>p</w:t>
+      </w:r>
+      <w:r>
+        <w:rPr>
+          <w:color w:val="FF0000"/>
+        </w:rPr>
+        <w:t xml:space="preserve"> endif %}</w:t>
+      </w:r>
+    </w:p>
+    <w:p>
+      <w:pPr>
+        <w:pStyle w:val="Body"/>
+        <w:rPr>
+          <w:color w:val="FF0000"/>
+        </w:rPr>
+      </w:pPr>
+      <w:r>
+        <w:rPr>
+          <w:color w:val="FF0000"/>
+        </w:rPr>
+        <w:t>{%</w:t>
+      </w:r>
+      <w:r>
+        <w:rPr>
+          <w:color w:val="FF0000"/>
+        </w:rPr>
+        <w:t>p</w:t>
+      </w:r>
+      <w:r>
+        <w:rPr>
+          <w:color w:val="FF0000"/>
+        </w:rPr>
+        <w:t xml:space="preserve"> if user_need in ('child support', 'change AK order', 'change foreign order', 'change divorce order', 'change custody order', 'change foreign custody order', 'respond to motion in custody', 'respond to motion in divorce') %}</w:t>
+      </w:r>
+    </w:p>
+    <w:p>
+      <w:pPr>
+        <w:pStyle w:val="Body"/>
+      </w:pPr>
+      <w:r>
+        <w:t xml:space="preserve">If you are not using TrueFiling, read </w:t>
+      </w:r>
+      <w:hyperlink r:id="rId8" w:history="1">
+        <w:r>
+          <w:rPr>
+            <w:rStyle w:val="Hyperlink"/>
+            <w:spacing w:val="0"/>
+          </w:rPr>
+          <w:t>If I am not using TrueFiling, how do I serve the other side?</w:t>
+        </w:r>
+      </w:hyperlink>
+    </w:p>
+    <w:p>
+      <w:pPr>
+        <w:pStyle w:val="Body"/>
+      </w:pPr>
+      <w:r>
+        <w:t>If the {{ other_party_in_case }} is not using TrueFiling and did not give an email, you cannot serve them through TrueFiling.</w:t>
+      </w:r>
+    </w:p>
+    <w:p>
+      <w:pPr>
+        <w:pStyle w:val="Body"/>
+        <w:rPr>
+          <w:color w:val="FF0000"/>
+        </w:rPr>
+      </w:pPr>
+      <w:r>
+        <w:rPr>
+          <w:color w:val="FF0000"/>
+        </w:rPr>
         <w:lastRenderedPageBreak/>
-        <w:t>state', 'case in 2 states')) %}</w:t>
-      </w:r>
-      <w:r>
-        <w:rPr>
-          <w:color w:val="92D050"/>
-        </w:rPr>
-        <w:t>{% if other_party_exempt == 'none' or (other_party_exempt == 'yes' and other_party_enter_email is none) %}</w:t>
-      </w:r>
-      <w:r>
-        <w:t>Look at their complaint to see if they checked they were exempt. If not, they are using TrueFiling. Even if they checked they are exempt, look to see if they put their email anywhere on the complaint. If they put an email, you can serve them through TrueFiling. Read Serving the Other Side.</w:t>
-      </w:r>
-      <w:r>
-        <w:rPr>
-          <w:color w:val="92D050"/>
-        </w:rPr>
-        <w:t>{% elif other_party_exempt == 'no' %}</w:t>
-      </w:r>
-      <w:r>
-        <w:t>Use TrueFiling to serve {{ other_party_in_case }}. Read If I am using TrueFiling, how do I serve the other side?</w:t>
-      </w:r>
-      <w:r>
-        <w:rPr>
-          <w:color w:val="92D050"/>
-        </w:rPr>
-        <w:t>{% elif other_party_exempt == 'yes' and other_party_enter_email is false %}</w:t>
-      </w:r>
-      <w:r>
-        <w:t>Because the other person is not using TrueFiling and did not give an email address, you cannot serve them through TrueFiling.</w:t>
-      </w:r>
-      <w:r>
-        <w:rPr>
-          <w:color w:val="92D050"/>
-        </w:rPr>
-        <w:t>{% elif other_party_exempt == 'yes' and other_party_enter_email %}</w:t>
-      </w:r>
-      <w:r>
-        <w:t>Use TrueFiling to serve {{ other_party_in_case }}. Follow the TrueFiling instructions to serve them at their email address. Read If I am not using TrueFiling, how do I serve the other side?</w:t>
-      </w:r>
-      <w:r>
-        <w:rPr>
-          <w:color w:val="92D050"/>
-        </w:rPr>
-        <w:t>{% endif %}</w:t>
-      </w:r>
-      <w:r>
-        <w:rPr>
-          <w:color w:val="FFC000"/>
-        </w:rPr>
-        <w:t>{% elif type_of_response.any_true('improper service', 'default') and not proper_service and not have_complaint %}</w:t>
-      </w:r>
-      <w:r>
-        <w:t>If they are not using TrueFiling:</w:t>
-      </w:r>
-      <w:r>
-        <w:rPr>
-          <w:color w:val="FFC000"/>
-        </w:rPr>
-        <w:t>{% endif %}</w:t>
-      </w:r>
-      <w:r>
-        <w:rPr>
-          <w:color w:val="FF0000"/>
-        </w:rPr>
-        <w:t>{% endif %}{% if user_need in ('child support', 'change AK order', 'change foreign order', 'change divorce order', 'change custody order', 'change foreign custody order', 'respond to motion in custody', 'respond to motion in divorce') %}</w:t>
-      </w:r>
-      <w:r>
-        <w:t>If you are not using TrueFiling, read If I am not using TrueFiling, how do I serve the other side?</w:t>
-      </w:r>
-    </w:p>
-    <w:p>
-      <w:pPr>
-        <w:pStyle w:val="Body"/>
-      </w:pPr>
-      <w:r>
-        <w:t>If the {{ other_party_in_case }} is not using TrueFiling and did not give an email, you cannot serve them through TrueFiling.</w:t>
-      </w:r>
-      <w:r>
-        <w:rPr>
-          <w:color w:val="FF0000"/>
-        </w:rPr>
-        <w:t>{% endif %}{% if user_need in ('answer custody', 'answer divorce', 'child support', 'change AK order', 'change foreign order', 'change divorce order', 'change custody order', 'change foreign custody order', 'respond to motion in custody', 'respond to motion in divorce') and ((type_of_response.any_true('improper service', 'default') and not proper_service and not have_complaint) or (((type_of_response.any_true('improper service', 'default') and ((not proper_service and have_complaint) or proper_service)) or type_of_response.all_false('improper service', 'default')) and other_party_exempt == 'yes' and other_party_enter_email in (false, none))) %}</w:t>
+        <w:t>{%</w:t>
+      </w:r>
+      <w:r>
+        <w:rPr>
+          <w:color w:val="FF0000"/>
+        </w:rPr>
+        <w:t>p</w:t>
+      </w:r>
+      <w:r>
+        <w:rPr>
+          <w:color w:val="FF0000"/>
+        </w:rPr>
+        <w:t xml:space="preserve"> endif %}</w:t>
+      </w:r>
+    </w:p>
+    <w:p>
+      <w:pPr>
+        <w:pStyle w:val="Body"/>
+      </w:pPr>
+      <w:r>
+        <w:rPr>
+          <w:color w:val="FF0000"/>
+        </w:rPr>
+        <w:t>{%</w:t>
+      </w:r>
+      <w:r>
+        <w:rPr>
+          <w:color w:val="FF0000"/>
+        </w:rPr>
+        <w:t>p</w:t>
+      </w:r>
+      <w:r>
+        <w:rPr>
+          <w:color w:val="FF0000"/>
+        </w:rPr>
+        <w:t xml:space="preserve"> if user_need in ('answer custody', 'answer divorce', 'child support', 'change AK order', 'change foreign order', 'change divorce order', 'change custody order', 'change foreign custody order', 'respond to motion in custody', 'respond to motion in divorce') and ((type_of_response.any_true('improper service', 'default') and not proper_service and not have_complaint) or (((type_of_response.any_true('improper service', 'default') and ((not proper_service and have_complaint) or proper_service)) or type_of_response.all_false('improper service', 'default')) and other_party_exempt == 'yes' and other_party_enter_email in (false, none))) %}</w:t>
       </w:r>
     </w:p>
     <w:p>
@@ -385,7 +797,7 @@
       <w:r>
         <w:t xml:space="preserve"> [</w:t>
       </w:r>
-      <w:hyperlink r:id="rId8" w:history="1">
+      <w:hyperlink r:id="rId9" w:history="1">
         <w:r>
           <w:rPr>
             <w:rStyle w:val="Hyperlink"/>
@@ -406,22 +818,62 @@
         <w:pStyle w:val="Body"/>
       </w:pPr>
       <w:r>
-        <w:lastRenderedPageBreak/>
-        <w:t>5. File your documents with the court. Include a copy of the Certificate of Service.</w:t>
-      </w:r>
-    </w:p>
-    <w:p>
-      <w:pPr>
-        <w:pStyle w:val="Body"/>
-      </w:pPr>
-      <w:r>
-        <w:t>If you do not fill out the Certificate of Service</w:t>
-      </w:r>
+        <w:t xml:space="preserve">5. File your documents with the court. Include a copy of the </w:t>
+      </w:r>
+      <w:r>
+        <w:rPr>
+          <w:b/>
+          <w:bCs/>
+        </w:rPr>
+        <w:t>Certificate of Service</w:t>
+      </w:r>
+      <w:r>
+        <w:t>.</w:t>
+      </w:r>
+    </w:p>
+    <w:p>
+      <w:pPr>
+        <w:pStyle w:val="Body"/>
+      </w:pPr>
+      <w:r>
+        <w:t xml:space="preserve">If you do not fill out the </w:t>
+      </w:r>
+      <w:r>
+        <w:rPr>
+          <w:b/>
+          <w:bCs/>
+        </w:rPr>
+        <w:t>Certificate of Service</w:t>
+      </w:r>
+      <w:r>
+        <w:rPr>
+          <w:b/>
+          <w:bCs/>
+        </w:rPr>
+        <w:t>:</w:t>
+      </w:r>
+    </w:p>
+    <w:p>
+      <w:pPr>
+        <w:pStyle w:val="Body"/>
+      </w:pPr>
       <w:r>
         <w:rPr>
           <w:color w:val="FFC000"/>
         </w:rPr>
-        <w:t>{% if user_need in ('answer custody', 'answer divorce', 'respond to motion in custody', 'respond to motion in divorce') %}</w:t>
+        <w:t>{%</w:t>
+      </w:r>
+      <w:r>
+        <w:rPr>
+          <w:color w:val="FFC000"/>
+        </w:rPr>
+        <w:t>p</w:t>
+      </w:r>
+      <w:r>
+        <w:rPr>
+          <w:color w:val="FFC000"/>
+        </w:rPr>
+        <w:t xml:space="preserve"> if user_need in ('answer custody', 'answer divorce', 'respond to motion in custody', 'respond to motion in divorce') %}</w:t>
       </w:r>
     </w:p>
     <w:p>
@@ -459,12 +911,6 @@
       <w:r>
         <w:t>The judge may not get your paperwork.</w:t>
       </w:r>
-      <w:r>
-        <w:rPr>
-          <w:color w:val="FFC000"/>
-        </w:rPr>
-        <w:t>{% else %}</w:t>
-      </w:r>
     </w:p>
     <w:p>
       <w:pPr>
@@ -476,17 +922,22 @@
         <w:ind w:left="540"/>
       </w:pPr>
       <w:r>
-        <w:t xml:space="preserve">The court may not accept your motion or may send you a </w:t>
-      </w:r>
-      <w:r>
-        <w:rPr>
-          <w:b/>
-          <w:bCs/>
-        </w:rPr>
-        <w:t>Deficiency Notice</w:t>
-      </w:r>
-      <w:r>
-        <w:t>, and</w:t>
+        <w:rPr>
+          <w:color w:val="FFC000"/>
+        </w:rPr>
+        <w:t>{%</w:t>
+      </w:r>
+      <w:r>
+        <w:rPr>
+          <w:color w:val="FFC000"/>
+        </w:rPr>
+        <w:t>p</w:t>
+      </w:r>
+      <w:r>
+        <w:rPr>
+          <w:color w:val="FFC000"/>
+        </w:rPr>
+        <w:t xml:space="preserve"> else %}</w:t>
       </w:r>
     </w:p>
     <w:p>
@@ -499,19 +950,81 @@
         <w:ind w:left="540"/>
       </w:pPr>
       <w:r>
+        <w:t xml:space="preserve">The court may not accept your motion or may send you a </w:t>
+      </w:r>
+      <w:r>
+        <w:rPr>
+          <w:b/>
+          <w:bCs/>
+        </w:rPr>
+        <w:t>Deficiency Notice</w:t>
+      </w:r>
+      <w:r>
+        <w:t>, and</w:t>
+      </w:r>
+    </w:p>
+    <w:p>
+      <w:pPr>
+        <w:pStyle w:val="Body"/>
+        <w:numPr>
+          <w:ilvl w:val="0"/>
+          <w:numId w:val="42"/>
+        </w:numPr>
+        <w:ind w:left="540"/>
+      </w:pPr>
+      <w:r>
         <w:t>The judge may not see your motion or make a decision.</w:t>
       </w:r>
-      <w:r>
+    </w:p>
+    <w:p>
+      <w:pPr>
+        <w:pStyle w:val="Body"/>
+        <w:ind w:left="180"/>
         <w:rPr>
           <w:color w:val="FFC000"/>
         </w:rPr>
-        <w:t>{% endif %}</w:t>
-      </w:r>
-      <w:r>
-        <w:rPr>
-          <w:color w:val="FF0000"/>
-        </w:rPr>
-        <w:t>{% endif %}</w:t>
+      </w:pPr>
+      <w:r>
+        <w:rPr>
+          <w:color w:val="FFC000"/>
+        </w:rPr>
+        <w:t>{%</w:t>
+      </w:r>
+      <w:r>
+        <w:rPr>
+          <w:color w:val="FFC000"/>
+        </w:rPr>
+        <w:t>p</w:t>
+      </w:r>
+      <w:r>
+        <w:rPr>
+          <w:color w:val="FFC000"/>
+        </w:rPr>
+        <w:t xml:space="preserve"> endif %}</w:t>
+      </w:r>
+    </w:p>
+    <w:p>
+      <w:pPr>
+        <w:pStyle w:val="Body"/>
+        <w:ind w:left="180"/>
+      </w:pPr>
+      <w:r>
+        <w:rPr>
+          <w:color w:val="FF0000"/>
+        </w:rPr>
+        <w:t>{%</w:t>
+      </w:r>
+      <w:r>
+        <w:rPr>
+          <w:color w:val="FF0000"/>
+        </w:rPr>
+        <w:t>p</w:t>
+      </w:r>
+      <w:r>
+        <w:rPr>
+          <w:color w:val="FF0000"/>
+        </w:rPr>
+        <w:t xml:space="preserve"> endif %}</w:t>
       </w:r>
     </w:p>
     <w:p>
@@ -525,14 +1038,34 @@
     <w:p>
       <w:pPr>
         <w:pStyle w:val="Body"/>
-      </w:pPr>
-      <w:r>
-        <w:rPr>
-          <w:color w:val="FF0000"/>
-        </w:rPr>
-        <w:t>{% if user_need in ('custody', 'divorce') %}</w:t>
-      </w:r>
-      <w:hyperlink r:id="rId9" w:history="1">
+        <w:rPr>
+          <w:color w:val="FF0000"/>
+        </w:rPr>
+      </w:pPr>
+      <w:r>
+        <w:rPr>
+          <w:color w:val="FF0000"/>
+        </w:rPr>
+        <w:t>{%</w:t>
+      </w:r>
+      <w:r>
+        <w:rPr>
+          <w:color w:val="FF0000"/>
+        </w:rPr>
+        <w:t>p</w:t>
+      </w:r>
+      <w:r>
+        <w:rPr>
+          <w:color w:val="FF0000"/>
+        </w:rPr>
+        <w:t xml:space="preserve"> if user_need in ('custody', 'divorce') %}</w:t>
+      </w:r>
+    </w:p>
+    <w:p>
+      <w:pPr>
+        <w:pStyle w:val="Body"/>
+      </w:pPr>
+      <w:hyperlink r:id="rId10" w:history="1">
         <w:r>
           <w:rPr>
             <w:rStyle w:val="Hyperlink"/>
@@ -541,18 +1074,89 @@
           <w:t>How do I serve the summons and complaint?</w:t>
         </w:r>
       </w:hyperlink>
-    </w:p>
-    <w:p>
-      <w:pPr>
-        <w:pStyle w:val="Body"/>
-      </w:pPr>
-      <w:r>
-        <w:rPr>
-          <w:color w:val="FF0000"/>
-        </w:rPr>
-        <w:t>{% endif %}{% if user_need in ('answer custody', 'answer divorce') %}</w:t>
-      </w:r>
-      <w:hyperlink r:id="rId10" w:history="1">
+      <w:r>
+        <w:rPr>
+          <w:rStyle w:val="Hyperlink"/>
+          <w:spacing w:val="0"/>
+        </w:rPr>
+        <w:br/>
+      </w:r>
+      <w:hyperlink r:id="rId11" w:history="1">
+        <w:r>
+          <w:rPr>
+            <w:rStyle w:val="Hyperlink"/>
+            <w:spacing w:val="0"/>
+          </w:rPr>
+          <w:t>ak-courts.info/</w:t>
+        </w:r>
+        <w:proofErr w:type="spellStart"/>
+        <w:r>
+          <w:rPr>
+            <w:rStyle w:val="Hyperlink"/>
+            <w:spacing w:val="0"/>
+          </w:rPr>
+          <w:t>tflogin</w:t>
+        </w:r>
+        <w:proofErr w:type="spellEnd"/>
+      </w:hyperlink>
+    </w:p>
+    <w:p>
+      <w:pPr>
+        <w:pStyle w:val="Body"/>
+        <w:rPr>
+          <w:color w:val="FF0000"/>
+        </w:rPr>
+      </w:pPr>
+      <w:r>
+        <w:rPr>
+          <w:color w:val="FF0000"/>
+        </w:rPr>
+        <w:t>{%</w:t>
+      </w:r>
+      <w:r>
+        <w:rPr>
+          <w:color w:val="FF0000"/>
+        </w:rPr>
+        <w:t>p</w:t>
+      </w:r>
+      <w:r>
+        <w:rPr>
+          <w:color w:val="FF0000"/>
+        </w:rPr>
+        <w:t xml:space="preserve"> endif %}</w:t>
+      </w:r>
+    </w:p>
+    <w:p>
+      <w:pPr>
+        <w:pStyle w:val="Body"/>
+        <w:rPr>
+          <w:color w:val="FF0000"/>
+        </w:rPr>
+      </w:pPr>
+      <w:r>
+        <w:rPr>
+          <w:color w:val="FF0000"/>
+        </w:rPr>
+        <w:t>{%</w:t>
+      </w:r>
+      <w:r>
+        <w:rPr>
+          <w:color w:val="FF0000"/>
+        </w:rPr>
+        <w:t>p</w:t>
+      </w:r>
+      <w:r>
+        <w:rPr>
+          <w:color w:val="FF0000"/>
+        </w:rPr>
+        <w:t xml:space="preserve"> if user_need in ('answer custody', 'answer divorce') %}</w:t>
+      </w:r>
+    </w:p>
+    <w:p>
+      <w:pPr>
+        <w:pStyle w:val="Body"/>
+      </w:pPr>
+      <w:hyperlink r:id="rId12" w:history="1">
         <w:r>
           <w:rPr>
             <w:rStyle w:val="Hyperlink"/>
@@ -561,18 +1165,89 @@
           <w:t>If I am not using TrueFiling, how do I serve the other side?</w:t>
         </w:r>
       </w:hyperlink>
-    </w:p>
-    <w:p>
-      <w:pPr>
-        <w:pStyle w:val="Body"/>
-      </w:pPr>
-      <w:r>
-        <w:rPr>
-          <w:color w:val="FF0000"/>
-        </w:rPr>
-        <w:t>{% endif %}{% if user_need not in ('custody', 'divorce', 'want po', 'have po', 'register po', 'po respondent') %}</w:t>
-      </w:r>
-      <w:hyperlink r:id="rId11" w:history="1">
+      <w:r>
+        <w:rPr>
+          <w:rStyle w:val="Hyperlink"/>
+          <w:spacing w:val="0"/>
+        </w:rPr>
+        <w:br/>
+      </w:r>
+      <w:hyperlink r:id="rId13" w:history="1">
+        <w:r>
+          <w:rPr>
+            <w:rStyle w:val="Hyperlink"/>
+            <w:spacing w:val="0"/>
+          </w:rPr>
+          <w:t>ak-courts.info/</w:t>
+        </w:r>
+        <w:proofErr w:type="spellStart"/>
+        <w:r>
+          <w:rPr>
+            <w:rStyle w:val="Hyperlink"/>
+            <w:spacing w:val="0"/>
+          </w:rPr>
+          <w:t>servecomplaint</w:t>
+        </w:r>
+        <w:proofErr w:type="spellEnd"/>
+      </w:hyperlink>
+    </w:p>
+    <w:p>
+      <w:pPr>
+        <w:pStyle w:val="Body"/>
+        <w:rPr>
+          <w:color w:val="FF0000"/>
+        </w:rPr>
+      </w:pPr>
+      <w:r>
+        <w:rPr>
+          <w:color w:val="FF0000"/>
+        </w:rPr>
+        <w:t>{%</w:t>
+      </w:r>
+      <w:r>
+        <w:rPr>
+          <w:color w:val="FF0000"/>
+        </w:rPr>
+        <w:t>p</w:t>
+      </w:r>
+      <w:r>
+        <w:rPr>
+          <w:color w:val="FF0000"/>
+        </w:rPr>
+        <w:t xml:space="preserve"> endif %}</w:t>
+      </w:r>
+    </w:p>
+    <w:p>
+      <w:pPr>
+        <w:pStyle w:val="Body"/>
+        <w:rPr>
+          <w:color w:val="FF0000"/>
+        </w:rPr>
+      </w:pPr>
+      <w:r>
+        <w:rPr>
+          <w:color w:val="FF0000"/>
+        </w:rPr>
+        <w:t>{%</w:t>
+      </w:r>
+      <w:r>
+        <w:rPr>
+          <w:color w:val="FF0000"/>
+        </w:rPr>
+        <w:t>p</w:t>
+      </w:r>
+      <w:r>
+        <w:rPr>
+          <w:color w:val="FF0000"/>
+        </w:rPr>
+        <w:t xml:space="preserve"> if user_need not in ('custody', 'divorce', 'want po', 'have po', 'register po', 'po respondent') %}</w:t>
+      </w:r>
+    </w:p>
+    <w:p>
+      <w:pPr>
+        <w:pStyle w:val="Body"/>
+      </w:pPr>
+      <w:hyperlink r:id="rId14" w:history="1">
         <w:r>
           <w:rPr>
             <w:rStyle w:val="Hyperlink"/>
@@ -581,10 +1256,38 @@
           <w:t>If I am using TrueFiling, how do I serve the other side?</w:t>
         </w:r>
       </w:hyperlink>
-    </w:p>
-    <w:p>
-      <w:pPr>
-        <w:pStyle w:val="Body"/>
+      <w:r>
+        <w:rPr>
+          <w:rStyle w:val="Hyperlink"/>
+          <w:spacing w:val="0"/>
+        </w:rPr>
+        <w:br/>
+      </w:r>
+      <w:hyperlink r:id="rId15" w:history="1">
+        <w:r>
+          <w:rPr>
+            <w:rStyle w:val="Hyperlink"/>
+            <w:spacing w:val="0"/>
+          </w:rPr>
+          <w:t>ak-courts.info/</w:t>
+        </w:r>
+        <w:proofErr w:type="spellStart"/>
+        <w:r>
+          <w:rPr>
+            <w:rStyle w:val="Hyperlink"/>
+            <w:spacing w:val="0"/>
+          </w:rPr>
+          <w:t>servecomplaint</w:t>
+        </w:r>
+        <w:proofErr w:type="spellEnd"/>
+      </w:hyperlink>
+    </w:p>
+    <w:p>
+      <w:pPr>
+        <w:pStyle w:val="Body"/>
+        <w:rPr>
+          <w:color w:val="FF0000"/>
+        </w:rPr>
       </w:pPr>
       <w:r>
         <w:rPr>
@@ -592,12 +1295,37 @@
         </w:rPr>
         <w:t>{% endif %}</w:t>
       </w:r>
-      <w:r>
-        <w:rPr>
-          <w:color w:val="FF0000"/>
-        </w:rPr>
-        <w:t>{% if user_need in ('answer custody', 'answer divorce', 'child support', 'change AK order', 'change foreign order', 'change divorce order', 'change custody order', 'change foreign custody order', 'respond to motion in custody', 'respond to motion in divorce') and ((type_of_response.any_true('improper service', 'default') and not proper_service and not have_complaint) or (((type_of_response.any_true('improper service', 'default') and ((not proper_service and have_complaint) or proper_service)) or type_of_response.all_false('improper service', 'default')) and other_party_exempt == 'yes' and other_party_enter_email in (false, none))) %}</w:t>
-      </w:r>
+    </w:p>
+    <w:p>
+      <w:pPr>
+        <w:pStyle w:val="Body"/>
+        <w:rPr>
+          <w:color w:val="FF0000"/>
+        </w:rPr>
+      </w:pPr>
+      <w:r>
+        <w:rPr>
+          <w:color w:val="FF0000"/>
+        </w:rPr>
+        <w:t>{%</w:t>
+      </w:r>
+      <w:r>
+        <w:rPr>
+          <w:color w:val="FF0000"/>
+        </w:rPr>
+        <w:t>p</w:t>
+      </w:r>
+      <w:r>
+        <w:rPr>
+          <w:color w:val="FF0000"/>
+        </w:rPr>
+        <w:t xml:space="preserve"> if user_need in ('answer custody', 'answer divorce', 'child support', 'change AK order', 'change foreign order', 'change divorce order', 'change custody order', 'change foreign custody order', 'respond to motion in custody', 'respond to motion in divorce') and ((type_of_response.any_true('improper service', 'default') and not proper_service and not have_complaint) or (((type_of_response.any_true('improper service', 'default') and ((not proper_service and have_complaint) or proper_service)) or type_of_response.all_false('improper service', 'default')) and other_party_exempt == 'yes' and other_party_enter_email in (false, none))) %}</w:t>
+      </w:r>
+    </w:p>
+    <w:p>
+      <w:pPr>
+        <w:pStyle w:val="Body"/>
+      </w:pPr>
       <w:r>
         <w:rPr>
           <w:b/>
@@ -608,7 +1336,7 @@
       <w:r>
         <w:t xml:space="preserve"> [</w:t>
       </w:r>
-      <w:hyperlink r:id="rId12" w:history="1">
+      <w:hyperlink r:id="rId16" w:history="1">
         <w:r>
           <w:rPr>
             <w:rStyle w:val="Hyperlink"/>
@@ -621,10 +1349,39 @@
         <w:t>]</w:t>
       </w:r>
       <w:r>
-        <w:rPr>
-          <w:color w:val="FF0000"/>
-        </w:rPr>
-        <w:t>{% endif %}</w:t>
+        <w:br/>
+      </w:r>
+      <w:hyperlink r:id="rId17" w:history="1">
+        <w:r>
+          <w:rPr>
+            <w:rStyle w:val="Hyperlink"/>
+            <w:spacing w:val="0"/>
+          </w:rPr>
+          <w:t>ak-courts.info/tf700a</w:t>
+        </w:r>
+      </w:hyperlink>
+    </w:p>
+    <w:p>
+      <w:pPr>
+        <w:pStyle w:val="Body"/>
+      </w:pPr>
+      <w:r>
+        <w:rPr>
+          <w:color w:val="FF0000"/>
+        </w:rPr>
+        <w:t>{%</w:t>
+      </w:r>
+      <w:r>
+        <w:rPr>
+          <w:color w:val="FF0000"/>
+        </w:rPr>
+        <w:t>p</w:t>
+      </w:r>
+      <w:r>
+        <w:rPr>
+          <w:color w:val="FF0000"/>
+        </w:rPr>
+        <w:t xml:space="preserve"> endif %}</w:t>
       </w:r>
     </w:p>
     <w:p>

--- a/docassemble/AKA2JBranding/data/templates/truefiling_serve_content.docx
+++ b/docassemble/AKA2JBranding/data/templates/truefiling_serve_content.docx
@@ -171,6 +171,9 @@
     <w:p>
       <w:pPr>
         <w:pStyle w:val="Body"/>
+        <w:rPr>
+          <w:color w:val="FF0000"/>
+        </w:rPr>
       </w:pPr>
       <w:r>
         <w:rPr>
@@ -194,14 +197,299 @@
     <w:p>
       <w:pPr>
         <w:pStyle w:val="Body"/>
-        <w:rPr>
-          <w:color w:val="FF0000"/>
-        </w:rPr>
-      </w:pPr>
-      <w:r>
-        <w:rPr>
-          <w:color w:val="FF0000"/>
-        </w:rPr>
+      </w:pPr>
+      <w:r>
+        <w:rPr>
+          <w:color w:val="FF0000"/>
+        </w:rPr>
+        <w:t>{</w:t>
+      </w:r>
+      <w:r>
+        <w:rPr>
+          <w:color w:val="FF0000"/>
+        </w:rPr>
+        <w:t>%</w:t>
+      </w:r>
+      <w:r>
+        <w:rPr>
+          <w:color w:val="FF0000"/>
+        </w:rPr>
+        <w:t>p</w:t>
+      </w:r>
+      <w:r>
+        <w:rPr>
+          <w:color w:val="FF0000"/>
+        </w:rPr>
+        <w:t xml:space="preserve"> if user_need in('change foreign order', 'change foreign custody order')</w:t>
+      </w:r>
+      <w:r>
+        <w:rPr>
+          <w:color w:val="FF0000"/>
+        </w:rPr>
+        <w:t xml:space="preserve"> %}</w:t>
+      </w:r>
+    </w:p>
+    <w:p>
+      <w:pPr>
+        <w:pStyle w:val="Body"/>
+      </w:pPr>
+      <w:r>
+        <w:t xml:space="preserve">The court will send a copy of your registration to </w:t>
+      </w:r>
+      <w:r>
+        <w:t>{</w:t>
+      </w:r>
+      <w:r>
+        <w:t>{ other_party_in_case }</w:t>
+      </w:r>
+      <w:r>
+        <w:t>}</w:t>
+      </w:r>
+      <w:r>
+        <w:t xml:space="preserve">, but you must send a copy of your modification papers to </w:t>
+      </w:r>
+      <w:r>
+        <w:t>{</w:t>
+      </w:r>
+      <w:r>
+        <w:t>{ other_party_in_case }</w:t>
+      </w:r>
+      <w:r>
+        <w:t>}</w:t>
+      </w:r>
+      <w:r>
+        <w:t>.</w:t>
+      </w:r>
+    </w:p>
+    <w:p>
+      <w:pPr>
+        <w:pStyle w:val="Body"/>
+      </w:pPr>
+      <w:r>
+        <w:t xml:space="preserve">To serve </w:t>
+      </w:r>
+      <w:r>
+        <w:t>{</w:t>
+      </w:r>
+      <w:r>
+        <w:t>{ other_party_in_case }</w:t>
+      </w:r>
+      <w:r>
+        <w:t>}</w:t>
+      </w:r>
+      <w:r>
+        <w:t xml:space="preserve"> a copy of your modification papers for a </w:t>
+      </w:r>
+      <w:r>
+        <w:rPr>
+          <w:b/>
+          <w:bCs/>
+        </w:rPr>
+        <w:t>child support order</w:t>
+      </w:r>
+      <w:r>
+        <w:t xml:space="preserve">, send a copy of the modification papers to the other party by regular </w:t>
+      </w:r>
+      <w:r>
+        <w:t>first-class</w:t>
+      </w:r>
+      <w:r>
+        <w:t xml:space="preserve"> mail.</w:t>
+      </w:r>
+    </w:p>
+    <w:p>
+      <w:pPr>
+        <w:pStyle w:val="Body"/>
+      </w:pPr>
+      <w:r>
+        <w:t xml:space="preserve">To serve </w:t>
+      </w:r>
+      <w:r>
+        <w:t>{</w:t>
+      </w:r>
+      <w:r>
+        <w:t>{ other_party_in_case }</w:t>
+      </w:r>
+      <w:r>
+        <w:t>}</w:t>
+      </w:r>
+      <w:r>
+        <w:t xml:space="preserve"> a copy of your modification papers for a </w:t>
+      </w:r>
+      <w:r>
+        <w:rPr>
+          <w:b/>
+          <w:bCs/>
+        </w:rPr>
+        <w:t>child custody order</w:t>
+      </w:r>
+      <w:r>
+        <w:t xml:space="preserve">, send a copy of the modification papers to </w:t>
+      </w:r>
+      <w:r>
+        <w:t>{</w:t>
+      </w:r>
+      <w:r>
+        <w:t xml:space="preserve">{ other_party_in_case </w:t>
+      </w:r>
+      <w:r>
+        <w:t xml:space="preserve">}} </w:t>
+      </w:r>
+      <w:r>
+        <w:t>by:</w:t>
+      </w:r>
+    </w:p>
+    <w:p>
+      <w:pPr>
+        <w:pStyle w:val="Body"/>
+        <w:numPr>
+          <w:ilvl w:val="0"/>
+          <w:numId w:val="42"/>
+        </w:numPr>
+        <w:ind w:left="540"/>
+      </w:pPr>
+      <w:r>
+        <w:t>certified mail, restricted delivery, return receipt; or</w:t>
+      </w:r>
+    </w:p>
+    <w:p>
+      <w:pPr>
+        <w:pStyle w:val="Body"/>
+        <w:numPr>
+          <w:ilvl w:val="0"/>
+          <w:numId w:val="42"/>
+        </w:numPr>
+        <w:ind w:left="540"/>
+      </w:pPr>
+      <w:r>
+        <w:t>hiring a process server.</w:t>
+      </w:r>
+    </w:p>
+    <w:p>
+      <w:pPr>
+        <w:pStyle w:val="Body"/>
+      </w:pPr>
+      <w:r>
+        <w:t xml:space="preserve">To serve </w:t>
+      </w:r>
+      <w:r>
+        <w:t>{</w:t>
+      </w:r>
+      <w:r>
+        <w:t xml:space="preserve">{ other_party_in_case </w:t>
+      </w:r>
+      <w:r>
+        <w:t>}</w:t>
+      </w:r>
+      <w:r>
+        <w:t xml:space="preserve">} a copy of your modification papers for both a </w:t>
+      </w:r>
+      <w:r>
+        <w:rPr>
+          <w:b/>
+          <w:bCs/>
+        </w:rPr>
+        <w:t>child support order</w:t>
+      </w:r>
+      <w:r>
+        <w:t xml:space="preserve"> and a </w:t>
+      </w:r>
+      <w:r>
+        <w:rPr>
+          <w:b/>
+          <w:bCs/>
+        </w:rPr>
+        <w:t>child custody order</w:t>
+      </w:r>
+      <w:r>
+        <w:t xml:space="preserve">, send a copy of the modification papers to </w:t>
+      </w:r>
+      <w:r>
+        <w:t>{</w:t>
+      </w:r>
+      <w:r>
+        <w:t xml:space="preserve">{ other_party_in_case </w:t>
+      </w:r>
+      <w:r>
+        <w:t xml:space="preserve">}} </w:t>
+      </w:r>
+      <w:r>
+        <w:t>by:</w:t>
+      </w:r>
+    </w:p>
+    <w:p>
+      <w:pPr>
+        <w:pStyle w:val="Body"/>
+        <w:numPr>
+          <w:ilvl w:val="0"/>
+          <w:numId w:val="42"/>
+        </w:numPr>
+        <w:ind w:left="540"/>
+      </w:pPr>
+      <w:r>
+        <w:t>certified mail, restricted delivery, return receipt; or</w:t>
+      </w:r>
+    </w:p>
+    <w:p>
+      <w:pPr>
+        <w:pStyle w:val="Body"/>
+        <w:numPr>
+          <w:ilvl w:val="0"/>
+          <w:numId w:val="42"/>
+        </w:numPr>
+        <w:ind w:left="540"/>
+      </w:pPr>
+      <w:r>
+        <w:t>hiring a process server.</w:t>
+      </w:r>
+    </w:p>
+    <w:p>
+      <w:pPr>
+        <w:pStyle w:val="Body"/>
+      </w:pPr>
+      <w:r>
+        <w:rPr>
+          <w:color w:val="FF0000"/>
+        </w:rPr>
+        <w:t>{</w:t>
+      </w:r>
+      <w:r>
+        <w:rPr>
+          <w:color w:val="FF0000"/>
+        </w:rPr>
+        <w:t>%</w:t>
+      </w:r>
+      <w:r>
+        <w:rPr>
+          <w:color w:val="FF0000"/>
+        </w:rPr>
+        <w:t>p</w:t>
+      </w:r>
+      <w:r>
+        <w:rPr>
+          <w:color w:val="FF0000"/>
+        </w:rPr>
+        <w:t xml:space="preserve"> endif</w:t>
+      </w:r>
+      <w:r>
+        <w:rPr>
+          <w:color w:val="FF0000"/>
+        </w:rPr>
+        <w:t xml:space="preserve"> %}</w:t>
+      </w:r>
+    </w:p>
+    <w:p>
+      <w:pPr>
+        <w:pStyle w:val="Body"/>
+        <w:rPr>
+          <w:color w:val="FF0000"/>
+        </w:rPr>
+      </w:pPr>
+      <w:r>
+        <w:rPr>
+          <w:color w:val="FF0000"/>
+        </w:rPr>
+        <w:lastRenderedPageBreak/>
         <w:t>{%</w:t>
       </w:r>
       <w:r>
@@ -214,7 +502,19 @@
         <w:rPr>
           <w:color w:val="FF0000"/>
         </w:rPr>
-        <w:t xml:space="preserve"> if user_need not in ('custody', 'divorce', 'want po', 'have po', 'register po', 'po respondent') %}</w:t>
+        <w:t xml:space="preserve"> if </w:t>
+      </w:r>
+      <w:r>
+        <w:rPr>
+          <w:color w:val="FF0000"/>
+        </w:rPr>
+        <w:t xml:space="preserve">not </w:t>
+      </w:r>
+      <w:r>
+        <w:rPr>
+          <w:color w:val="FF0000"/>
+        </w:rPr>
+        <w:t>user_need in ('custody', 'divorce', 'want po', 'have po', 'register po', 'po respondent') %}</w:t>
       </w:r>
     </w:p>
     <w:p>
@@ -295,9 +595,31 @@
         <w:pStyle w:val="Body"/>
       </w:pPr>
       <w:r>
+        <w:rPr>
+          <w:color w:val="FF0000"/>
+        </w:rPr>
+        <w:t>{%p endif %}</w:t>
+      </w:r>
+    </w:p>
+    <w:p>
+      <w:pPr>
+        <w:pStyle w:val="Body"/>
+      </w:pPr>
+      <w:r>
+        <w:rPr>
+          <w:color w:val="FF0000"/>
+        </w:rPr>
+        <w:t>{%p if user_need in ('answer custody', 'answer divorce') or (user_need in ('child support', 'change AK order', 'change foreign order', 'change divorce order', 'change custody order', 'change foreign custody order', 'respond to motion in custody', 'respond to motion in divorce') and filing_method in ('mail or in person', 'dunno')) %}</w:t>
+      </w:r>
+    </w:p>
+    <w:p>
+      <w:pPr>
+        <w:pStyle w:val="Body"/>
+      </w:pPr>
+      <w:r>
         <w:t xml:space="preserve">If you are exempt and choose not to use TrueFiling, read </w:t>
       </w:r>
-      <w:hyperlink r:id="rId6" w:history="1">
+      <w:hyperlink r:id="rId6" w:anchor="not-truefiling-serve" w:history="1">
         <w:r>
           <w:rPr>
             <w:rStyle w:val="Hyperlink"/>
@@ -310,125 +632,41 @@
     <w:p>
       <w:pPr>
         <w:pStyle w:val="Body"/>
-        <w:rPr>
-          <w:color w:val="FFC000"/>
-        </w:rPr>
-      </w:pPr>
-      <w:r>
-        <w:rPr>
-          <w:color w:val="FFC000"/>
-        </w:rPr>
-        <w:t>{%</w:t>
-      </w:r>
-      <w:r>
-        <w:rPr>
-          <w:color w:val="FFC000"/>
-        </w:rPr>
-        <w:t>p</w:t>
-      </w:r>
-      <w:r>
-        <w:rPr>
-          <w:color w:val="FFC000"/>
-        </w:rPr>
-        <w:t xml:space="preserve"> if type_of_response.any_true('improper service', 'default') and not proper_service and not have_complaint %}</w:t>
-      </w:r>
-    </w:p>
-    <w:p>
-      <w:pPr>
-        <w:pStyle w:val="Body"/>
-      </w:pPr>
-      <w:r>
-        <w:t>If you do not have a copy of the complaint, you may not know if the other person is using TrueFiling.</w:t>
-      </w:r>
-    </w:p>
-    <w:p>
-      <w:pPr>
-        <w:pStyle w:val="Body"/>
-        <w:rPr>
-          <w:color w:val="FFC000"/>
-        </w:rPr>
-      </w:pPr>
-      <w:r>
-        <w:rPr>
-          <w:color w:val="FFC000"/>
-        </w:rPr>
-        <w:t>{%</w:t>
-      </w:r>
-      <w:r>
-        <w:rPr>
-          <w:color w:val="FFC000"/>
-        </w:rPr>
-        <w:t>p</w:t>
-      </w:r>
-      <w:r>
-        <w:rPr>
-          <w:color w:val="FFC000"/>
-        </w:rPr>
-        <w:t xml:space="preserve"> endif %}</w:t>
-      </w:r>
-    </w:p>
-    <w:p>
-      <w:pPr>
-        <w:pStyle w:val="Body"/>
-      </w:pPr>
-      <w:r>
-        <w:rPr>
-          <w:color w:val="FF0000"/>
-        </w:rPr>
-        <w:lastRenderedPageBreak/>
-        <w:t>{%</w:t>
-      </w:r>
-      <w:r>
-        <w:rPr>
-          <w:color w:val="FF0000"/>
-        </w:rPr>
-        <w:t>p</w:t>
-      </w:r>
-      <w:r>
-        <w:rPr>
-          <w:color w:val="FF0000"/>
-        </w:rPr>
-        <w:t xml:space="preserve"> endif %}</w:t>
-      </w:r>
-    </w:p>
-    <w:p>
-      <w:pPr>
-        <w:pStyle w:val="Body"/>
-        <w:rPr>
-          <w:color w:val="FF0000"/>
-        </w:rPr>
-      </w:pPr>
-      <w:r>
-        <w:rPr>
-          <w:color w:val="FF0000"/>
-        </w:rPr>
-        <w:t>{%</w:t>
-      </w:r>
-      <w:r>
-        <w:rPr>
-          <w:color w:val="FF0000"/>
-        </w:rPr>
-        <w:t>p</w:t>
-      </w:r>
-      <w:r>
-        <w:rPr>
-          <w:color w:val="FF0000"/>
-        </w:rPr>
-        <w:t xml:space="preserve"> if user_need not in ('custody', 'divorce', 'want po', 'have po', 'register po', 'po respondent') %}</w:t>
-      </w:r>
-    </w:p>
-    <w:p>
-      <w:pPr>
-        <w:pStyle w:val="Body"/>
-        <w:rPr>
-          <w:rStyle w:val="Hyperlink"/>
-          <w:spacing w:val="0"/>
-        </w:rPr>
-      </w:pPr>
-      <w:r>
-        <w:t xml:space="preserve">If you and {{ other_party_in_case }} are both using TrueFiling, you can serve them through TrueFiling. Read </w:t>
-      </w:r>
-      <w:hyperlink r:id="rId7" w:history="1">
+      </w:pPr>
+      <w:r>
+        <w:rPr>
+          <w:color w:val="FF0000"/>
+        </w:rPr>
+        <w:t>{%p endif %}</w:t>
+      </w:r>
+    </w:p>
+    <w:p>
+      <w:pPr>
+        <w:pStyle w:val="Body"/>
+      </w:pPr>
+    </w:p>
+    <w:p>
+      <w:pPr>
+        <w:pStyle w:val="Body"/>
+        <w:rPr>
+          <w:color w:val="FF0000"/>
+        </w:rPr>
+      </w:pPr>
+      <w:r>
+        <w:rPr>
+          <w:color w:val="FF0000"/>
+        </w:rPr>
+        <w:t>{%p if user_need in ('answer custody', 'answer divorce') or (user_need in ('child support', 'change AK order', 'change foreign order', 'change divorce order', 'change custody order', 'change foreign custody order', 'respond to motion in custody', 'respond to motion in divorce') and filing_method in ('efiling', 'dunno') and other_party_exempt in ('no', 'none')) %}</w:t>
+      </w:r>
+    </w:p>
+    <w:p>
+      <w:pPr>
+        <w:pStyle w:val="Body"/>
+      </w:pPr>
+      <w:r>
+        <w:t xml:space="preserve">If you and {{ other_party_in_case }} are both using TrueFiling, {{ "you can serve them through TrueFiling" if user_need in ('answer custody', 'answer divorce') else "use TrueFiling to serve them" }}. Read </w:t>
+      </w:r>
+      <w:hyperlink r:id="rId7" w:anchor="truefiling-serve" w:history="1">
         <w:r>
           <w:rPr>
             <w:rStyle w:val="Hyperlink"/>
@@ -446,6 +684,51 @@
         <w:rPr>
           <w:color w:val="FF0000"/>
         </w:rPr>
+        <w:t>{%p endif %}</w:t>
+      </w:r>
+    </w:p>
+    <w:p>
+      <w:pPr>
+        <w:pStyle w:val="Body"/>
+      </w:pPr>
+      <w:r>
+        <w:rPr>
+          <w:color w:val="FF0000"/>
+        </w:rPr>
+        <w:t>{%p if user_need in('answer custody', 'answer divorce') and type_of_response.any_true('improper service', 'default') and not proper_service and not have_complaint %}</w:t>
+      </w:r>
+    </w:p>
+    <w:p>
+      <w:pPr>
+        <w:pStyle w:val="Body"/>
+      </w:pPr>
+      <w:r>
+        <w:t>If you do not have a copy of the complaint, you may not know if the other person is using TrueFiling.</w:t>
+      </w:r>
+    </w:p>
+    <w:p>
+      <w:pPr>
+        <w:pStyle w:val="Body"/>
+      </w:pPr>
+      <w:r>
+        <w:rPr>
+          <w:color w:val="FF0000"/>
+        </w:rPr>
+        <w:t>{%p endif %}</w:t>
+      </w:r>
+    </w:p>
+    <w:p>
+      <w:pPr>
+        <w:pStyle w:val="Body"/>
+        <w:rPr>
+          <w:color w:val="FFC000"/>
+        </w:rPr>
+      </w:pPr>
+      <w:r>
+        <w:rPr>
+          <w:color w:val="FF0000"/>
+        </w:rPr>
+        <w:lastRenderedPageBreak/>
         <w:t>{%</w:t>
       </w:r>
       <w:r>
@@ -458,237 +741,198 @@
         <w:rPr>
           <w:color w:val="FF0000"/>
         </w:rPr>
+        <w:t xml:space="preserve"> if user_need in ('answer custody', 'answer divorce') </w:t>
+      </w:r>
+      <w:r>
+        <w:rPr>
+          <w:color w:val="FF0000"/>
+        </w:rPr>
+        <w:t>%}</w:t>
+      </w:r>
+    </w:p>
+    <w:p>
+      <w:pPr>
+        <w:pStyle w:val="Body"/>
+        <w:rPr>
+          <w:color w:val="FFC000"/>
+        </w:rPr>
+      </w:pPr>
+      <w:r>
+        <w:rPr>
+          <w:color w:val="FFC000"/>
+        </w:rPr>
+        <w:t>{%</w:t>
+      </w:r>
+      <w:r>
+        <w:rPr>
+          <w:color w:val="FFC000"/>
+        </w:rPr>
+        <w:t>p</w:t>
+      </w:r>
+      <w:r>
+        <w:rPr>
+          <w:color w:val="FFC000"/>
+        </w:rPr>
+        <w:t xml:space="preserve"> if (type_of_response.any_true('improper service', 'default') and ((not proper_service and have_complaint) or proper_service)) or (type_of_response.all_false('improper service', 'default') and type_of_response.any_true('ak custody case', 'ak divorce case', 'wrong state', 'case in 2 states')) %}</w:t>
+      </w:r>
+    </w:p>
+    <w:p>
+      <w:pPr>
+        <w:pStyle w:val="Body"/>
+        <w:rPr>
+          <w:color w:val="000000" w:themeColor="text1"/>
+        </w:rPr>
+      </w:pPr>
+      <w:r>
+        <w:rPr>
+          <w:color w:val="92D050"/>
+        </w:rPr>
+        <w:t>{% if other_party_exempt == 'none' or (other_party_exempt == 'yes' and other_party_enter_email is none) %}</w:t>
+      </w:r>
+      <w:r>
+        <w:t xml:space="preserve">Look at their complaint to see if they checked they were exempt. If not, they are using TrueFiling. Even if they checked they are exempt, look to see if they put their email anywhere on the complaint. If they put an email, you can serve them through TrueFiling. Read </w:t>
+      </w:r>
+      <w:hyperlink r:id="rId8" w:history="1">
+        <w:r>
+          <w:rPr>
+            <w:rStyle w:val="Hyperlink"/>
+            <w:spacing w:val="0"/>
+          </w:rPr>
+          <w:t>Serving the Other Side</w:t>
+        </w:r>
+      </w:hyperlink>
+      <w:r>
+        <w:t>.</w:t>
+      </w:r>
+      <w:r>
+        <w:rPr>
+          <w:color w:val="92D050"/>
+        </w:rPr>
+        <w:t>{% elif other_party_exempt == 'no' %}</w:t>
+      </w:r>
+      <w:r>
+        <w:t xml:space="preserve">Use TrueFiling to serve {{ other_party_in_case }}. Read </w:t>
+      </w:r>
+      <w:hyperlink r:id="rId9" w:anchor="truefiling-serve" w:history="1">
+        <w:r>
+          <w:rPr>
+            <w:rStyle w:val="Hyperlink"/>
+            <w:spacing w:val="0"/>
+          </w:rPr>
+          <w:t>If I am using TrueFiling, how do I serve the other side?</w:t>
+        </w:r>
+      </w:hyperlink>
+    </w:p>
+    <w:p>
+      <w:pPr>
+        <w:pStyle w:val="Body"/>
+        <w:rPr>
+          <w:color w:val="000000" w:themeColor="text1"/>
+        </w:rPr>
+      </w:pPr>
+      <w:r>
+        <w:rPr>
+          <w:color w:val="92D050"/>
+        </w:rPr>
+        <w:t>{% e</w:t>
+      </w:r>
+      <w:r>
+        <w:rPr>
+          <w:color w:val="92D050"/>
+        </w:rPr>
+        <w:t>nd</w:t>
+      </w:r>
+      <w:r>
+        <w:rPr>
+          <w:color w:val="92D050"/>
+        </w:rPr>
+        <w:t xml:space="preserve">if </w:t>
+      </w:r>
+      <w:r>
+        <w:rPr>
+          <w:color w:val="92D050"/>
+        </w:rPr>
+        <w:t>%}</w:t>
+      </w:r>
+    </w:p>
+    <w:p>
+      <w:pPr>
+        <w:pStyle w:val="Body"/>
+      </w:pPr>
+      <w:r>
+        <w:rPr>
+          <w:color w:val="FFC000"/>
+        </w:rPr>
+        <w:t>{%p elif type_of_response.any_true('improper service', 'default') and not proper_service and not have_complaint %}</w:t>
+      </w:r>
+    </w:p>
+    <w:p>
+      <w:pPr>
+        <w:pStyle w:val="Body"/>
+      </w:pPr>
+      <w:r>
+        <w:t>If they are not using TrueFiling:</w:t>
+      </w:r>
+    </w:p>
+    <w:p>
+      <w:pPr>
+        <w:pStyle w:val="Body"/>
+      </w:pPr>
+      <w:r>
+        <w:rPr>
+          <w:color w:val="FFC000"/>
+        </w:rPr>
+        <w:t>{%</w:t>
+      </w:r>
+      <w:r>
+        <w:rPr>
+          <w:color w:val="FFC000"/>
+        </w:rPr>
+        <w:t>p</w:t>
+      </w:r>
+      <w:r>
+        <w:rPr>
+          <w:color w:val="FFC000"/>
+        </w:rPr>
         <w:t xml:space="preserve"> endif %}</w:t>
       </w:r>
     </w:p>
     <w:p>
       <w:pPr>
         <w:pStyle w:val="Body"/>
-        <w:rPr>
-          <w:color w:val="FFC000"/>
-        </w:rPr>
-      </w:pPr>
-      <w:r>
-        <w:rPr>
-          <w:color w:val="FF0000"/>
-        </w:rPr>
-        <w:t>{%</w:t>
-      </w:r>
-      <w:r>
-        <w:rPr>
-          <w:color w:val="FF0000"/>
-        </w:rPr>
-        <w:t>p</w:t>
-      </w:r>
-      <w:r>
-        <w:rPr>
-          <w:color w:val="FF0000"/>
-        </w:rPr>
-        <w:t xml:space="preserve"> if user_need in ('answer custody', 'answer divorce') </w:t>
-      </w:r>
-      <w:r>
-        <w:rPr>
-          <w:color w:val="FF0000"/>
-        </w:rPr>
-        <w:t>%}</w:t>
-      </w:r>
-    </w:p>
-    <w:p>
-      <w:pPr>
-        <w:pStyle w:val="Body"/>
-        <w:rPr>
-          <w:color w:val="FFC000"/>
-        </w:rPr>
-      </w:pPr>
-      <w:r>
-        <w:rPr>
-          <w:color w:val="FFC000"/>
-        </w:rPr>
-        <w:t>{%</w:t>
-      </w:r>
-      <w:r>
-        <w:rPr>
-          <w:color w:val="FFC000"/>
-        </w:rPr>
-        <w:t>p</w:t>
-      </w:r>
-      <w:r>
-        <w:rPr>
-          <w:color w:val="FFC000"/>
-        </w:rPr>
-        <w:t xml:space="preserve"> if (type_of_response.any_true('improper service', 'default') and ((not proper_service and have_complaint) or proper_service)) or (type_of_response.all_false('improper service', 'default') and type_of_response.any_true('ak custody case', 'ak divorce case', 'wrong state', 'case in 2 states')) %}</w:t>
-      </w:r>
-    </w:p>
-    <w:p>
-      <w:pPr>
-        <w:pStyle w:val="Body"/>
-        <w:rPr>
-          <w:color w:val="92D050"/>
-        </w:rPr>
-      </w:pPr>
-      <w:r>
-        <w:rPr>
-          <w:color w:val="92D050"/>
-        </w:rPr>
-        <w:t>{% if other_party_exempt == 'none' or (other_party_exempt == 'yes' and other_party_enter_email is none) %}</w:t>
-      </w:r>
-      <w:r>
-        <w:t>Look at their complaint to see if they checked they were exempt. If not, they are using TrueFiling. Even if they checked they are exempt, look to see if they put their email anywhere on the complaint. If they put an email, you can serve them through TrueFiling. Read Serving the Other Side.</w:t>
-      </w:r>
-      <w:r>
-        <w:rPr>
-          <w:color w:val="92D050"/>
-        </w:rPr>
-        <w:t>{% elif other_party_exempt == 'no' %}</w:t>
-      </w:r>
-      <w:r>
-        <w:t>Use TrueFiling to serve {{ other_party_in_case }}. Read If I am using TrueFiling, how do I serve the other side?</w:t>
-      </w:r>
-      <w:r>
-        <w:rPr>
-          <w:color w:val="92D050"/>
-        </w:rPr>
-        <w:t>{% elif other_party_exempt == 'yes' and other_party_enter_email is false %}</w:t>
-      </w:r>
-      <w:r>
-        <w:t>Because the other person is not using TrueFiling and did not give an email address, you cannot serve them through TrueFiling.</w:t>
-      </w:r>
-      <w:r>
-        <w:rPr>
-          <w:color w:val="92D050"/>
-        </w:rPr>
-        <w:t>{% elif other_party_exempt == 'yes' and other_party_enter_email %}</w:t>
-      </w:r>
-      <w:r>
-        <w:t>Use TrueFiling to serve {{ other_party_in_case }}. Follow the TrueFiling instructions to serve them at their email address. Read If I am not using TrueFiling, how do I serve the other side?</w:t>
-      </w:r>
-      <w:r>
-        <w:rPr>
-          <w:color w:val="92D050"/>
-        </w:rPr>
-        <w:t>{% endif %}</w:t>
-      </w:r>
-    </w:p>
-    <w:p>
-      <w:pPr>
-        <w:pStyle w:val="Body"/>
-        <w:rPr>
-          <w:color w:val="FFC000"/>
-        </w:rPr>
-      </w:pPr>
-      <w:r>
-        <w:rPr>
-          <w:color w:val="FFC000"/>
-        </w:rPr>
-        <w:t>{%</w:t>
-      </w:r>
-      <w:r>
-        <w:rPr>
-          <w:color w:val="FFC000"/>
-        </w:rPr>
-        <w:t>p</w:t>
-      </w:r>
-      <w:r>
-        <w:rPr>
-          <w:color w:val="FFC000"/>
-        </w:rPr>
-        <w:t xml:space="preserve"> elif type_of_response.any_true('improper service', 'default') and not proper_service and not have_complaint %}</w:t>
-      </w:r>
-    </w:p>
-    <w:p>
-      <w:pPr>
-        <w:pStyle w:val="Body"/>
-      </w:pPr>
-      <w:r>
-        <w:t>If they are not using TrueFiling:</w:t>
-      </w:r>
-    </w:p>
-    <w:p>
-      <w:pPr>
-        <w:pStyle w:val="Body"/>
-        <w:rPr>
-          <w:color w:val="FFC000"/>
-        </w:rPr>
-      </w:pPr>
-      <w:r>
-        <w:rPr>
-          <w:color w:val="FFC000"/>
-        </w:rPr>
-        <w:t>{%</w:t>
-      </w:r>
-      <w:r>
-        <w:rPr>
-          <w:color w:val="FFC000"/>
-        </w:rPr>
-        <w:t>p</w:t>
-      </w:r>
-      <w:r>
-        <w:rPr>
-          <w:color w:val="FFC000"/>
-        </w:rPr>
-        <w:t xml:space="preserve"> endif %}</w:t>
-      </w:r>
-    </w:p>
-    <w:p>
-      <w:pPr>
-        <w:pStyle w:val="Body"/>
-        <w:rPr>
-          <w:color w:val="FF0000"/>
-        </w:rPr>
-      </w:pPr>
-      <w:r>
-        <w:rPr>
-          <w:color w:val="FF0000"/>
-        </w:rPr>
-        <w:t>{%</w:t>
-      </w:r>
-      <w:r>
-        <w:rPr>
-          <w:color w:val="FF0000"/>
-        </w:rPr>
-        <w:t>p</w:t>
-      </w:r>
-      <w:r>
-        <w:rPr>
-          <w:color w:val="FF0000"/>
-        </w:rPr>
-        <w:t xml:space="preserve"> endif %}</w:t>
-      </w:r>
-    </w:p>
-    <w:p>
-      <w:pPr>
-        <w:pStyle w:val="Body"/>
-        <w:rPr>
-          <w:color w:val="FF0000"/>
-        </w:rPr>
-      </w:pPr>
-      <w:r>
-        <w:rPr>
-          <w:color w:val="FF0000"/>
-        </w:rPr>
-        <w:t>{%</w:t>
-      </w:r>
-      <w:r>
-        <w:rPr>
-          <w:color w:val="FF0000"/>
-        </w:rPr>
-        <w:t>p</w:t>
-      </w:r>
-      <w:r>
-        <w:rPr>
-          <w:color w:val="FF0000"/>
-        </w:rPr>
-        <w:t xml:space="preserve"> if user_need in ('child support', 'change AK order', 'change foreign order', 'change divorce order', 'change custody order', 'change foreign custody order', 'respond to motion in custody', 'respond to motion in divorce') %}</w:t>
-      </w:r>
-    </w:p>
-    <w:p>
-      <w:pPr>
-        <w:pStyle w:val="Body"/>
-      </w:pPr>
-      <w:r>
-        <w:t xml:space="preserve">If you are not using TrueFiling, read </w:t>
-      </w:r>
-      <w:hyperlink r:id="rId8" w:history="1">
+      </w:pPr>
+      <w:r>
+        <w:rPr>
+          <w:color w:val="FF0000"/>
+        </w:rPr>
+        <w:t>{%p endif %}</w:t>
+      </w:r>
+    </w:p>
+    <w:p>
+      <w:pPr>
+        <w:pStyle w:val="Body"/>
+      </w:pPr>
+      <w:r>
+        <w:rPr>
+          <w:color w:val="FF0000"/>
+        </w:rPr>
+        <w:t>{%p if ((user_need in ('answer custody', 'answer divorce') and ((type_of_response.any_true('improper service', 'default') and ((not proper_service and have_complaint) or proper_service)) or (type_of_response.all_false('improper service', 'default') and type_of_response.any_true('ak custody case', 'ak divorce case', 'wrong state', 'case in 2 states')))) or user_need in ('child support', 'change AK order', 'change foreign order', 'change divorce order', 'change custody order', 'change foreign custody order', 'respond to motion in custody', 'respond to motion in divorce')) and (other_party_exempt == 'yes' and other_party_enter_email)</w:t>
+      </w:r>
+      <w:r>
+        <w:rPr>
+          <w:color w:val="FF0000"/>
+        </w:rPr>
+        <w:t xml:space="preserve"> %}</w:t>
+      </w:r>
+    </w:p>
+    <w:p>
+      <w:pPr>
+        <w:pStyle w:val="Body"/>
+      </w:pPr>
+      <w:r>
+        <w:t xml:space="preserve">Use TrueFiling to serve {{ other_party_in_case }}. Follow the TrueFiling instructions to serve them at their email address. Read </w:t>
+      </w:r>
+      <w:hyperlink r:id="rId10" w:anchor="not-truefiling-serve" w:history="1">
         <w:r>
           <w:rPr>
             <w:rStyle w:val="Hyperlink"/>
@@ -703,65 +947,114 @@
         <w:pStyle w:val="Body"/>
       </w:pPr>
       <w:r>
-        <w:t>If the {{ other_party_in_case }} is not using TrueFiling and did not give an email, you cannot serve them through TrueFiling.</w:t>
-      </w:r>
-    </w:p>
-    <w:p>
-      <w:pPr>
-        <w:pStyle w:val="Body"/>
-        <w:rPr>
-          <w:color w:val="FF0000"/>
-        </w:rPr>
-      </w:pPr>
+        <w:rPr>
+          <w:color w:val="FF0000"/>
+        </w:rPr>
+        <w:t>{%p endif %}</w:t>
+      </w:r>
+    </w:p>
+    <w:p>
+      <w:pPr>
+        <w:pStyle w:val="Body"/>
+      </w:pPr>
+      <w:r>
+        <w:rPr>
+          <w:color w:val="FF0000"/>
+        </w:rPr>
+        <w:t xml:space="preserve">{%p if (user_need in ('answer custody', 'answer divorce') and ((type_of_response.any_true('improper service', 'default') and ((not proper_service and have_complaint) or proper_service)) or (type_of_response.all_false('improper service', 'default') and type_of_response.any_true('ak custody case', 'ak divorce case', 'wrong state', 'case in 2 states'))) and (other_party_exempt == 'yes' and other_party_enter_email is </w:t>
+      </w:r>
+      <w:r>
+        <w:rPr>
+          <w:color w:val="FF0000"/>
+        </w:rPr>
+        <w:t>f</w:t>
+      </w:r>
+      <w:r>
+        <w:rPr>
+          <w:color w:val="FF0000"/>
+        </w:rPr>
+        <w:t xml:space="preserve">alse)) or (user_need in ('child support', 'change AK order', </w:t>
+      </w:r>
       <w:r>
         <w:rPr>
           <w:color w:val="FF0000"/>
         </w:rPr>
         <w:lastRenderedPageBreak/>
-        <w:t>{%</w:t>
-      </w:r>
-      <w:r>
-        <w:rPr>
-          <w:color w:val="FF0000"/>
-        </w:rPr>
-        <w:t>p</w:t>
-      </w:r>
-      <w:r>
-        <w:rPr>
-          <w:color w:val="FF0000"/>
-        </w:rPr>
-        <w:t xml:space="preserve"> endif %}</w:t>
-      </w:r>
-    </w:p>
-    <w:p>
-      <w:pPr>
-        <w:pStyle w:val="Body"/>
-      </w:pPr>
-      <w:r>
-        <w:rPr>
-          <w:color w:val="FF0000"/>
-        </w:rPr>
-        <w:t>{%</w:t>
-      </w:r>
-      <w:r>
-        <w:rPr>
-          <w:color w:val="FF0000"/>
-        </w:rPr>
-        <w:t>p</w:t>
-      </w:r>
-      <w:r>
-        <w:rPr>
-          <w:color w:val="FF0000"/>
-        </w:rPr>
-        <w:t xml:space="preserve"> if user_need in ('answer custody', 'answer divorce', 'child support', 'change AK order', 'change foreign order', 'change divorce order', 'change custody order', 'change foreign custody order', 'respond to motion in custody', 'respond to motion in divorce') and ((type_of_response.any_true('improper service', 'default') and not proper_service and not have_complaint) or (((type_of_response.any_true('improper service', 'default') and ((not proper_service and have_complaint) or proper_service)) or type_of_response.all_false('improper service', 'default')) and other_party_exempt == 'yes' and other_party_enter_email in (false, none))) %}</w:t>
-      </w:r>
-    </w:p>
-    <w:p>
-      <w:pPr>
-        <w:pStyle w:val="Body"/>
-      </w:pPr>
-      <w:r>
-        <w:t>1. Wait to file your document with the court until after you fill out the certificate of service and serve {{ other_party_in_case }}.</w:t>
+        <w:t>'change foreign order', 'change divorce order', 'change custody order', 'change foreign custody order', 'respond to motion in custody', 'respond to motion in divorce') and other_party_exempt == 'yes' and other_party_enter_email in (</w:t>
+      </w:r>
+      <w:r>
+        <w:rPr>
+          <w:color w:val="FF0000"/>
+        </w:rPr>
+        <w:t>f</w:t>
+      </w:r>
+      <w:r>
+        <w:rPr>
+          <w:color w:val="FF0000"/>
+        </w:rPr>
+        <w:t xml:space="preserve">alse, </w:t>
+      </w:r>
+      <w:r>
+        <w:rPr>
+          <w:color w:val="FF0000"/>
+        </w:rPr>
+        <w:t>n</w:t>
+      </w:r>
+      <w:r>
+        <w:rPr>
+          <w:color w:val="FF0000"/>
+        </w:rPr>
+        <w:t xml:space="preserve">one)) </w:t>
+      </w:r>
+      <w:r>
+        <w:rPr>
+          <w:color w:val="FF0000"/>
+        </w:rPr>
+        <w:t>%}</w:t>
+      </w:r>
+    </w:p>
+    <w:p>
+      <w:pPr>
+        <w:pStyle w:val="Body"/>
+      </w:pPr>
+      <w:r>
+        <w:t>{{ "Because" if other_party_enter_email is False else "If" }</w:t>
+      </w:r>
+      <w:r>
+        <w:t>}</w:t>
+      </w:r>
+      <w:r>
+        <w:t xml:space="preserve"> {{ other_party_in_case }} is not using TrueFiling and did not give an email address, you cannot serve them through TrueFiling.</w:t>
+      </w:r>
+    </w:p>
+    <w:p>
+      <w:pPr>
+        <w:pStyle w:val="Body"/>
+      </w:pPr>
+      <w:r>
+        <w:rPr>
+          <w:color w:val="FF0000"/>
+        </w:rPr>
+        <w:t>{%p endif %}</w:t>
+      </w:r>
+    </w:p>
+    <w:p>
+      <w:pPr>
+        <w:pStyle w:val="Body"/>
+      </w:pPr>
+      <w:r>
+        <w:rPr>
+          <w:color w:val="FF0000"/>
+        </w:rPr>
+        <w:t>{%p if (user_need in ('answer custody', 'answer divorce') and ((type_of_response.any_true('improper service', 'default') and not proper_service and not have_complaint) or (((type_of_response.any_true('improper service', 'default') and ((not proper_service and have_complaint) or proper_service)) or type_of_response.all_false('improper service', 'default')) and (other_party_exempt == 'yes' and other_party_enter_email in (false, none))))) or (user_need in ('child support', 'change AK order', 'change foreign order', 'change divorce order', 'change custody order', 'change foreign custody order', 'respond to motion in custody', 'respond to motion in divorce') and (other_party_exempt == 'yes' and other_party_enter_email in (false, none))) %}</w:t>
+      </w:r>
+    </w:p>
+    <w:p>
+      <w:pPr>
+        <w:pStyle w:val="Body"/>
+      </w:pPr>
+      <w:r>
+        <w:t>1. Wait to file your document with the court until after you fill out the Certificate of Service and serve {{ other_party_in_case }}.</w:t>
       </w:r>
     </w:p>
     <w:p>
@@ -797,7 +1090,7 @@
       <w:r>
         <w:t xml:space="preserve"> [</w:t>
       </w:r>
-      <w:hyperlink r:id="rId9" w:history="1">
+      <w:hyperlink r:id="rId11" w:history="1">
         <w:r>
           <w:rPr>
             <w:rStyle w:val="Hyperlink"/>
@@ -807,10 +1100,7 @@
         </w:r>
       </w:hyperlink>
       <w:r>
-        <w:t>]</w:t>
-      </w:r>
-      <w:r>
-        <w:t>.</w:t>
+        <w:t>].</w:t>
       </w:r>
     </w:p>
     <w:p>
@@ -836,21 +1126,10 @@
         <w:pStyle w:val="Body"/>
       </w:pPr>
       <w:r>
-        <w:t xml:space="preserve">If you do not fill out the </w:t>
-      </w:r>
-      <w:r>
-        <w:rPr>
-          <w:b/>
-          <w:bCs/>
-        </w:rPr>
-        <w:t>Certificate of Service</w:t>
-      </w:r>
-      <w:r>
-        <w:rPr>
-          <w:b/>
-          <w:bCs/>
-        </w:rPr>
-        <w:t>:</w:t>
+        <w:rPr>
+          <w:rStyle w:val="Heading3Char"/>
+        </w:rPr>
+        <w:t>If you do not fill out the Certificate of Service</w:t>
       </w:r>
     </w:p>
     <w:p>
@@ -973,6 +1252,7 @@
         <w:ind w:left="540"/>
       </w:pPr>
       <w:r>
+        <w:lastRenderedPageBreak/>
         <w:t>The judge may not see your motion or make a decision.</w:t>
       </w:r>
     </w:p>
@@ -1006,7 +1286,6 @@
     <w:p>
       <w:pPr>
         <w:pStyle w:val="Body"/>
-        <w:ind w:left="180"/>
       </w:pPr>
       <w:r>
         <w:rPr>
@@ -1065,104 +1344,13 @@
       <w:pPr>
         <w:pStyle w:val="Body"/>
       </w:pPr>
-      <w:hyperlink r:id="rId10" w:history="1">
+      <w:hyperlink r:id="rId12" w:history="1">
         <w:r>
           <w:rPr>
             <w:rStyle w:val="Hyperlink"/>
             <w:spacing w:val="0"/>
           </w:rPr>
           <w:t>How do I serve the summons and complaint?</w:t>
-        </w:r>
-      </w:hyperlink>
-      <w:r>
-        <w:rPr>
-          <w:rStyle w:val="Hyperlink"/>
-          <w:spacing w:val="0"/>
-        </w:rPr>
-        <w:br/>
-      </w:r>
-      <w:hyperlink r:id="rId11" w:history="1">
-        <w:r>
-          <w:rPr>
-            <w:rStyle w:val="Hyperlink"/>
-            <w:spacing w:val="0"/>
-          </w:rPr>
-          <w:t>ak-courts.info/</w:t>
-        </w:r>
-        <w:proofErr w:type="spellStart"/>
-        <w:r>
-          <w:rPr>
-            <w:rStyle w:val="Hyperlink"/>
-            <w:spacing w:val="0"/>
-          </w:rPr>
-          <w:t>tflogin</w:t>
-        </w:r>
-        <w:proofErr w:type="spellEnd"/>
-      </w:hyperlink>
-    </w:p>
-    <w:p>
-      <w:pPr>
-        <w:pStyle w:val="Body"/>
-        <w:rPr>
-          <w:color w:val="FF0000"/>
-        </w:rPr>
-      </w:pPr>
-      <w:r>
-        <w:rPr>
-          <w:color w:val="FF0000"/>
-        </w:rPr>
-        <w:t>{%</w:t>
-      </w:r>
-      <w:r>
-        <w:rPr>
-          <w:color w:val="FF0000"/>
-        </w:rPr>
-        <w:t>p</w:t>
-      </w:r>
-      <w:r>
-        <w:rPr>
-          <w:color w:val="FF0000"/>
-        </w:rPr>
-        <w:t xml:space="preserve"> endif %}</w:t>
-      </w:r>
-    </w:p>
-    <w:p>
-      <w:pPr>
-        <w:pStyle w:val="Body"/>
-        <w:rPr>
-          <w:color w:val="FF0000"/>
-        </w:rPr>
-      </w:pPr>
-      <w:r>
-        <w:rPr>
-          <w:color w:val="FF0000"/>
-        </w:rPr>
-        <w:t>{%</w:t>
-      </w:r>
-      <w:r>
-        <w:rPr>
-          <w:color w:val="FF0000"/>
-        </w:rPr>
-        <w:t>p</w:t>
-      </w:r>
-      <w:r>
-        <w:rPr>
-          <w:color w:val="FF0000"/>
-        </w:rPr>
-        <w:t xml:space="preserve"> if user_need in ('answer custody', 'answer divorce') %}</w:t>
-      </w:r>
-    </w:p>
-    <w:p>
-      <w:pPr>
-        <w:pStyle w:val="Body"/>
-      </w:pPr>
-      <w:hyperlink r:id="rId12" w:history="1">
-        <w:r>
-          <w:rPr>
-            <w:rStyle w:val="Hyperlink"/>
-            <w:spacing w:val="0"/>
-          </w:rPr>
-          <w:t>If I am not using TrueFiling, how do I serve the other side?</w:t>
         </w:r>
       </w:hyperlink>
       <w:r>
@@ -1228,26 +1416,14 @@
         <w:rPr>
           <w:color w:val="FF0000"/>
         </w:rPr>
-        <w:t>{%</w:t>
-      </w:r>
-      <w:r>
-        <w:rPr>
-          <w:color w:val="FF0000"/>
-        </w:rPr>
-        <w:t>p</w:t>
-      </w:r>
-      <w:r>
-        <w:rPr>
-          <w:color w:val="FF0000"/>
-        </w:rPr>
-        <w:t xml:space="preserve"> if user_need not in ('custody', 'divorce', 'want po', 'have po', 'register po', 'po respondent') %}</w:t>
-      </w:r>
-    </w:p>
-    <w:p>
-      <w:pPr>
-        <w:pStyle w:val="Body"/>
-      </w:pPr>
-      <w:hyperlink r:id="rId14" w:history="1">
+        <w:t>{%p if user_need in ('answer custody', 'answer divorce') or (user_need in ('child support', 'change AK order', 'change foreign order', 'change divorce order', 'change custody order', 'change foreign custody order', 'respond to motion in custody', 'respond to motion in divorce') and filing_method in ('efiling', 'dunno') and other_party_exempt in ('no', 'none')) %}</w:t>
+      </w:r>
+    </w:p>
+    <w:p>
+      <w:pPr>
+        <w:pStyle w:val="Body"/>
+      </w:pPr>
+      <w:hyperlink r:id="rId14" w:anchor="truefiling-serve" w:history="1">
         <w:r>
           <w:rPr>
             <w:rStyle w:val="Hyperlink"/>
@@ -1263,7 +1439,7 @@
         </w:rPr>
         <w:br/>
       </w:r>
-      <w:hyperlink r:id="rId15" w:history="1">
+      <w:hyperlink r:id="rId15" w:anchor="truefiling-serve" w:history="1">
         <w:r>
           <w:rPr>
             <w:rStyle w:val="Hyperlink"/>
@@ -1277,7 +1453,7 @@
             <w:rStyle w:val="Hyperlink"/>
             <w:spacing w:val="0"/>
           </w:rPr>
-          <w:t>servecomplaint</w:t>
+          <w:t>serve#truefiling-serve</w:t>
         </w:r>
         <w:proofErr w:type="spellEnd"/>
       </w:hyperlink>
@@ -1293,7 +1469,412 @@
         <w:rPr>
           <w:color w:val="FF0000"/>
         </w:rPr>
-        <w:t>{% endif %}</w:t>
+        <w:t>{%p endif %}</w:t>
+      </w:r>
+    </w:p>
+    <w:p>
+      <w:pPr>
+        <w:pStyle w:val="Body"/>
+        <w:rPr>
+          <w:color w:val="FFC000"/>
+        </w:rPr>
+      </w:pPr>
+      <w:r>
+        <w:rPr>
+          <w:color w:val="FF0000"/>
+        </w:rPr>
+        <w:t>{%</w:t>
+      </w:r>
+      <w:r>
+        <w:rPr>
+          <w:color w:val="FF0000"/>
+        </w:rPr>
+        <w:t>p</w:t>
+      </w:r>
+      <w:r>
+        <w:rPr>
+          <w:color w:val="FF0000"/>
+        </w:rPr>
+        <w:t xml:space="preserve"> if user_need in ('answer custody', 'answer divorce') </w:t>
+      </w:r>
+      <w:r>
+        <w:rPr>
+          <w:color w:val="FF0000"/>
+        </w:rPr>
+        <w:t>%}</w:t>
+      </w:r>
+    </w:p>
+    <w:p>
+      <w:pPr>
+        <w:pStyle w:val="Body"/>
+        <w:rPr>
+          <w:color w:val="FFC000"/>
+        </w:rPr>
+      </w:pPr>
+      <w:r>
+        <w:rPr>
+          <w:color w:val="FFC000"/>
+        </w:rPr>
+        <w:t>{%</w:t>
+      </w:r>
+      <w:r>
+        <w:rPr>
+          <w:color w:val="FFC000"/>
+        </w:rPr>
+        <w:t>p</w:t>
+      </w:r>
+      <w:r>
+        <w:rPr>
+          <w:color w:val="FFC000"/>
+        </w:rPr>
+        <w:t xml:space="preserve"> if (type_of_response.any_true('improper service', 'default') and ((not proper_service and have_complaint) or proper_service)) or (type_of_response.all_false('improper service', 'default') and type_of_response.any_true('ak custody case', 'ak divorce case', 'wrong state', 'case in 2 states')) %}</w:t>
+      </w:r>
+    </w:p>
+    <w:p>
+      <w:pPr>
+        <w:pStyle w:val="Body"/>
+        <w:rPr>
+          <w:color w:val="92D050"/>
+        </w:rPr>
+      </w:pPr>
+      <w:r>
+        <w:rPr>
+          <w:color w:val="92D050"/>
+        </w:rPr>
+        <w:t>{%</w:t>
+      </w:r>
+      <w:r>
+        <w:rPr>
+          <w:color w:val="92D050"/>
+        </w:rPr>
+        <w:t>p</w:t>
+      </w:r>
+      <w:r>
+        <w:rPr>
+          <w:color w:val="92D050"/>
+        </w:rPr>
+        <w:t xml:space="preserve"> if other_party_exempt == 'none' or (other_party_exempt == 'yes' and other_party_enter_email is none) %}</w:t>
+      </w:r>
+    </w:p>
+    <w:p>
+      <w:pPr>
+        <w:pStyle w:val="Body"/>
+        <w:rPr>
+          <w:rStyle w:val="Hyperlink"/>
+          <w:spacing w:val="0"/>
+        </w:rPr>
+      </w:pPr>
+      <w:hyperlink r:id="rId16" w:history="1">
+        <w:r>
+          <w:rPr>
+            <w:rStyle w:val="Hyperlink"/>
+            <w:spacing w:val="0"/>
+          </w:rPr>
+          <w:t>Serving the Other Side</w:t>
+        </w:r>
+      </w:hyperlink>
+      <w:r>
+        <w:rPr>
+          <w:rStyle w:val="Hyperlink"/>
+          <w:spacing w:val="0"/>
+        </w:rPr>
+        <w:br/>
+      </w:r>
+      <w:hyperlink r:id="rId17" w:history="1">
+        <w:r>
+          <w:rPr>
+            <w:rStyle w:val="Hyperlink"/>
+            <w:spacing w:val="0"/>
+          </w:rPr>
+          <w:t>ak-courts.info/serve</w:t>
+        </w:r>
+      </w:hyperlink>
+    </w:p>
+    <w:p>
+      <w:pPr>
+        <w:pStyle w:val="Body"/>
+        <w:rPr>
+          <w:color w:val="92D050"/>
+        </w:rPr>
+      </w:pPr>
+      <w:r>
+        <w:rPr>
+          <w:color w:val="92D050"/>
+        </w:rPr>
+        <w:t>{%</w:t>
+      </w:r>
+      <w:r>
+        <w:rPr>
+          <w:color w:val="92D050"/>
+        </w:rPr>
+        <w:t>p</w:t>
+      </w:r>
+      <w:r>
+        <w:rPr>
+          <w:color w:val="92D050"/>
+        </w:rPr>
+        <w:t xml:space="preserve"> elif other_party_exempt == 'no' %}</w:t>
+      </w:r>
+    </w:p>
+    <w:p>
+      <w:pPr>
+        <w:pStyle w:val="Body"/>
+      </w:pPr>
+      <w:hyperlink r:id="rId18" w:anchor="truefiling-serve" w:history="1">
+        <w:r>
+          <w:rPr>
+            <w:rStyle w:val="Hyperlink"/>
+            <w:spacing w:val="0"/>
+          </w:rPr>
+          <w:t>If I am using TrueFiling, how do I serve the other side?</w:t>
+        </w:r>
+      </w:hyperlink>
+      <w:r>
+        <w:rPr>
+          <w:rStyle w:val="Hyperlink"/>
+          <w:spacing w:val="0"/>
+        </w:rPr>
+        <w:br/>
+      </w:r>
+      <w:hyperlink r:id="rId19" w:anchor="truefiling-serve" w:history="1">
+        <w:r>
+          <w:rPr>
+            <w:rStyle w:val="Hyperlink"/>
+            <w:spacing w:val="0"/>
+          </w:rPr>
+          <w:t>ak-courts.info/</w:t>
+        </w:r>
+        <w:proofErr w:type="spellStart"/>
+        <w:r>
+          <w:rPr>
+            <w:rStyle w:val="Hyperlink"/>
+            <w:spacing w:val="0"/>
+          </w:rPr>
+          <w:t>serve#truefiling-serve</w:t>
+        </w:r>
+        <w:proofErr w:type="spellEnd"/>
+      </w:hyperlink>
+    </w:p>
+    <w:p>
+      <w:pPr>
+        <w:pStyle w:val="Body"/>
+        <w:rPr>
+          <w:color w:val="92D050"/>
+        </w:rPr>
+      </w:pPr>
+      <w:r>
+        <w:rPr>
+          <w:color w:val="92D050"/>
+        </w:rPr>
+        <w:t>{%</w:t>
+      </w:r>
+      <w:r>
+        <w:rPr>
+          <w:color w:val="92D050"/>
+        </w:rPr>
+        <w:t>p</w:t>
+      </w:r>
+      <w:r>
+        <w:rPr>
+          <w:color w:val="92D050"/>
+        </w:rPr>
+        <w:t xml:space="preserve"> e</w:t>
+      </w:r>
+      <w:r>
+        <w:rPr>
+          <w:color w:val="92D050"/>
+        </w:rPr>
+        <w:t>nd</w:t>
+      </w:r>
+      <w:r>
+        <w:rPr>
+          <w:color w:val="92D050"/>
+        </w:rPr>
+        <w:t xml:space="preserve">if </w:t>
+      </w:r>
+      <w:r>
+        <w:rPr>
+          <w:color w:val="92D050"/>
+        </w:rPr>
+        <w:t>%}</w:t>
+      </w:r>
+    </w:p>
+    <w:p>
+      <w:pPr>
+        <w:pStyle w:val="Body"/>
+      </w:pPr>
+      <w:r>
+        <w:rPr>
+          <w:color w:val="FFC000"/>
+        </w:rPr>
+        <w:t>{%</w:t>
+      </w:r>
+      <w:r>
+        <w:rPr>
+          <w:color w:val="FFC000"/>
+        </w:rPr>
+        <w:t>p</w:t>
+      </w:r>
+      <w:r>
+        <w:rPr>
+          <w:color w:val="FFC000"/>
+        </w:rPr>
+        <w:t xml:space="preserve"> endif %}</w:t>
+      </w:r>
+    </w:p>
+    <w:p>
+      <w:pPr>
+        <w:pStyle w:val="Body"/>
+        <w:rPr>
+          <w:color w:val="FF0000"/>
+        </w:rPr>
+      </w:pPr>
+      <w:r>
+        <w:rPr>
+          <w:color w:val="FF0000"/>
+        </w:rPr>
+        <w:t>{%p endif %}</w:t>
+      </w:r>
+    </w:p>
+    <w:p>
+      <w:pPr>
+        <w:pStyle w:val="Body"/>
+      </w:pPr>
+      <w:r>
+        <w:rPr>
+          <w:color w:val="FF0000"/>
+        </w:rPr>
+        <w:t xml:space="preserve">{%p if user_need in ('answer custody', 'answer divorce') or (user_need in ('child support', 'change AK order', 'change foreign order', 'change divorce order', 'change </w:t>
+      </w:r>
+      <w:r>
+        <w:rPr>
+          <w:color w:val="FF0000"/>
+        </w:rPr>
+        <w:lastRenderedPageBreak/>
+        <w:t>custody order', 'change foreign custody order', 'respond to motion in custody', 'respond to motion in divorce') and filing_method in ('mail or in person', 'dunno')) %}</w:t>
+      </w:r>
+    </w:p>
+    <w:p>
+      <w:pPr>
+        <w:pStyle w:val="Body"/>
+      </w:pPr>
+      <w:hyperlink r:id="rId20" w:anchor="not-truefiling-serve" w:history="1">
+        <w:r>
+          <w:rPr>
+            <w:rStyle w:val="Hyperlink"/>
+            <w:spacing w:val="0"/>
+          </w:rPr>
+          <w:t>If I am not using TrueFiling, how do I serve the other side?</w:t>
+        </w:r>
+      </w:hyperlink>
+      <w:r>
+        <w:rPr>
+          <w:rStyle w:val="Hyperlink"/>
+          <w:spacing w:val="0"/>
+        </w:rPr>
+        <w:br/>
+      </w:r>
+      <w:hyperlink r:id="rId21" w:anchor="not-truefiling-serve" w:history="1">
+        <w:r>
+          <w:rPr>
+            <w:rStyle w:val="Hyperlink"/>
+            <w:spacing w:val="0"/>
+          </w:rPr>
+          <w:t>ak-courts.info/</w:t>
+        </w:r>
+        <w:proofErr w:type="spellStart"/>
+        <w:r>
+          <w:rPr>
+            <w:rStyle w:val="Hyperlink"/>
+            <w:spacing w:val="0"/>
+          </w:rPr>
+          <w:t>serve#not-truefiling-serve</w:t>
+        </w:r>
+        <w:proofErr w:type="spellEnd"/>
+      </w:hyperlink>
+    </w:p>
+    <w:p>
+      <w:pPr>
+        <w:pStyle w:val="Body"/>
+        <w:rPr>
+          <w:color w:val="FF0000"/>
+        </w:rPr>
+      </w:pPr>
+      <w:r>
+        <w:rPr>
+          <w:color w:val="FF0000"/>
+        </w:rPr>
+        <w:t>{%p endif %}</w:t>
+      </w:r>
+    </w:p>
+    <w:p>
+      <w:pPr>
+        <w:pStyle w:val="Body"/>
+      </w:pPr>
+      <w:r>
+        <w:rPr>
+          <w:color w:val="FF0000"/>
+        </w:rPr>
+        <w:t>{%p if ((user_need in ('answer custody', 'answer divorce') and ((type_of_response.any_true('improper service', 'default') and ((not proper_service and have_complaint) or proper_service)) or (type_of_response.all_false('improper service', 'default') and type_of_response.any_true('ak custody case', 'ak divorce case', 'wrong state', 'case in 2 states')))) or user_need in ('child support', 'change AK order', 'change foreign order', 'change divorce order', 'change custody order', 'change foreign custody order', 'respond to motion in custody', 'respond to motion in divorce')) and (other_party_exempt == 'yes' and other_party_enter_email)</w:t>
+      </w:r>
+      <w:r>
+        <w:rPr>
+          <w:color w:val="FF0000"/>
+        </w:rPr>
+        <w:t xml:space="preserve"> %}</w:t>
+      </w:r>
+    </w:p>
+    <w:p>
+      <w:pPr>
+        <w:pStyle w:val="Body"/>
+      </w:pPr>
+      <w:hyperlink r:id="rId22" w:anchor="not-truefiling-serve" w:history="1">
+        <w:r>
+          <w:rPr>
+            <w:rStyle w:val="Hyperlink"/>
+            <w:spacing w:val="0"/>
+          </w:rPr>
+          <w:t>If I am not using TrueFiling, how do I serve the other side?</w:t>
+        </w:r>
+      </w:hyperlink>
+      <w:r>
+        <w:rPr>
+          <w:rStyle w:val="Hyperlink"/>
+          <w:spacing w:val="0"/>
+        </w:rPr>
+        <w:br/>
+      </w:r>
+      <w:hyperlink r:id="rId23" w:anchor="not-truefiling-serve" w:history="1">
+        <w:r>
+          <w:rPr>
+            <w:rStyle w:val="Hyperlink"/>
+            <w:spacing w:val="0"/>
+          </w:rPr>
+          <w:t>ak-courts.info/</w:t>
+        </w:r>
+        <w:proofErr w:type="spellStart"/>
+        <w:r>
+          <w:rPr>
+            <w:rStyle w:val="Hyperlink"/>
+            <w:spacing w:val="0"/>
+          </w:rPr>
+          <w:t>serve#not-truefiling-serve</w:t>
+        </w:r>
+        <w:proofErr w:type="spellEnd"/>
+      </w:hyperlink>
+    </w:p>
+    <w:p>
+      <w:pPr>
+        <w:pStyle w:val="Body"/>
+        <w:rPr>
+          <w:color w:val="FF0000"/>
+        </w:rPr>
+      </w:pPr>
+      <w:r>
+        <w:rPr>
+          <w:color w:val="FF0000"/>
+        </w:rPr>
+        <w:t>{%p endif %}</w:t>
       </w:r>
     </w:p>
     <w:p>
@@ -1336,7 +1917,7 @@
       <w:r>
         <w:t xml:space="preserve"> [</w:t>
       </w:r>
-      <w:hyperlink r:id="rId16" w:history="1">
+      <w:hyperlink r:id="rId24" w:history="1">
         <w:r>
           <w:rPr>
             <w:rStyle w:val="Hyperlink"/>
@@ -1351,7 +1932,7 @@
       <w:r>
         <w:br/>
       </w:r>
-      <w:hyperlink r:id="rId17" w:history="1">
+      <w:hyperlink r:id="rId25" w:history="1">
         <w:r>
           <w:rPr>
             <w:rStyle w:val="Hyperlink"/>
@@ -1383,24 +1964,6 @@
         </w:rPr>
         <w:t xml:space="preserve"> endif %}</w:t>
       </w:r>
-    </w:p>
-    <w:p>
-      <w:pPr>
-        <w:pStyle w:val="Body"/>
-      </w:pPr>
-    </w:p>
-    <w:p>
-      <w:pPr>
-        <w:pStyle w:val="Body"/>
-        <w:rPr>
-          <w:color w:val="FF0000"/>
-        </w:rPr>
-      </w:pPr>
-    </w:p>
-    <w:p>
-      <w:pPr>
-        <w:pStyle w:val="Body"/>
-      </w:pPr>
     </w:p>
     <w:sectPr>
       <w:pgSz w:w="12240" w:h="15840"/>
@@ -3430,6 +3993,119 @@
       <w:pPr>
         <w:ind w:left="6480" w:hanging="180"/>
       </w:pPr>
+    </w:lvl>
+  </w:abstractNum>
+  <w:abstractNum w:abstractNumId="18" w15:restartNumberingAfterBreak="0">
+    <w:nsid w:val="7868764D"/>
+    <w:multiLevelType w:val="hybridMultilevel"/>
+    <w:tmpl w:val="8D3E1878"/>
+    <w:lvl w:ilvl="0" w:tplc="04090001">
+      <w:start w:val="1"/>
+      <w:numFmt w:val="bullet"/>
+      <w:lvlText w:val=""/>
+      <w:lvlJc w:val="left"/>
+      <w:pPr>
+        <w:ind w:left="720" w:hanging="360"/>
+      </w:pPr>
+      <w:rPr>
+        <w:rFonts w:ascii="Symbol" w:hAnsi="Symbol" w:hint="default"/>
+      </w:rPr>
+    </w:lvl>
+    <w:lvl w:ilvl="1" w:tplc="04090003" w:tentative="1">
+      <w:start w:val="1"/>
+      <w:numFmt w:val="bullet"/>
+      <w:lvlText w:val="o"/>
+      <w:lvlJc w:val="left"/>
+      <w:pPr>
+        <w:ind w:left="1440" w:hanging="360"/>
+      </w:pPr>
+      <w:rPr>
+        <w:rFonts w:ascii="Courier New" w:hAnsi="Courier New" w:cs="Courier New" w:hint="default"/>
+      </w:rPr>
+    </w:lvl>
+    <w:lvl w:ilvl="2" w:tplc="04090005" w:tentative="1">
+      <w:start w:val="1"/>
+      <w:numFmt w:val="bullet"/>
+      <w:lvlText w:val=""/>
+      <w:lvlJc w:val="left"/>
+      <w:pPr>
+        <w:ind w:left="2160" w:hanging="360"/>
+      </w:pPr>
+      <w:rPr>
+        <w:rFonts w:ascii="Wingdings" w:hAnsi="Wingdings" w:hint="default"/>
+      </w:rPr>
+    </w:lvl>
+    <w:lvl w:ilvl="3" w:tplc="04090001" w:tentative="1">
+      <w:start w:val="1"/>
+      <w:numFmt w:val="bullet"/>
+      <w:lvlText w:val=""/>
+      <w:lvlJc w:val="left"/>
+      <w:pPr>
+        <w:ind w:left="2880" w:hanging="360"/>
+      </w:pPr>
+      <w:rPr>
+        <w:rFonts w:ascii="Symbol" w:hAnsi="Symbol" w:hint="default"/>
+      </w:rPr>
+    </w:lvl>
+    <w:lvl w:ilvl="4" w:tplc="04090003" w:tentative="1">
+      <w:start w:val="1"/>
+      <w:numFmt w:val="bullet"/>
+      <w:lvlText w:val="o"/>
+      <w:lvlJc w:val="left"/>
+      <w:pPr>
+        <w:ind w:left="3600" w:hanging="360"/>
+      </w:pPr>
+      <w:rPr>
+        <w:rFonts w:ascii="Courier New" w:hAnsi="Courier New" w:cs="Courier New" w:hint="default"/>
+      </w:rPr>
+    </w:lvl>
+    <w:lvl w:ilvl="5" w:tplc="04090005" w:tentative="1">
+      <w:start w:val="1"/>
+      <w:numFmt w:val="bullet"/>
+      <w:lvlText w:val=""/>
+      <w:lvlJc w:val="left"/>
+      <w:pPr>
+        <w:ind w:left="4320" w:hanging="360"/>
+      </w:pPr>
+      <w:rPr>
+        <w:rFonts w:ascii="Wingdings" w:hAnsi="Wingdings" w:hint="default"/>
+      </w:rPr>
+    </w:lvl>
+    <w:lvl w:ilvl="6" w:tplc="04090001" w:tentative="1">
+      <w:start w:val="1"/>
+      <w:numFmt w:val="bullet"/>
+      <w:lvlText w:val=""/>
+      <w:lvlJc w:val="left"/>
+      <w:pPr>
+        <w:ind w:left="5040" w:hanging="360"/>
+      </w:pPr>
+      <w:rPr>
+        <w:rFonts w:ascii="Symbol" w:hAnsi="Symbol" w:hint="default"/>
+      </w:rPr>
+    </w:lvl>
+    <w:lvl w:ilvl="7" w:tplc="04090003" w:tentative="1">
+      <w:start w:val="1"/>
+      <w:numFmt w:val="bullet"/>
+      <w:lvlText w:val="o"/>
+      <w:lvlJc w:val="left"/>
+      <w:pPr>
+        <w:ind w:left="5760" w:hanging="360"/>
+      </w:pPr>
+      <w:rPr>
+        <w:rFonts w:ascii="Courier New" w:hAnsi="Courier New" w:cs="Courier New" w:hint="default"/>
+      </w:rPr>
+    </w:lvl>
+    <w:lvl w:ilvl="8" w:tplc="04090005" w:tentative="1">
+      <w:start w:val="1"/>
+      <w:numFmt w:val="bullet"/>
+      <w:lvlText w:val=""/>
+      <w:lvlJc w:val="left"/>
+      <w:pPr>
+        <w:ind w:left="6480" w:hanging="360"/>
+      </w:pPr>
+      <w:rPr>
+        <w:rFonts w:ascii="Wingdings" w:hAnsi="Wingdings" w:hint="default"/>
+      </w:rPr>
     </w:lvl>
   </w:abstractNum>
   <w:num w:numId="1">
@@ -3563,6 +4239,9 @@
   </w:num>
   <w:num w:numId="44">
     <w:abstractNumId w:val="4"/>
+  </w:num>
+  <w:num w:numId="45">
+    <w:abstractNumId w:val="18"/>
   </w:num>
 </w:numbering>
 </file>
@@ -4104,7 +4783,6 @@
   <w:style w:type="character" w:default="1" w:styleId="DefaultParagraphFont">
     <w:name w:val="Default Paragraph Font"/>
     <w:uiPriority w:val="1"/>
-    <w:semiHidden/>
     <w:unhideWhenUsed/>
   </w:style>
   <w:style w:type="table" w:default="1" w:styleId="TableNormal">

--- a/docassemble/AKA2JBranding/data/templates/truefiling_serve_content.docx
+++ b/docassemble/AKA2JBranding/data/templates/truefiling_serve_content.docx
@@ -1018,7 +1018,13 @@
         <w:pStyle w:val="Body"/>
       </w:pPr>
       <w:r>
-        <w:t>{{ "Because" if other_party_enter_email is False else "If" }</w:t>
+        <w:t xml:space="preserve">{{ "Because" if </w:t>
+      </w:r>
+      <w:r>
+        <w:t xml:space="preserve">not </w:t>
+      </w:r>
+      <w:r>
+        <w:t>other_party_enter_email else "If" }</w:t>
       </w:r>
       <w:r>
         <w:t>}</w:t>
@@ -4783,6 +4789,7 @@
   <w:style w:type="character" w:default="1" w:styleId="DefaultParagraphFont">
     <w:name w:val="Default Paragraph Font"/>
     <w:uiPriority w:val="1"/>
+    <w:semiHidden/>
     <w:unhideWhenUsed/>
   </w:style>
   <w:style w:type="table" w:default="1" w:styleId="TableNormal">

--- a/docassemble/AKA2JBranding/data/templates/truefiling_serve_content.docx
+++ b/docassemble/AKA2JBranding/data/templates/truefiling_serve_content.docx
@@ -234,7 +234,17 @@
         <w:pStyle w:val="Body"/>
       </w:pPr>
       <w:r>
-        <w:t xml:space="preserve">The court will send a copy of your registration to </w:t>
+        <w:t xml:space="preserve">The court will send a copy of your </w:t>
+      </w:r>
+      <w:r>
+        <w:rPr>
+          <w:b/>
+          <w:bCs/>
+        </w:rPr>
+        <w:t>registration</w:t>
+      </w:r>
+      <w:r>
+        <w:t xml:space="preserve"> to </w:t>
       </w:r>
       <w:r>
         <w:t>{</w:t>
@@ -246,7 +256,27 @@
         <w:t>}</w:t>
       </w:r>
       <w:r>
-        <w:t xml:space="preserve">, but you must send a copy of your modification papers to </w:t>
+        <w:t xml:space="preserve">, but </w:t>
+      </w:r>
+      <w:r>
+        <w:rPr>
+          <w:b/>
+          <w:bCs/>
+        </w:rPr>
+        <w:t>you</w:t>
+      </w:r>
+      <w:r>
+        <w:t xml:space="preserve"> must send a copy of your </w:t>
+      </w:r>
+      <w:r>
+        <w:rPr>
+          <w:b/>
+          <w:bCs/>
+        </w:rPr>
+        <w:t>modification</w:t>
+      </w:r>
+      <w:r>
+        <w:t xml:space="preserve"> papers to </w:t>
       </w:r>
       <w:r>
         <w:t>{</w:t>
@@ -382,23 +412,35 @@
         <w:t>}</w:t>
       </w:r>
       <w:r>
-        <w:t xml:space="preserve">} a copy of your modification papers for both a </w:t>
+        <w:t xml:space="preserve">} a copy of your modification papers for </w:t>
       </w:r>
       <w:r>
         <w:rPr>
           <w:b/>
           <w:bCs/>
         </w:rPr>
+        <w:t>both</w:t>
+      </w:r>
+      <w:r>
+        <w:t xml:space="preserve"> a </w:t>
+      </w:r>
+      <w:r>
         <w:t>child support order</w:t>
       </w:r>
       <w:r>
-        <w:t xml:space="preserve"> and a </w:t>
+        <w:t xml:space="preserve"> </w:t>
       </w:r>
       <w:r>
         <w:rPr>
           <w:b/>
           <w:bCs/>
         </w:rPr>
+        <w:t>and</w:t>
+      </w:r>
+      <w:r>
+        <w:t xml:space="preserve"> a </w:t>
+      </w:r>
+      <w:r>
         <w:t>child custody order</w:t>
       </w:r>
       <w:r>
@@ -609,7 +651,7 @@
         <w:rPr>
           <w:color w:val="FF0000"/>
         </w:rPr>
-        <w:t>{%p if user_need in ('answer custody', 'answer divorce') or (user_need in ('child support', 'change AK order', 'change foreign order', 'change divorce order', 'change custody order', 'change foreign custody order', 'respond to motion in custody', 'respond to motion in divorce') and filing_method in ('mail or in person', 'dunno')) %}</w:t>
+        <w:t>{%p if user_need in ('answer custody', 'answer divorce') or (user_need in ('child support', 'change AK order', 'change divorce order', 'change custody order', 'respond to motion in custody', 'respond to motion in divorce') and filing_method in ('mail or in person', 'dunno')) %}</w:t>
       </w:r>
     </w:p>
     <w:p>
@@ -625,7 +667,21 @@
             <w:rStyle w:val="Hyperlink"/>
             <w:spacing w:val="0"/>
           </w:rPr>
-          <w:t>If I am not using TrueFiling, how do I serve the other side?</w:t>
+          <w:t>If I am not using TrueFiling, how do I serve</w:t>
+        </w:r>
+        <w:r>
+          <w:rPr>
+            <w:rStyle w:val="Hyperlink"/>
+            <w:spacing w:val="0"/>
+          </w:rPr>
+          <w:t xml:space="preserve"> </w:t>
+        </w:r>
+        <w:r>
+          <w:rPr>
+            <w:rStyle w:val="Hyperlink"/>
+            <w:spacing w:val="0"/>
+          </w:rPr>
+          <w:t>the other side?</w:t>
         </w:r>
       </w:hyperlink>
     </w:p>
@@ -656,7 +712,7 @@
         <w:rPr>
           <w:color w:val="FF0000"/>
         </w:rPr>
-        <w:t>{%p if user_need in ('answer custody', 'answer divorce') or (user_need in ('child support', 'change AK order', 'change foreign order', 'change divorce order', 'change custody order', 'change foreign custody order', 'respond to motion in custody', 'respond to motion in divorce') and filing_method in ('efiling', 'dunno') and other_party_exempt in ('no', 'none')) %}</w:t>
+        <w:t>{%p if user_need in ('answer custody', 'answer divorce') or (user_need in ('child support', 'change AK order', 'change divorce order', 'change custody order', 'respond to motion in custody', 'respond to motion in divorce') and filing_method in ('efiling', 'dunno') and other_party_exempt in ('no', 'none')) %}</w:t>
       </w:r>
     </w:p>
     <w:p>
@@ -728,39 +784,39 @@
         <w:rPr>
           <w:color w:val="FF0000"/>
         </w:rPr>
+        <w:t>{%</w:t>
+      </w:r>
+      <w:r>
+        <w:rPr>
+          <w:color w:val="FF0000"/>
+        </w:rPr>
+        <w:t>p</w:t>
+      </w:r>
+      <w:r>
+        <w:rPr>
+          <w:color w:val="FF0000"/>
+        </w:rPr>
+        <w:t xml:space="preserve"> if user_need in ('answer custody', 'answer divorce') </w:t>
+      </w:r>
+      <w:r>
+        <w:rPr>
+          <w:color w:val="FF0000"/>
+        </w:rPr>
+        <w:t>%}</w:t>
+      </w:r>
+    </w:p>
+    <w:p>
+      <w:pPr>
+        <w:pStyle w:val="Body"/>
+        <w:rPr>
+          <w:color w:val="FFC000"/>
+        </w:rPr>
+      </w:pPr>
+      <w:r>
+        <w:rPr>
+          <w:color w:val="FFC000"/>
+        </w:rPr>
         <w:lastRenderedPageBreak/>
-        <w:t>{%</w:t>
-      </w:r>
-      <w:r>
-        <w:rPr>
-          <w:color w:val="FF0000"/>
-        </w:rPr>
-        <w:t>p</w:t>
-      </w:r>
-      <w:r>
-        <w:rPr>
-          <w:color w:val="FF0000"/>
-        </w:rPr>
-        <w:t xml:space="preserve"> if user_need in ('answer custody', 'answer divorce') </w:t>
-      </w:r>
-      <w:r>
-        <w:rPr>
-          <w:color w:val="FF0000"/>
-        </w:rPr>
-        <w:t>%}</w:t>
-      </w:r>
-    </w:p>
-    <w:p>
-      <w:pPr>
-        <w:pStyle w:val="Body"/>
-        <w:rPr>
-          <w:color w:val="FFC000"/>
-        </w:rPr>
-      </w:pPr>
-      <w:r>
-        <w:rPr>
-          <w:color w:val="FFC000"/>
-        </w:rPr>
         <w:t>{%</w:t>
       </w:r>
       <w:r>
@@ -916,7 +972,7 @@
         <w:rPr>
           <w:color w:val="FF0000"/>
         </w:rPr>
-        <w:t>{%p if ((user_need in ('answer custody', 'answer divorce') and ((type_of_response.any_true('improper service', 'default') and ((not proper_service and have_complaint) or proper_service)) or (type_of_response.all_false('improper service', 'default') and type_of_response.any_true('ak custody case', 'ak divorce case', 'wrong state', 'case in 2 states')))) or user_need in ('child support', 'change AK order', 'change foreign order', 'change divorce order', 'change custody order', 'change foreign custody order', 'respond to motion in custody', 'respond to motion in divorce')) and (other_party_exempt == 'yes' and other_party_enter_email)</w:t>
+        <w:t>{%p if ((user_need in ('answer custody', 'answer divorce') and ((type_of_response.any_true('improper service', 'default') and ((not proper_service and have_complaint) or proper_service)) or (type_of_response.all_false('improper service', 'default') and type_of_response.any_true('ak custody case', 'ak divorce case', 'wrong state', 'case in 2 states')))) or user_need in ('child support', 'change AK order', 'change divorce order', 'change custody order', 'respond to motion in custody', 'respond to motion in divorce')) and (other_party_exempt == 'yes' and other_party_enter_email)</w:t>
       </w:r>
       <w:r>
         <w:rPr>
@@ -973,42 +1029,182 @@
         <w:rPr>
           <w:color w:val="FF0000"/>
         </w:rPr>
-        <w:t xml:space="preserve">alse)) or (user_need in ('child support', 'change AK order', </w:t>
-      </w:r>
-      <w:r>
-        <w:rPr>
-          <w:color w:val="FF0000"/>
-        </w:rPr>
+        <w:t>alse)) or (user_need in ('child support', 'change AK order', 'change divorce order', 'change custody order', 'respond to motion in custody', 'respond to motion in divorce') and other_party_exempt == 'yes' and other_party_enter_email in (</w:t>
+      </w:r>
+      <w:r>
+        <w:rPr>
+          <w:color w:val="FF0000"/>
+        </w:rPr>
+        <w:t>f</w:t>
+      </w:r>
+      <w:r>
+        <w:rPr>
+          <w:color w:val="FF0000"/>
+        </w:rPr>
+        <w:t xml:space="preserve">alse, </w:t>
+      </w:r>
+      <w:r>
+        <w:rPr>
+          <w:color w:val="FF0000"/>
+        </w:rPr>
+        <w:t>n</w:t>
+      </w:r>
+      <w:r>
+        <w:rPr>
+          <w:color w:val="FF0000"/>
+        </w:rPr>
+        <w:t xml:space="preserve">one)) </w:t>
+      </w:r>
+      <w:r>
+        <w:rPr>
+          <w:color w:val="FF0000"/>
+        </w:rPr>
+        <w:t>%}</w:t>
+      </w:r>
+    </w:p>
+    <w:p>
+      <w:pPr>
+        <w:pStyle w:val="Body"/>
+      </w:pPr>
+      <w:r>
         <w:lastRenderedPageBreak/>
-        <w:t>'change foreign order', 'change divorce order', 'change custody order', 'change foreign custody order', 'respond to motion in custody', 'respond to motion in divorce') and other_party_exempt == 'yes' and other_party_enter_email in (</w:t>
-      </w:r>
-      <w:r>
-        <w:rPr>
-          <w:color w:val="FF0000"/>
-        </w:rPr>
-        <w:t>f</w:t>
-      </w:r>
-      <w:r>
-        <w:rPr>
-          <w:color w:val="FF0000"/>
-        </w:rPr>
-        <w:t xml:space="preserve">alse, </w:t>
-      </w:r>
-      <w:r>
-        <w:rPr>
-          <w:color w:val="FF0000"/>
-        </w:rPr>
-        <w:t>n</w:t>
-      </w:r>
-      <w:r>
-        <w:rPr>
-          <w:color w:val="FF0000"/>
-        </w:rPr>
-        <w:t xml:space="preserve">one)) </w:t>
-      </w:r>
-      <w:r>
-        <w:rPr>
-          <w:color w:val="FF0000"/>
+        <w:t xml:space="preserve">{{ "Because" if </w:t>
+      </w:r>
+      <w:r>
+        <w:t xml:space="preserve">not </w:t>
+      </w:r>
+      <w:r>
+        <w:t>other_party_enter_email else "If" }</w:t>
+      </w:r>
+      <w:r>
+        <w:t>}</w:t>
+      </w:r>
+      <w:r>
+        <w:t xml:space="preserve"> {{ other_party_in_case }} is not using TrueFiling and did not give an email address, you cannot serve them through TrueFiling.</w:t>
+      </w:r>
+    </w:p>
+    <w:p>
+      <w:pPr>
+        <w:pStyle w:val="Body"/>
+      </w:pPr>
+      <w:r>
+        <w:rPr>
+          <w:color w:val="FF0000"/>
+        </w:rPr>
+        <w:t>{%p endif %}</w:t>
+      </w:r>
+    </w:p>
+    <w:p>
+      <w:pPr>
+        <w:pStyle w:val="Body"/>
+      </w:pPr>
+      <w:r>
+        <w:rPr>
+          <w:color w:val="FF0000"/>
+        </w:rPr>
+        <w:t>{%p if (user_need in ('answer custody', 'answer divorce') and ((type_of_response.any_true('improper service', 'default') and not proper_service and not have_complaint) or (((type_of_response.any_true('improper service', 'default') and ((not proper_service and have_complaint) or proper_service)) or type_of_response.all_false('improper service', 'default')) and (other_party_exempt == 'yes' and other_party_enter_email in (false, none))))) or (user_need in ('child support', 'change AK order', 'change foreign order', 'change divorce order', 'change custody order', 'change foreign custody order', 'respond to motion in custody', 'respond to motion in divorce') and (other_party_exempt == 'yes' and other_party_enter_email in (false, none))) %}</w:t>
+      </w:r>
+    </w:p>
+    <w:p>
+      <w:pPr>
+        <w:pStyle w:val="Body"/>
+        <w:numPr>
+          <w:ilvl w:val="0"/>
+          <w:numId w:val="46"/>
+        </w:numPr>
+        <w:ind w:left="360"/>
+      </w:pPr>
+      <w:r>
+        <w:t>Wait to file your document</w:t>
+      </w:r>
+      <w:r>
+        <w:t>s</w:t>
+      </w:r>
+      <w:r>
+        <w:t xml:space="preserve"> with the court until after you fill out the </w:t>
+      </w:r>
+      <w:r>
+        <w:rPr>
+          <w:b/>
+          <w:bCs/>
+        </w:rPr>
+        <w:t>Certificate of Service</w:t>
+      </w:r>
+      <w:r>
+        <w:t xml:space="preserve"> and serve {{ other_party_in_case }}.</w:t>
+      </w:r>
+    </w:p>
+    <w:p>
+      <w:pPr>
+        <w:pStyle w:val="Body"/>
+        <w:numPr>
+          <w:ilvl w:val="0"/>
+          <w:numId w:val="46"/>
+        </w:numPr>
+        <w:ind w:left="360"/>
+      </w:pPr>
+      <w:r>
+        <w:rPr>
+          <w:color w:val="FFC000"/>
+        </w:rPr>
+        <w:t>{%p</w:t>
+      </w:r>
+      <w:r>
+        <w:rPr>
+          <w:color w:val="FFC000"/>
+        </w:rPr>
+        <w:t xml:space="preserve"> </w:t>
+      </w:r>
+      <w:r>
+        <w:rPr>
+          <w:color w:val="FFC000"/>
+        </w:rPr>
+        <w:t>if user_need not in ('change foreign order', 'change foreign custody order')</w:t>
+      </w:r>
+      <w:r>
+        <w:rPr>
+          <w:color w:val="FFC000"/>
+        </w:rPr>
+        <w:t xml:space="preserve"> %}</w:t>
+      </w:r>
+    </w:p>
+    <w:p>
+      <w:pPr>
+        <w:pStyle w:val="Body"/>
+        <w:numPr>
+          <w:ilvl w:val="0"/>
+          <w:numId w:val="46"/>
+        </w:numPr>
+        <w:ind w:left="360"/>
+      </w:pPr>
+      <w:r>
+        <w:t>To serve {{ other_party_in_case }}, send them a copy of all your documents by regular, 1st class mail, or hand-deliver it.</w:t>
+      </w:r>
+    </w:p>
+    <w:p>
+      <w:pPr>
+        <w:pStyle w:val="Body"/>
+        <w:numPr>
+          <w:ilvl w:val="0"/>
+          <w:numId w:val="46"/>
+        </w:numPr>
+        <w:ind w:left="360"/>
+      </w:pPr>
+      <w:r>
+        <w:rPr>
+          <w:color w:val="FFC000"/>
+        </w:rPr>
+        <w:t>{%p</w:t>
+      </w:r>
+      <w:r>
+        <w:rPr>
+          <w:color w:val="FFC000"/>
+        </w:rPr>
+        <w:t xml:space="preserve"> endif </w:t>
+      </w:r>
+      <w:r>
+        <w:rPr>
+          <w:color w:val="FFC000"/>
         </w:rPr>
         <w:t>%}</w:t>
       </w:r>
@@ -1016,75 +1212,47 @@
     <w:p>
       <w:pPr>
         <w:pStyle w:val="Body"/>
-      </w:pPr>
-      <w:r>
-        <w:t xml:space="preserve">{{ "Because" if </w:t>
-      </w:r>
-      <w:r>
-        <w:t xml:space="preserve">not </w:t>
-      </w:r>
-      <w:r>
-        <w:t>other_party_enter_email else "If" }</w:t>
-      </w:r>
-      <w:r>
-        <w:t>}</w:t>
-      </w:r>
-      <w:r>
-        <w:t xml:space="preserve"> {{ other_party_in_case }} is not using TrueFiling and did not give an email address, you cannot serve them through TrueFiling.</w:t>
-      </w:r>
-    </w:p>
-    <w:p>
-      <w:pPr>
-        <w:pStyle w:val="Body"/>
-      </w:pPr>
-      <w:r>
-        <w:rPr>
-          <w:color w:val="FF0000"/>
-        </w:rPr>
-        <w:t>{%p endif %}</w:t>
-      </w:r>
-    </w:p>
-    <w:p>
-      <w:pPr>
-        <w:pStyle w:val="Body"/>
-      </w:pPr>
-      <w:r>
-        <w:rPr>
-          <w:color w:val="FF0000"/>
-        </w:rPr>
-        <w:t>{%p if (user_need in ('answer custody', 'answer divorce') and ((type_of_response.any_true('improper service', 'default') and not proper_service and not have_complaint) or (((type_of_response.any_true('improper service', 'default') and ((not proper_service and have_complaint) or proper_service)) or type_of_response.all_false('improper service', 'default')) and (other_party_exempt == 'yes' and other_party_enter_email in (false, none))))) or (user_need in ('child support', 'change AK order', 'change foreign order', 'change divorce order', 'change custody order', 'change foreign custody order', 'respond to motion in custody', 'respond to motion in divorce') and (other_party_exempt == 'yes' and other_party_enter_email in (false, none))) %}</w:t>
-      </w:r>
-    </w:p>
-    <w:p>
-      <w:pPr>
-        <w:pStyle w:val="Body"/>
-      </w:pPr>
-      <w:r>
-        <w:t>1. Wait to file your document with the court until after you fill out the Certificate of Service and serve {{ other_party_in_case }}.</w:t>
-      </w:r>
-    </w:p>
-    <w:p>
-      <w:pPr>
-        <w:pStyle w:val="Body"/>
-      </w:pPr>
-      <w:r>
-        <w:t>2. To serve {{ other_party_in_case }}, send them a copy of all your documents by regular, 1st class mail, or hand-deliver it.</w:t>
-      </w:r>
-    </w:p>
-    <w:p>
-      <w:pPr>
-        <w:pStyle w:val="Body"/>
-      </w:pPr>
-      <w:r>
-        <w:t>3. Decide the date you will serve {{ other_party_in_case }}. Try to serve {{ other_party_in_case }} the same day you file your documents with the court.</w:t>
-      </w:r>
-    </w:p>
-    <w:p>
-      <w:pPr>
-        <w:pStyle w:val="Body"/>
-      </w:pPr>
-      <w:r>
-        <w:t xml:space="preserve">4. Fill out the Certificate of Service at the end of your court forms. The "certificate" tells the court how you are giving a copy of all the documents you file with the court to {{ other_party_in_case }}. If the form does not have a Certificate of Service, use </w:t>
+        <w:numPr>
+          <w:ilvl w:val="0"/>
+          <w:numId w:val="46"/>
+        </w:numPr>
+        <w:ind w:left="360"/>
+      </w:pPr>
+      <w:r>
+        <w:t>Decide the date you will serve {{ other_party_in_case }}. Try to serve {{ other_party_in_case }} the same day you file your documents with the court.</w:t>
+      </w:r>
+    </w:p>
+    <w:p>
+      <w:pPr>
+        <w:pStyle w:val="Body"/>
+        <w:numPr>
+          <w:ilvl w:val="0"/>
+          <w:numId w:val="46"/>
+        </w:numPr>
+        <w:ind w:left="360"/>
+      </w:pPr>
+      <w:r>
+        <w:t xml:space="preserve">Fill out the </w:t>
+      </w:r>
+      <w:r>
+        <w:rPr>
+          <w:b/>
+          <w:bCs/>
+        </w:rPr>
+        <w:t>Certificate of Service</w:t>
+      </w:r>
+      <w:r>
+        <w:t xml:space="preserve"> at the end of your court forms. The "certificate" tells the court how you are giving a copy of all the documents you file with the court to {{ other_party_in_case }}. If the form does not have a </w:t>
+      </w:r>
+      <w:r>
+        <w:rPr>
+          <w:b/>
+          <w:bCs/>
+        </w:rPr>
+        <w:t>Certificate of Service</w:t>
+      </w:r>
+      <w:r>
+        <w:t xml:space="preserve">, use </w:t>
       </w:r>
       <w:r>
         <w:rPr>
@@ -1112,9 +1280,14 @@
     <w:p>
       <w:pPr>
         <w:pStyle w:val="Body"/>
-      </w:pPr>
-      <w:r>
-        <w:t xml:space="preserve">5. File your documents with the court. Include a copy of the </w:t>
+        <w:numPr>
+          <w:ilvl w:val="0"/>
+          <w:numId w:val="46"/>
+        </w:numPr>
+        <w:ind w:left="360"/>
+      </w:pPr>
+      <w:r>
+        <w:t xml:space="preserve">File your documents with the court. Include a copy of the </w:t>
       </w:r>
       <w:r>
         <w:rPr>
@@ -4112,6 +4285,95 @@
       <w:rPr>
         <w:rFonts w:ascii="Wingdings" w:hAnsi="Wingdings" w:hint="default"/>
       </w:rPr>
+    </w:lvl>
+  </w:abstractNum>
+  <w:abstractNum w:abstractNumId="19" w15:restartNumberingAfterBreak="0">
+    <w:nsid w:val="7C144C63"/>
+    <w:multiLevelType w:val="hybridMultilevel"/>
+    <w:tmpl w:val="C010AA98"/>
+    <w:lvl w:ilvl="0" w:tplc="0409000F">
+      <w:start w:val="1"/>
+      <w:numFmt w:val="decimal"/>
+      <w:lvlText w:val="%1."/>
+      <w:lvlJc w:val="left"/>
+      <w:pPr>
+        <w:ind w:left="720" w:hanging="360"/>
+      </w:pPr>
+      <w:rPr>
+        <w:rFonts w:hint="default"/>
+      </w:rPr>
+    </w:lvl>
+    <w:lvl w:ilvl="1" w:tplc="04090019" w:tentative="1">
+      <w:start w:val="1"/>
+      <w:numFmt w:val="lowerLetter"/>
+      <w:lvlText w:val="%2."/>
+      <w:lvlJc w:val="left"/>
+      <w:pPr>
+        <w:ind w:left="1440" w:hanging="360"/>
+      </w:pPr>
+    </w:lvl>
+    <w:lvl w:ilvl="2" w:tplc="0409001B" w:tentative="1">
+      <w:start w:val="1"/>
+      <w:numFmt w:val="lowerRoman"/>
+      <w:lvlText w:val="%3."/>
+      <w:lvlJc w:val="right"/>
+      <w:pPr>
+        <w:ind w:left="2160" w:hanging="180"/>
+      </w:pPr>
+    </w:lvl>
+    <w:lvl w:ilvl="3" w:tplc="0409000F" w:tentative="1">
+      <w:start w:val="1"/>
+      <w:numFmt w:val="decimal"/>
+      <w:lvlText w:val="%4."/>
+      <w:lvlJc w:val="left"/>
+      <w:pPr>
+        <w:ind w:left="2880" w:hanging="360"/>
+      </w:pPr>
+    </w:lvl>
+    <w:lvl w:ilvl="4" w:tplc="04090019" w:tentative="1">
+      <w:start w:val="1"/>
+      <w:numFmt w:val="lowerLetter"/>
+      <w:lvlText w:val="%5."/>
+      <w:lvlJc w:val="left"/>
+      <w:pPr>
+        <w:ind w:left="3600" w:hanging="360"/>
+      </w:pPr>
+    </w:lvl>
+    <w:lvl w:ilvl="5" w:tplc="0409001B" w:tentative="1">
+      <w:start w:val="1"/>
+      <w:numFmt w:val="lowerRoman"/>
+      <w:lvlText w:val="%6."/>
+      <w:lvlJc w:val="right"/>
+      <w:pPr>
+        <w:ind w:left="4320" w:hanging="180"/>
+      </w:pPr>
+    </w:lvl>
+    <w:lvl w:ilvl="6" w:tplc="0409000F" w:tentative="1">
+      <w:start w:val="1"/>
+      <w:numFmt w:val="decimal"/>
+      <w:lvlText w:val="%7."/>
+      <w:lvlJc w:val="left"/>
+      <w:pPr>
+        <w:ind w:left="5040" w:hanging="360"/>
+      </w:pPr>
+    </w:lvl>
+    <w:lvl w:ilvl="7" w:tplc="04090019" w:tentative="1">
+      <w:start w:val="1"/>
+      <w:numFmt w:val="lowerLetter"/>
+      <w:lvlText w:val="%8."/>
+      <w:lvlJc w:val="left"/>
+      <w:pPr>
+        <w:ind w:left="5760" w:hanging="360"/>
+      </w:pPr>
+    </w:lvl>
+    <w:lvl w:ilvl="8" w:tplc="0409001B" w:tentative="1">
+      <w:start w:val="1"/>
+      <w:numFmt w:val="lowerRoman"/>
+      <w:lvlText w:val="%9."/>
+      <w:lvlJc w:val="right"/>
+      <w:pPr>
+        <w:ind w:left="6480" w:hanging="180"/>
+      </w:pPr>
     </w:lvl>
   </w:abstractNum>
   <w:num w:numId="1">
@@ -4248,6 +4510,9 @@
   </w:num>
   <w:num w:numId="45">
     <w:abstractNumId w:val="18"/>
+  </w:num>
+  <w:num w:numId="46">
+    <w:abstractNumId w:val="19"/>
   </w:num>
 </w:numbering>
 </file>
